--- a/hw1/hw1.docx
+++ b/hw1/hw1.docx
@@ -15,7 +15,7 @@
           <w:noProof/>
         </w:rPr>
         <w:drawing>
-          <wp:inline distT="0" distB="0" distL="0" distR="0" wp14:anchorId="26D99DBD" wp14:editId="31E4932E">
+          <wp:inline distT="0" distB="0" distL="0" distR="0" wp14:anchorId="26D99DBD" wp14:editId="7CEC1E3D">
             <wp:extent cx="2835281" cy="2375535"/>
             <wp:effectExtent l="0" t="0" r="0" b="0"/>
             <wp:docPr id="1809675073" name="Picture 1"/>
@@ -234,30 +234,22 @@
         <w:jc w:val="center"/>
         <w:rPr>
           <w:rFonts w:ascii="Arial" w:hAnsi="Arial" w:cs="Arial"/>
-        </w:rPr>
-      </w:pPr>
-      <w:proofErr w:type="spellStart"/>
-      <w:r>
-        <w:rPr>
-          <w:rFonts w:ascii="Arial" w:hAnsi="Arial" w:cs="Arial"/>
-        </w:rPr>
-        <w:t>zID</w:t>
-      </w:r>
-      <w:proofErr w:type="spellEnd"/>
-      <w:r>
-        <w:rPr>
-          <w:rFonts w:ascii="Arial" w:hAnsi="Arial" w:cs="Arial"/>
-        </w:rPr>
-        <w:t xml:space="preserve">: </w:t>
-      </w:r>
-      <w:proofErr w:type="spellStart"/>
-      <w:r>
-        <w:rPr>
-          <w:rFonts w:ascii="Arial" w:hAnsi="Arial" w:cs="Arial"/>
-        </w:rPr>
-        <w:t>xxxxxxxx</w:t>
-      </w:r>
-      <w:proofErr w:type="spellEnd"/>
+          <w:lang w:eastAsia="zh-CN"/>
+        </w:rPr>
+      </w:pPr>
+      <w:r>
+        <w:rPr>
+          <w:rFonts w:ascii="Arial" w:hAnsi="Arial" w:cs="Arial"/>
+        </w:rPr>
+        <w:t xml:space="preserve">zID: </w:t>
+      </w:r>
+      <w:r>
+        <w:rPr>
+          <w:rFonts w:ascii="Arial" w:hAnsi="Arial" w:cs="Arial" w:hint="eastAsia"/>
+          <w:lang w:eastAsia="zh-CN"/>
+        </w:rPr>
+        <w:t>5319476</w:t>
+      </w:r>
     </w:p>
     <w:p>
       <w:pPr>
@@ -272,6 +264,7 @@
         <w:jc w:val="center"/>
         <w:rPr>
           <w:rFonts w:ascii="Arial" w:hAnsi="Arial" w:cs="Arial"/>
+          <w:lang w:eastAsia="zh-CN"/>
         </w:rPr>
       </w:pPr>
       <w:r>
@@ -280,14 +273,13 @@
         </w:rPr>
         <w:t xml:space="preserve">Name: </w:t>
       </w:r>
-      <w:proofErr w:type="spellStart"/>
-      <w:r>
-        <w:rPr>
-          <w:rFonts w:ascii="Arial" w:hAnsi="Arial" w:cs="Arial"/>
-        </w:rPr>
-        <w:t>xxxxxxxxxx</w:t>
-      </w:r>
-      <w:proofErr w:type="spellEnd"/>
+      <w:r>
+        <w:rPr>
+          <w:rFonts w:ascii="Arial" w:hAnsi="Arial" w:cs="Arial" w:hint="eastAsia"/>
+          <w:lang w:eastAsia="zh-CN"/>
+        </w:rPr>
+        <w:t>Jiayang Jiang</w:t>
+      </w:r>
     </w:p>
     <w:p>
       <w:pPr>
@@ -338,27 +330,7 @@
           <w:sz w:val="18"/>
           <w:szCs w:val="18"/>
         </w:rPr>
-        <w:t xml:space="preserve">This assessment item is entirely my own original work, except where I have acknowledged use of source material [such as books, journal articles, other published material, the Internet, and the work of </w:t>
-      </w:r>
-      <w:proofErr w:type="gramStart"/>
-      <w:r>
-        <w:rPr>
-          <w:rFonts w:ascii="Arial" w:hAnsi="Arial" w:cs="Arial"/>
-          <w:color w:val="000000"/>
-          <w:sz w:val="18"/>
-          <w:szCs w:val="18"/>
-        </w:rPr>
-        <w:t>other</w:t>
-      </w:r>
-      <w:proofErr w:type="gramEnd"/>
-      <w:r>
-        <w:rPr>
-          <w:rFonts w:ascii="Arial" w:hAnsi="Arial" w:cs="Arial"/>
-          <w:color w:val="000000"/>
-          <w:sz w:val="18"/>
-          <w:szCs w:val="18"/>
-        </w:rPr>
-        <w:t xml:space="preserve"> student/s or any other person/s.</w:t>
+        <w:t>This assessment item is entirely my own original work, except where I have acknowledged use of source material [such as books, journal articles, other published material, the Internet, and the work of other student/s or any other person/s.</w:t>
       </w:r>
     </w:p>
     <w:p>
@@ -614,12 +586,211 @@
     <w:p>
       <w:pPr>
         <w:pStyle w:val="NormalWeb"/>
-        <w:spacing w:before="0" w:beforeAutospacing="0" w:after="0" w:afterAutospacing="0" w:line="340" w:lineRule="atLeast"/>
-        <w:rPr>
-          <w:rFonts w:ascii="Arial" w:hAnsi="Arial" w:cs="Arial"/>
-          <w:color w:val="000000"/>
-        </w:rPr>
-      </w:pPr>
+        <w:spacing w:line="340" w:lineRule="atLeast"/>
+        <w:rPr>
+          <w:rFonts w:ascii="Arial" w:hAnsi="Arial" w:cs="Arial"/>
+          <w:color w:val="000000"/>
+        </w:rPr>
+      </w:pPr>
+      <w:r>
+        <w:rPr>
+          <w:rFonts w:ascii="Arial" w:hAnsi="Arial" w:cs="Arial"/>
+          <w:color w:val="000000"/>
+        </w:rPr>
+        <w:t>[[739.   5.   8.  16.  29.  66.   3.  74.  35.  25.]</w:t>
+      </w:r>
+    </w:p>
+    <w:p>
+      <w:pPr>
+        <w:pStyle w:val="NormalWeb"/>
+        <w:spacing w:line="340" w:lineRule="atLeast"/>
+        <w:rPr>
+          <w:rFonts w:ascii="Arial" w:hAnsi="Arial" w:cs="Arial"/>
+          <w:color w:val="000000"/>
+        </w:rPr>
+      </w:pPr>
+      <w:r>
+        <w:rPr>
+          <w:rFonts w:ascii="Arial" w:hAnsi="Arial" w:cs="Arial"/>
+          <w:color w:val="000000"/>
+        </w:rPr>
+        <w:t xml:space="preserve"> [  4. 623. 136.  17.  37.  21.  77.  12.  21.  52.]</w:t>
+      </w:r>
+    </w:p>
+    <w:p>
+      <w:pPr>
+        <w:pStyle w:val="NormalWeb"/>
+        <w:spacing w:line="340" w:lineRule="atLeast"/>
+        <w:rPr>
+          <w:rFonts w:ascii="Arial" w:hAnsi="Arial" w:cs="Arial"/>
+          <w:color w:val="000000"/>
+        </w:rPr>
+      </w:pPr>
+      <w:r>
+        <w:rPr>
+          <w:rFonts w:ascii="Arial" w:hAnsi="Arial" w:cs="Arial"/>
+          <w:color w:val="000000"/>
+        </w:rPr>
+        <w:t xml:space="preserve"> [  6.  56. 680.  35.  25.  21.  52.  36.  46.  43.]</w:t>
+      </w:r>
+    </w:p>
+    <w:p>
+      <w:pPr>
+        <w:pStyle w:val="NormalWeb"/>
+        <w:spacing w:line="340" w:lineRule="atLeast"/>
+        <w:rPr>
+          <w:rFonts w:ascii="Arial" w:hAnsi="Arial" w:cs="Arial"/>
+          <w:color w:val="000000"/>
+        </w:rPr>
+      </w:pPr>
+      <w:r>
+        <w:rPr>
+          <w:rFonts w:ascii="Arial" w:hAnsi="Arial" w:cs="Arial"/>
+          <w:color w:val="000000"/>
+        </w:rPr>
+        <w:t xml:space="preserve"> [  5.  35.  62. 744.  17.  43.  12.  22.  46.  14.]</w:t>
+      </w:r>
+    </w:p>
+    <w:p>
+      <w:pPr>
+        <w:pStyle w:val="NormalWeb"/>
+        <w:spacing w:line="340" w:lineRule="atLeast"/>
+        <w:rPr>
+          <w:rFonts w:ascii="Arial" w:hAnsi="Arial" w:cs="Arial"/>
+          <w:color w:val="000000"/>
+        </w:rPr>
+      </w:pPr>
+      <w:r>
+        <w:rPr>
+          <w:rFonts w:ascii="Arial" w:hAnsi="Arial" w:cs="Arial"/>
+          <w:color w:val="000000"/>
+        </w:rPr>
+        <w:t xml:space="preserve"> [ 71.  38.  84.  22. 626.  20.  27.  27.  19.  66.]</w:t>
+      </w:r>
+    </w:p>
+    <w:p>
+      <w:pPr>
+        <w:pStyle w:val="NormalWeb"/>
+        <w:spacing w:line="340" w:lineRule="atLeast"/>
+        <w:rPr>
+          <w:rFonts w:ascii="Arial" w:hAnsi="Arial" w:cs="Arial"/>
+          <w:color w:val="000000"/>
+        </w:rPr>
+      </w:pPr>
+      <w:r>
+        <w:rPr>
+          <w:rFonts w:ascii="Arial" w:hAnsi="Arial" w:cs="Arial"/>
+          <w:color w:val="000000"/>
+        </w:rPr>
+        <w:t xml:space="preserve"> [  9.  27. 151.  23.  23. 689.  30.  10.  30.   8.]</w:t>
+      </w:r>
+    </w:p>
+    <w:p>
+      <w:pPr>
+        <w:pStyle w:val="NormalWeb"/>
+        <w:spacing w:line="340" w:lineRule="atLeast"/>
+        <w:rPr>
+          <w:rFonts w:ascii="Arial" w:hAnsi="Arial" w:cs="Arial"/>
+          <w:color w:val="000000"/>
+        </w:rPr>
+      </w:pPr>
+      <w:r>
+        <w:rPr>
+          <w:rFonts w:ascii="Arial" w:hAnsi="Arial" w:cs="Arial"/>
+          <w:color w:val="000000"/>
+        </w:rPr>
+        <w:t xml:space="preserve"> [  4.  16. 158.  14.  31.  22. 711.  20.  12.  12.]</w:t>
+      </w:r>
+    </w:p>
+    <w:p>
+      <w:pPr>
+        <w:pStyle w:val="NormalWeb"/>
+        <w:spacing w:line="340" w:lineRule="atLeast"/>
+        <w:rPr>
+          <w:rFonts w:ascii="Arial" w:hAnsi="Arial" w:cs="Arial"/>
+          <w:color w:val="000000"/>
+        </w:rPr>
+      </w:pPr>
+      <w:r>
+        <w:rPr>
+          <w:rFonts w:ascii="Arial" w:hAnsi="Arial" w:cs="Arial"/>
+          <w:color w:val="000000"/>
+        </w:rPr>
+        <w:t xml:space="preserve"> [ 14.  30.  25.  17.  99.  16.  70. 563. 110.  56.]</w:t>
+      </w:r>
+    </w:p>
+    <w:p>
+      <w:pPr>
+        <w:pStyle w:val="NormalWeb"/>
+        <w:spacing w:line="340" w:lineRule="atLeast"/>
+        <w:rPr>
+          <w:rFonts w:ascii="Arial" w:hAnsi="Arial" w:cs="Arial"/>
+          <w:color w:val="000000"/>
+        </w:rPr>
+      </w:pPr>
+      <w:r>
+        <w:rPr>
+          <w:rFonts w:ascii="Arial" w:hAnsi="Arial" w:cs="Arial"/>
+          <w:color w:val="000000"/>
+        </w:rPr>
+        <w:t xml:space="preserve"> [  8.  33.  99.  50.   9.  38.  45.   9. 682.  27.]</w:t>
+      </w:r>
+    </w:p>
+    <w:p>
+      <w:pPr>
+        <w:pStyle w:val="NormalWeb"/>
+        <w:spacing w:before="0" w:beforeAutospacing="0" w:after="0" w:afterAutospacing="0" w:line="340" w:lineRule="atLeast"/>
+        <w:rPr>
+          <w:rFonts w:ascii="Arial" w:eastAsiaTheme="minorEastAsia" w:hAnsi="Arial" w:cs="Arial"/>
+          <w:color w:val="000000"/>
+          <w:lang w:eastAsia="zh-CN"/>
+        </w:rPr>
+      </w:pPr>
+      <w:r>
+        <w:rPr>
+          <w:rFonts w:ascii="Arial" w:hAnsi="Arial" w:cs="Arial"/>
+          <w:color w:val="000000"/>
+        </w:rPr>
+        <w:t xml:space="preserve"> [ 10.  49.  82.   2.  70.  30.  22.  34.  48. 653.]]</w:t>
+      </w:r>
+    </w:p>
+    <w:p>
+      <w:pPr>
+        <w:pStyle w:val="NormalWeb"/>
+        <w:spacing w:before="0" w:beforeAutospacing="0" w:after="0" w:afterAutospacing="0" w:line="340" w:lineRule="atLeast"/>
+        <w:rPr>
+          <w:rFonts w:ascii="Arial" w:eastAsiaTheme="minorEastAsia" w:hAnsi="Arial" w:cs="Arial"/>
+          <w:color w:val="000000"/>
+          <w:lang w:eastAsia="zh-CN"/>
+        </w:rPr>
+      </w:pPr>
+    </w:p>
+    <w:p>
+      <w:pPr>
+        <w:pStyle w:val="NormalWeb"/>
+        <w:spacing w:before="0" w:beforeAutospacing="0" w:after="0" w:afterAutospacing="0" w:line="340" w:lineRule="atLeast"/>
+        <w:rPr>
+          <w:rFonts w:ascii="Arial" w:eastAsiaTheme="minorEastAsia" w:hAnsi="Arial" w:cs="Arial" w:hint="eastAsia"/>
+          <w:color w:val="000000"/>
+          <w:lang w:eastAsia="zh-CN"/>
+        </w:rPr>
+      </w:pPr>
+      <w:r>
+        <w:rPr>
+          <w:rFonts w:ascii="Arial" w:eastAsiaTheme="minorEastAsia" w:hAnsi="Arial" w:cs="Arial"/>
+          <w:color w:val="000000"/>
+          <w:lang w:eastAsia="zh-CN"/>
+        </w:rPr>
+        <w:t>T</w:t>
+      </w:r>
+      <w:r>
+        <w:rPr>
+          <w:rFonts w:ascii="Arial" w:eastAsiaTheme="minorEastAsia" w:hAnsi="Arial" w:cs="Arial" w:hint="eastAsia"/>
+          <w:color w:val="000000"/>
+          <w:lang w:eastAsia="zh-CN"/>
+        </w:rPr>
+        <w:t>hew</w:t>
+      </w:r>
     </w:p>
     <w:p>
       <w:pPr>
@@ -644,6 +815,114 @@
     </w:p>
     <w:p>
       <w:pPr>
+        <w:pStyle w:val="NormalWeb"/>
+        <w:spacing w:before="0" w:beforeAutospacing="0" w:after="0" w:afterAutospacing="0" w:line="340" w:lineRule="atLeast"/>
+        <w:ind w:left="720"/>
+        <w:rPr>
+          <w:rFonts w:ascii="Arial" w:hAnsi="Arial" w:cs="Arial"/>
+          <w:color w:val="000000"/>
+        </w:rPr>
+      </w:pPr>
+      <w:r>
+        <w:rPr>
+          <w:rFonts w:ascii="Arial" w:hAnsi="Arial" w:cs="Arial"/>
+          <w:noProof/>
+          <w:color w:val="000000"/>
+        </w:rPr>
+        <w:lastRenderedPageBreak/>
+        <w:drawing>
+          <wp:inline distT="0" distB="0" distL="0" distR="0" wp14:anchorId="4B784BFD" wp14:editId="61081867">
+            <wp:extent cx="5915851" cy="5087060"/>
+            <wp:effectExtent l="0" t="0" r="8890" b="0"/>
+            <wp:docPr id="2111912879" name="Picture 1"/>
+            <wp:cNvGraphicFramePr>
+              <a:graphicFrameLocks xmlns:a="http://schemas.openxmlformats.org/drawingml/2006/main" noChangeAspect="1"/>
+            </wp:cNvGraphicFramePr>
+            <a:graphic xmlns:a="http://schemas.openxmlformats.org/drawingml/2006/main">
+              <a:graphicData uri="http://schemas.openxmlformats.org/drawingml/2006/picture">
+                <pic:pic xmlns:pic="http://schemas.openxmlformats.org/drawingml/2006/picture">
+                  <pic:nvPicPr>
+                    <pic:cNvPr id="2111912879" name=""/>
+                    <pic:cNvPicPr/>
+                  </pic:nvPicPr>
+                  <pic:blipFill>
+                    <a:blip r:embed="rId6"/>
+                    <a:stretch>
+                      <a:fillRect/>
+                    </a:stretch>
+                  </pic:blipFill>
+                  <pic:spPr>
+                    <a:xfrm>
+                      <a:off x="0" y="0"/>
+                      <a:ext cx="5915851" cy="5087060"/>
+                    </a:xfrm>
+                    <a:prstGeom prst="rect">
+                      <a:avLst/>
+                    </a:prstGeom>
+                  </pic:spPr>
+                </pic:pic>
+              </a:graphicData>
+            </a:graphic>
+          </wp:inline>
+        </w:drawing>
+      </w:r>
+    </w:p>
+    <w:p>
+      <w:pPr>
+        <w:pStyle w:val="NormalWeb"/>
+        <w:spacing w:before="0" w:beforeAutospacing="0" w:after="0" w:afterAutospacing="0" w:line="340" w:lineRule="atLeast"/>
+        <w:ind w:left="720"/>
+        <w:rPr>
+          <w:rFonts w:ascii="Arial" w:hAnsi="Arial" w:cs="Arial"/>
+          <w:color w:val="000000"/>
+        </w:rPr>
+      </w:pPr>
+      <w:r>
+        <w:rPr>
+          <w:rFonts w:ascii="Arial" w:hAnsi="Arial" w:cs="Arial"/>
+          <w:noProof/>
+          <w:color w:val="000000"/>
+        </w:rPr>
+        <w:lastRenderedPageBreak/>
+        <w:drawing>
+          <wp:inline distT="0" distB="0" distL="0" distR="0" wp14:anchorId="6DAE35BB" wp14:editId="44560CD8">
+            <wp:extent cx="6188710" cy="4210050"/>
+            <wp:effectExtent l="0" t="0" r="2540" b="0"/>
+            <wp:docPr id="1161370669" name="Picture 1"/>
+            <wp:cNvGraphicFramePr>
+              <a:graphicFrameLocks xmlns:a="http://schemas.openxmlformats.org/drawingml/2006/main" noChangeAspect="1"/>
+            </wp:cNvGraphicFramePr>
+            <a:graphic xmlns:a="http://schemas.openxmlformats.org/drawingml/2006/main">
+              <a:graphicData uri="http://schemas.openxmlformats.org/drawingml/2006/picture">
+                <pic:pic xmlns:pic="http://schemas.openxmlformats.org/drawingml/2006/picture">
+                  <pic:nvPicPr>
+                    <pic:cNvPr id="1161370669" name=""/>
+                    <pic:cNvPicPr/>
+                  </pic:nvPicPr>
+                  <pic:blipFill>
+                    <a:blip r:embed="rId7"/>
+                    <a:stretch>
+                      <a:fillRect/>
+                    </a:stretch>
+                  </pic:blipFill>
+                  <pic:spPr>
+                    <a:xfrm>
+                      <a:off x="0" y="0"/>
+                      <a:ext cx="6188710" cy="4210050"/>
+                    </a:xfrm>
+                    <a:prstGeom prst="rect">
+                      <a:avLst/>
+                    </a:prstGeom>
+                  </pic:spPr>
+                </pic:pic>
+              </a:graphicData>
+            </a:graphic>
+          </wp:inline>
+        </w:drawing>
+      </w:r>
+    </w:p>
+    <w:p>
+      <w:pPr>
         <w:pStyle w:val="ListParagraph"/>
         <w:rPr>
           <w:rFonts w:ascii="Arial" w:hAnsi="Arial" w:cs="Arial"/>
@@ -670,6 +949,63 @@
           <w:color w:val="000000"/>
         </w:rPr>
         <w:t>Answer question 3</w:t>
+      </w:r>
+    </w:p>
+    <w:p>
+      <w:pPr>
+        <w:pStyle w:val="NormalWeb"/>
+        <w:numPr>
+          <w:ilvl w:val="0"/>
+          <w:numId w:val="1"/>
+        </w:numPr>
+        <w:spacing w:before="0" w:beforeAutospacing="0" w:after="0" w:afterAutospacing="0" w:line="340" w:lineRule="atLeast"/>
+        <w:rPr>
+          <w:rFonts w:ascii="Arial" w:hAnsi="Arial" w:cs="Arial"/>
+          <w:color w:val="000000"/>
+        </w:rPr>
+      </w:pPr>
+      <w:r>
+        <w:rPr>
+          <w:rFonts w:ascii="Arial" w:hAnsi="Arial" w:cs="Arial"/>
+          <w:noProof/>
+          <w:color w:val="000000"/>
+        </w:rPr>
+        <w:lastRenderedPageBreak/>
+        <w:drawing>
+          <wp:inline distT="0" distB="0" distL="0" distR="0" wp14:anchorId="2BE9DFE7" wp14:editId="463F6241">
+            <wp:extent cx="5801535" cy="5087060"/>
+            <wp:effectExtent l="0" t="0" r="8890" b="0"/>
+            <wp:docPr id="1605006349" name="Picture 1"/>
+            <wp:cNvGraphicFramePr>
+              <a:graphicFrameLocks xmlns:a="http://schemas.openxmlformats.org/drawingml/2006/main" noChangeAspect="1"/>
+            </wp:cNvGraphicFramePr>
+            <a:graphic xmlns:a="http://schemas.openxmlformats.org/drawingml/2006/main">
+              <a:graphicData uri="http://schemas.openxmlformats.org/drawingml/2006/picture">
+                <pic:pic xmlns:pic="http://schemas.openxmlformats.org/drawingml/2006/picture">
+                  <pic:nvPicPr>
+                    <pic:cNvPr id="1605006349" name=""/>
+                    <pic:cNvPicPr/>
+                  </pic:nvPicPr>
+                  <pic:blipFill>
+                    <a:blip r:embed="rId8"/>
+                    <a:stretch>
+                      <a:fillRect/>
+                    </a:stretch>
+                  </pic:blipFill>
+                  <pic:spPr>
+                    <a:xfrm>
+                      <a:off x="0" y="0"/>
+                      <a:ext cx="5801535" cy="5087060"/>
+                    </a:xfrm>
+                    <a:prstGeom prst="rect">
+                      <a:avLst/>
+                    </a:prstGeom>
+                  </pic:spPr>
+                </pic:pic>
+              </a:graphicData>
+            </a:graphic>
+          </wp:inline>
+        </w:drawing>
       </w:r>
     </w:p>
     <w:p>
@@ -1020,7 +1356,7 @@
         <w:rFonts w:hint="default"/>
       </w:rPr>
     </w:lvl>
-    <w:lvl w:ilvl="1" w:tplc="08090019" w:tentative="1">
+    <w:lvl w:ilvl="1" w:tplc="08090019">
       <w:start w:val="1"/>
       <w:numFmt w:val="lowerLetter"/>
       <w:lvlText w:val="%2."/>
@@ -1288,7 +1624,7 @@
   <w:docDefaults>
     <w:rPrDefault>
       <w:rPr>
-        <w:rFonts w:asciiTheme="minorHAnsi" w:eastAsiaTheme="minorHAnsi" w:hAnsiTheme="minorHAnsi" w:cstheme="minorBidi"/>
+        <w:rFonts w:asciiTheme="minorHAnsi" w:eastAsiaTheme="minorEastAsia" w:hAnsiTheme="minorHAnsi" w:cstheme="minorBidi"/>
         <w:kern w:val="2"/>
         <w:sz w:val="24"/>
         <w:szCs w:val="24"/>

--- a/hw1/hw1.docx
+++ b/hw1/hw1.docx
@@ -15,7 +15,7 @@
           <w:noProof/>
         </w:rPr>
         <w:drawing>
-          <wp:inline distT="0" distB="0" distL="0" distR="0" wp14:anchorId="360CAD8B" wp14:editId="1C59A0A4">
+          <wp:inline distT="0" distB="0" distL="0" distR="0" wp14:anchorId="360CAD8B" wp14:editId="6E51F9FF">
             <wp:extent cx="2835275" cy="2375535"/>
             <wp:effectExtent l="0" t="0" r="0" b="0"/>
             <wp:docPr id="1809675073" name="Picture 1"/>
@@ -219,11 +219,19 @@
           <w:lang w:val="en-US" w:eastAsia="zh-CN"/>
         </w:rPr>
       </w:pPr>
-      <w:r>
-        <w:rPr>
-          <w:rFonts w:ascii="Arial" w:hAnsi="Arial" w:cs="Arial"/>
-        </w:rPr>
-        <w:t xml:space="preserve">zID: </w:t>
+      <w:proofErr w:type="spellStart"/>
+      <w:r>
+        <w:rPr>
+          <w:rFonts w:ascii="Arial" w:hAnsi="Arial" w:cs="Arial"/>
+        </w:rPr>
+        <w:t>zID</w:t>
+      </w:r>
+      <w:proofErr w:type="spellEnd"/>
+      <w:r>
+        <w:rPr>
+          <w:rFonts w:ascii="Arial" w:hAnsi="Arial" w:cs="Arial"/>
+        </w:rPr>
+        <w:t xml:space="preserve">: </w:t>
       </w:r>
       <w:r>
         <w:rPr>
@@ -312,7 +320,27 @@
           <w:sz w:val="18"/>
           <w:szCs w:val="18"/>
         </w:rPr>
-        <w:t>This assessment item is entirely my own original work, except where I have acknowledged use of source material [such as books, journal articles, other published material, the Internet, and the work of other student/s or any other person/s.</w:t>
+        <w:t xml:space="preserve">This assessment item is entirely my own original work, except where I have acknowledged use of source material [such as books, journal articles, other published material, the Internet, and the work of </w:t>
+      </w:r>
+      <w:proofErr w:type="gramStart"/>
+      <w:r>
+        <w:rPr>
+          <w:rFonts w:ascii="Arial" w:hAnsi="Arial" w:cs="Arial"/>
+          <w:color w:val="000000"/>
+          <w:sz w:val="18"/>
+          <w:szCs w:val="18"/>
+        </w:rPr>
+        <w:t>other</w:t>
+      </w:r>
+      <w:proofErr w:type="gramEnd"/>
+      <w:r>
+        <w:rPr>
+          <w:rFonts w:ascii="Arial" w:hAnsi="Arial" w:cs="Arial"/>
+          <w:color w:val="000000"/>
+          <w:sz w:val="18"/>
+          <w:szCs w:val="18"/>
+        </w:rPr>
+        <w:t xml:space="preserve"> student/s or any other person/s.</w:t>
       </w:r>
     </w:p>
     <w:p>
@@ -642,7 +670,27 @@
           <w:sz w:val="22"/>
           <w:szCs w:val="22"/>
         </w:rPr>
-        <w:t xml:space="preserve"> [  7. 670. 107.  18.  30.  21.  58.  12.  25.  52.]</w:t>
+        <w:t xml:space="preserve"> </w:t>
+      </w:r>
+      <w:proofErr w:type="gramStart"/>
+      <w:r>
+        <w:rPr>
+          <w:rFonts w:ascii="Arial" w:hAnsi="Arial" w:cs="Arial" w:hint="eastAsia"/>
+          <w:color w:val="000000"/>
+          <w:sz w:val="22"/>
+          <w:szCs w:val="22"/>
+        </w:rPr>
+        <w:t>[  7</w:t>
+      </w:r>
+      <w:proofErr w:type="gramEnd"/>
+      <w:r>
+        <w:rPr>
+          <w:rFonts w:ascii="Arial" w:hAnsi="Arial" w:cs="Arial" w:hint="eastAsia"/>
+          <w:color w:val="000000"/>
+          <w:sz w:val="22"/>
+          <w:szCs w:val="22"/>
+        </w:rPr>
+        <w:t>. 670. 107.  18.  30.  21.  58.  12.  25.  52.]</w:t>
       </w:r>
     </w:p>
     <w:p>
@@ -664,7 +712,27 @@
           <w:sz w:val="22"/>
           <w:szCs w:val="22"/>
         </w:rPr>
-        <w:t xml:space="preserve"> [  7.  62. 687.  26.  28.  21.  48.  37.  45.  39.]</w:t>
+        <w:t xml:space="preserve"> </w:t>
+      </w:r>
+      <w:proofErr w:type="gramStart"/>
+      <w:r>
+        <w:rPr>
+          <w:rFonts w:ascii="Arial" w:hAnsi="Arial" w:cs="Arial" w:hint="eastAsia"/>
+          <w:color w:val="000000"/>
+          <w:sz w:val="22"/>
+          <w:szCs w:val="22"/>
+        </w:rPr>
+        <w:t>[  7</w:t>
+      </w:r>
+      <w:proofErr w:type="gramEnd"/>
+      <w:r>
+        <w:rPr>
+          <w:rFonts w:ascii="Arial" w:hAnsi="Arial" w:cs="Arial" w:hint="eastAsia"/>
+          <w:color w:val="000000"/>
+          <w:sz w:val="22"/>
+          <w:szCs w:val="22"/>
+        </w:rPr>
+        <w:t>.  62. 687.  26.  28.  21.  48.  37.  45.  39.]</w:t>
       </w:r>
     </w:p>
     <w:p>
@@ -686,7 +754,27 @@
           <w:sz w:val="22"/>
           <w:szCs w:val="22"/>
         </w:rPr>
-        <w:t xml:space="preserve"> [  4.  37.  59. 757.  15.  57.  15.  18.  26.  12.]</w:t>
+        <w:t xml:space="preserve"> </w:t>
+      </w:r>
+      <w:proofErr w:type="gramStart"/>
+      <w:r>
+        <w:rPr>
+          <w:rFonts w:ascii="Arial" w:hAnsi="Arial" w:cs="Arial" w:hint="eastAsia"/>
+          <w:color w:val="000000"/>
+          <w:sz w:val="22"/>
+          <w:szCs w:val="22"/>
+        </w:rPr>
+        <w:t>[  4</w:t>
+      </w:r>
+      <w:proofErr w:type="gramEnd"/>
+      <w:r>
+        <w:rPr>
+          <w:rFonts w:ascii="Arial" w:hAnsi="Arial" w:cs="Arial" w:hint="eastAsia"/>
+          <w:color w:val="000000"/>
+          <w:sz w:val="22"/>
+          <w:szCs w:val="22"/>
+        </w:rPr>
+        <w:t>.  37.  59. 757.  15.  57.  15.  18.  26.  12.]</w:t>
       </w:r>
     </w:p>
     <w:p>
@@ -730,7 +818,27 @@
           <w:sz w:val="22"/>
           <w:szCs w:val="22"/>
         </w:rPr>
-        <w:t xml:space="preserve"> [  8.  28. 124.  16.  19. 727.  27.   9.  31.  11.]</w:t>
+        <w:t xml:space="preserve"> </w:t>
+      </w:r>
+      <w:proofErr w:type="gramStart"/>
+      <w:r>
+        <w:rPr>
+          <w:rFonts w:ascii="Arial" w:hAnsi="Arial" w:cs="Arial" w:hint="eastAsia"/>
+          <w:color w:val="000000"/>
+          <w:sz w:val="22"/>
+          <w:szCs w:val="22"/>
+        </w:rPr>
+        <w:t>[  8</w:t>
+      </w:r>
+      <w:proofErr w:type="gramEnd"/>
+      <w:r>
+        <w:rPr>
+          <w:rFonts w:ascii="Arial" w:hAnsi="Arial" w:cs="Arial" w:hint="eastAsia"/>
+          <w:color w:val="000000"/>
+          <w:sz w:val="22"/>
+          <w:szCs w:val="22"/>
+        </w:rPr>
+        <w:t>.  28. 124.  16.  19. 727.  27.   9.  31.  11.]</w:t>
       </w:r>
     </w:p>
     <w:p>
@@ -752,7 +860,27 @@
           <w:sz w:val="22"/>
           <w:szCs w:val="22"/>
         </w:rPr>
-        <w:t xml:space="preserve"> [  5.  23. 146.  10.  26.  25. 723.  20.   9.  13.]</w:t>
+        <w:t xml:space="preserve"> </w:t>
+      </w:r>
+      <w:proofErr w:type="gramStart"/>
+      <w:r>
+        <w:rPr>
+          <w:rFonts w:ascii="Arial" w:hAnsi="Arial" w:cs="Arial" w:hint="eastAsia"/>
+          <w:color w:val="000000"/>
+          <w:sz w:val="22"/>
+          <w:szCs w:val="22"/>
+        </w:rPr>
+        <w:t>[  5</w:t>
+      </w:r>
+      <w:proofErr w:type="gramEnd"/>
+      <w:r>
+        <w:rPr>
+          <w:rFonts w:ascii="Arial" w:hAnsi="Arial" w:cs="Arial" w:hint="eastAsia"/>
+          <w:color w:val="000000"/>
+          <w:sz w:val="22"/>
+          <w:szCs w:val="22"/>
+        </w:rPr>
+        <w:t>.  23. 146.  10.  26.  25. 723.  20.   9.  13.]</w:t>
       </w:r>
     </w:p>
     <w:p>
@@ -818,7 +946,27 @@
           <w:sz w:val="22"/>
           <w:szCs w:val="22"/>
         </w:rPr>
-        <w:t xml:space="preserve"> [  8.  52.  85.   3.  52.  30.  19.  32.  39. 680.]]</w:t>
+        <w:t xml:space="preserve"> </w:t>
+      </w:r>
+      <w:proofErr w:type="gramStart"/>
+      <w:r>
+        <w:rPr>
+          <w:rFonts w:ascii="Arial" w:hAnsi="Arial" w:cs="Arial" w:hint="eastAsia"/>
+          <w:color w:val="000000"/>
+          <w:sz w:val="22"/>
+          <w:szCs w:val="22"/>
+        </w:rPr>
+        <w:t>[  8</w:t>
+      </w:r>
+      <w:proofErr w:type="gramEnd"/>
+      <w:r>
+        <w:rPr>
+          <w:rFonts w:ascii="Arial" w:hAnsi="Arial" w:cs="Arial" w:hint="eastAsia"/>
+          <w:color w:val="000000"/>
+          <w:sz w:val="22"/>
+          <w:szCs w:val="22"/>
+        </w:rPr>
+        <w:t>.  52.  85.   3.  52.  30.  19.  32.  39. 680.]]</w:t>
       </w:r>
     </w:p>
     <w:p>
@@ -1446,7 +1594,47 @@
           <w:szCs w:val="22"/>
           <w:lang w:val="en-US" w:eastAsia="zh-CN"/>
         </w:rPr>
-        <w:t>I choose the value 240 since it achieved highest accuracy.</w:t>
+        <w:t xml:space="preserve">I </w:t>
+      </w:r>
+      <w:r>
+        <w:rPr>
+          <w:rFonts w:ascii="Arial" w:eastAsia="微软雅黑" w:hAnsi="Arial" w:cs="Arial"/>
+          <w:color w:val="000000"/>
+          <w:sz w:val="22"/>
+          <w:szCs w:val="22"/>
+          <w:lang w:val="en-US" w:eastAsia="zh-CN"/>
+        </w:rPr>
+        <w:t>chose</w:t>
+      </w:r>
+      <w:r>
+        <w:rPr>
+          <w:rFonts w:ascii="Arial" w:eastAsia="微软雅黑" w:hAnsi="Arial" w:cs="Arial" w:hint="eastAsia"/>
+          <w:color w:val="000000"/>
+          <w:sz w:val="22"/>
+          <w:szCs w:val="22"/>
+          <w:lang w:val="en-US" w:eastAsia="zh-CN"/>
+        </w:rPr>
+        <w:t xml:space="preserve"> the value 240 since it achieved highest accuracy</w:t>
+      </w:r>
+      <w:r>
+        <w:rPr>
+          <w:rFonts w:ascii="Arial" w:eastAsia="微软雅黑" w:hAnsi="Arial" w:cs="Arial" w:hint="eastAsia"/>
+          <w:color w:val="000000"/>
+          <w:sz w:val="22"/>
+          <w:szCs w:val="22"/>
+          <w:lang w:val="en-US" w:eastAsia="zh-CN"/>
+        </w:rPr>
+        <w:t xml:space="preserve"> (85%)</w:t>
+      </w:r>
+      <w:r>
+        <w:rPr>
+          <w:rFonts w:ascii="Arial" w:eastAsia="微软雅黑" w:hAnsi="Arial" w:cs="Arial" w:hint="eastAsia"/>
+          <w:color w:val="000000"/>
+          <w:sz w:val="22"/>
+          <w:szCs w:val="22"/>
+          <w:lang w:val="en-US" w:eastAsia="zh-CN"/>
+        </w:rPr>
+        <w:t>.</w:t>
       </w:r>
     </w:p>
     <w:p>
@@ -1491,7 +1679,51 @@
           <w:szCs w:val="22"/>
           <w:lang w:val="en-US" w:eastAsia="zh-CN"/>
         </w:rPr>
-        <w:t>[[854.   2.   3.   6.  28.  29.   3.  37.  32.   6.]</w:t>
+        <w:t>[[854.   2.   3.   6</w:t>
+      </w:r>
+      <w:proofErr w:type="gramStart"/>
+      <w:r>
+        <w:rPr>
+          <w:rFonts w:ascii="Arial" w:eastAsia="微软雅黑" w:hAnsi="Arial" w:cs="Arial"/>
+          <w:color w:val="000000"/>
+          <w:sz w:val="22"/>
+          <w:szCs w:val="22"/>
+          <w:lang w:val="en-US" w:eastAsia="zh-CN"/>
+        </w:rPr>
+        <w:t>.  28</w:t>
+      </w:r>
+      <w:proofErr w:type="gramEnd"/>
+      <w:r>
+        <w:rPr>
+          <w:rFonts w:ascii="Arial" w:eastAsia="微软雅黑" w:hAnsi="Arial" w:cs="Arial"/>
+          <w:color w:val="000000"/>
+          <w:sz w:val="22"/>
+          <w:szCs w:val="22"/>
+          <w:lang w:val="en-US" w:eastAsia="zh-CN"/>
+        </w:rPr>
+        <w:t>.  29.   3.  37</w:t>
+      </w:r>
+      <w:proofErr w:type="gramStart"/>
+      <w:r>
+        <w:rPr>
+          <w:rFonts w:ascii="Arial" w:eastAsia="微软雅黑" w:hAnsi="Arial" w:cs="Arial"/>
+          <w:color w:val="000000"/>
+          <w:sz w:val="22"/>
+          <w:szCs w:val="22"/>
+          <w:lang w:val="en-US" w:eastAsia="zh-CN"/>
+        </w:rPr>
+        <w:t>.  32</w:t>
+      </w:r>
+      <w:proofErr w:type="gramEnd"/>
+      <w:r>
+        <w:rPr>
+          <w:rFonts w:ascii="Arial" w:eastAsia="微软雅黑" w:hAnsi="Arial" w:cs="Arial"/>
+          <w:color w:val="000000"/>
+          <w:sz w:val="22"/>
+          <w:szCs w:val="22"/>
+          <w:lang w:val="en-US" w:eastAsia="zh-CN"/>
+        </w:rPr>
+        <w:t>.   6.]</w:t>
       </w:r>
     </w:p>
     <w:p>
@@ -1515,7 +1747,117 @@
           <w:szCs w:val="22"/>
           <w:lang w:val="en-US" w:eastAsia="zh-CN"/>
         </w:rPr>
-        <w:t xml:space="preserve"> [  5. 804.  36.   3.  17.  13.  63.   4.  26.  29.]</w:t>
+        <w:t xml:space="preserve"> </w:t>
+      </w:r>
+      <w:proofErr w:type="gramStart"/>
+      <w:r>
+        <w:rPr>
+          <w:rFonts w:ascii="Arial" w:eastAsia="微软雅黑" w:hAnsi="Arial" w:cs="Arial"/>
+          <w:color w:val="000000"/>
+          <w:sz w:val="22"/>
+          <w:szCs w:val="22"/>
+          <w:lang w:val="en-US" w:eastAsia="zh-CN"/>
+        </w:rPr>
+        <w:t>[  5</w:t>
+      </w:r>
+      <w:proofErr w:type="gramEnd"/>
+      <w:r>
+        <w:rPr>
+          <w:rFonts w:ascii="Arial" w:eastAsia="微软雅黑" w:hAnsi="Arial" w:cs="Arial"/>
+          <w:color w:val="000000"/>
+          <w:sz w:val="22"/>
+          <w:szCs w:val="22"/>
+          <w:lang w:val="en-US" w:eastAsia="zh-CN"/>
+        </w:rPr>
+        <w:t>. 804</w:t>
+      </w:r>
+      <w:proofErr w:type="gramStart"/>
+      <w:r>
+        <w:rPr>
+          <w:rFonts w:ascii="Arial" w:eastAsia="微软雅黑" w:hAnsi="Arial" w:cs="Arial"/>
+          <w:color w:val="000000"/>
+          <w:sz w:val="22"/>
+          <w:szCs w:val="22"/>
+          <w:lang w:val="en-US" w:eastAsia="zh-CN"/>
+        </w:rPr>
+        <w:t>.  36</w:t>
+      </w:r>
+      <w:proofErr w:type="gramEnd"/>
+      <w:r>
+        <w:rPr>
+          <w:rFonts w:ascii="Arial" w:eastAsia="微软雅黑" w:hAnsi="Arial" w:cs="Arial"/>
+          <w:color w:val="000000"/>
+          <w:sz w:val="22"/>
+          <w:szCs w:val="22"/>
+          <w:lang w:val="en-US" w:eastAsia="zh-CN"/>
+        </w:rPr>
+        <w:t>.   3</w:t>
+      </w:r>
+      <w:proofErr w:type="gramStart"/>
+      <w:r>
+        <w:rPr>
+          <w:rFonts w:ascii="Arial" w:eastAsia="微软雅黑" w:hAnsi="Arial" w:cs="Arial"/>
+          <w:color w:val="000000"/>
+          <w:sz w:val="22"/>
+          <w:szCs w:val="22"/>
+          <w:lang w:val="en-US" w:eastAsia="zh-CN"/>
+        </w:rPr>
+        <w:t>.  17</w:t>
+      </w:r>
+      <w:proofErr w:type="gramEnd"/>
+      <w:r>
+        <w:rPr>
+          <w:rFonts w:ascii="Arial" w:eastAsia="微软雅黑" w:hAnsi="Arial" w:cs="Arial"/>
+          <w:color w:val="000000"/>
+          <w:sz w:val="22"/>
+          <w:szCs w:val="22"/>
+          <w:lang w:val="en-US" w:eastAsia="zh-CN"/>
+        </w:rPr>
+        <w:t>.  13</w:t>
+      </w:r>
+      <w:proofErr w:type="gramStart"/>
+      <w:r>
+        <w:rPr>
+          <w:rFonts w:ascii="Arial" w:eastAsia="微软雅黑" w:hAnsi="Arial" w:cs="Arial"/>
+          <w:color w:val="000000"/>
+          <w:sz w:val="22"/>
+          <w:szCs w:val="22"/>
+          <w:lang w:val="en-US" w:eastAsia="zh-CN"/>
+        </w:rPr>
+        <w:t>.  63</w:t>
+      </w:r>
+      <w:proofErr w:type="gramEnd"/>
+      <w:r>
+        <w:rPr>
+          <w:rFonts w:ascii="Arial" w:eastAsia="微软雅黑" w:hAnsi="Arial" w:cs="Arial"/>
+          <w:color w:val="000000"/>
+          <w:sz w:val="22"/>
+          <w:szCs w:val="22"/>
+          <w:lang w:val="en-US" w:eastAsia="zh-CN"/>
+        </w:rPr>
+        <w:t>.   4</w:t>
+      </w:r>
+      <w:proofErr w:type="gramStart"/>
+      <w:r>
+        <w:rPr>
+          <w:rFonts w:ascii="Arial" w:eastAsia="微软雅黑" w:hAnsi="Arial" w:cs="Arial"/>
+          <w:color w:val="000000"/>
+          <w:sz w:val="22"/>
+          <w:szCs w:val="22"/>
+          <w:lang w:val="en-US" w:eastAsia="zh-CN"/>
+        </w:rPr>
+        <w:t>.  26</w:t>
+      </w:r>
+      <w:proofErr w:type="gramEnd"/>
+      <w:r>
+        <w:rPr>
+          <w:rFonts w:ascii="Arial" w:eastAsia="微软雅黑" w:hAnsi="Arial" w:cs="Arial"/>
+          <w:color w:val="000000"/>
+          <w:sz w:val="22"/>
+          <w:szCs w:val="22"/>
+          <w:lang w:val="en-US" w:eastAsia="zh-CN"/>
+        </w:rPr>
+        <w:t>.  29.]</w:t>
       </w:r>
     </w:p>
     <w:p>
@@ -1539,7 +1881,95 @@
           <w:szCs w:val="22"/>
           <w:lang w:val="en-US" w:eastAsia="zh-CN"/>
         </w:rPr>
-        <w:t xml:space="preserve"> [  8.  17. 842.  34.  11.  15.  24.  11.  18.  20.]</w:t>
+        <w:t xml:space="preserve"> </w:t>
+      </w:r>
+      <w:proofErr w:type="gramStart"/>
+      <w:r>
+        <w:rPr>
+          <w:rFonts w:ascii="Arial" w:eastAsia="微软雅黑" w:hAnsi="Arial" w:cs="Arial"/>
+          <w:color w:val="000000"/>
+          <w:sz w:val="22"/>
+          <w:szCs w:val="22"/>
+          <w:lang w:val="en-US" w:eastAsia="zh-CN"/>
+        </w:rPr>
+        <w:t>[  8</w:t>
+      </w:r>
+      <w:proofErr w:type="gramEnd"/>
+      <w:r>
+        <w:rPr>
+          <w:rFonts w:ascii="Arial" w:eastAsia="微软雅黑" w:hAnsi="Arial" w:cs="Arial"/>
+          <w:color w:val="000000"/>
+          <w:sz w:val="22"/>
+          <w:szCs w:val="22"/>
+          <w:lang w:val="en-US" w:eastAsia="zh-CN"/>
+        </w:rPr>
+        <w:t>.  17. 842.  34</w:t>
+      </w:r>
+      <w:proofErr w:type="gramStart"/>
+      <w:r>
+        <w:rPr>
+          <w:rFonts w:ascii="Arial" w:eastAsia="微软雅黑" w:hAnsi="Arial" w:cs="Arial"/>
+          <w:color w:val="000000"/>
+          <w:sz w:val="22"/>
+          <w:szCs w:val="22"/>
+          <w:lang w:val="en-US" w:eastAsia="zh-CN"/>
+        </w:rPr>
+        <w:t>.  11</w:t>
+      </w:r>
+      <w:proofErr w:type="gramEnd"/>
+      <w:r>
+        <w:rPr>
+          <w:rFonts w:ascii="Arial" w:eastAsia="微软雅黑" w:hAnsi="Arial" w:cs="Arial"/>
+          <w:color w:val="000000"/>
+          <w:sz w:val="22"/>
+          <w:szCs w:val="22"/>
+          <w:lang w:val="en-US" w:eastAsia="zh-CN"/>
+        </w:rPr>
+        <w:t>.  15</w:t>
+      </w:r>
+      <w:proofErr w:type="gramStart"/>
+      <w:r>
+        <w:rPr>
+          <w:rFonts w:ascii="Arial" w:eastAsia="微软雅黑" w:hAnsi="Arial" w:cs="Arial"/>
+          <w:color w:val="000000"/>
+          <w:sz w:val="22"/>
+          <w:szCs w:val="22"/>
+          <w:lang w:val="en-US" w:eastAsia="zh-CN"/>
+        </w:rPr>
+        <w:t>.  24</w:t>
+      </w:r>
+      <w:proofErr w:type="gramEnd"/>
+      <w:r>
+        <w:rPr>
+          <w:rFonts w:ascii="Arial" w:eastAsia="微软雅黑" w:hAnsi="Arial" w:cs="Arial"/>
+          <w:color w:val="000000"/>
+          <w:sz w:val="22"/>
+          <w:szCs w:val="22"/>
+          <w:lang w:val="en-US" w:eastAsia="zh-CN"/>
+        </w:rPr>
+        <w:t>.  11</w:t>
+      </w:r>
+      <w:proofErr w:type="gramStart"/>
+      <w:r>
+        <w:rPr>
+          <w:rFonts w:ascii="Arial" w:eastAsia="微软雅黑" w:hAnsi="Arial" w:cs="Arial"/>
+          <w:color w:val="000000"/>
+          <w:sz w:val="22"/>
+          <w:szCs w:val="22"/>
+          <w:lang w:val="en-US" w:eastAsia="zh-CN"/>
+        </w:rPr>
+        <w:t>.  18</w:t>
+      </w:r>
+      <w:proofErr w:type="gramEnd"/>
+      <w:r>
+        <w:rPr>
+          <w:rFonts w:ascii="Arial" w:eastAsia="微软雅黑" w:hAnsi="Arial" w:cs="Arial"/>
+          <w:color w:val="000000"/>
+          <w:sz w:val="22"/>
+          <w:szCs w:val="22"/>
+          <w:lang w:val="en-US" w:eastAsia="zh-CN"/>
+        </w:rPr>
+        <w:t>.  20.]</w:t>
       </w:r>
     </w:p>
     <w:p>
@@ -1563,7 +1993,51 @@
           <w:szCs w:val="22"/>
           <w:lang w:val="en-US" w:eastAsia="zh-CN"/>
         </w:rPr>
-        <w:t xml:space="preserve"> [  2.   8.  22. 923.   2.  15.   7.   2.   8.  11.]</w:t>
+        <w:t xml:space="preserve"> </w:t>
+      </w:r>
+      <w:proofErr w:type="gramStart"/>
+      <w:r>
+        <w:rPr>
+          <w:rFonts w:ascii="Arial" w:eastAsia="微软雅黑" w:hAnsi="Arial" w:cs="Arial"/>
+          <w:color w:val="000000"/>
+          <w:sz w:val="22"/>
+          <w:szCs w:val="22"/>
+          <w:lang w:val="en-US" w:eastAsia="zh-CN"/>
+        </w:rPr>
+        <w:t>[  2</w:t>
+      </w:r>
+      <w:proofErr w:type="gramEnd"/>
+      <w:r>
+        <w:rPr>
+          <w:rFonts w:ascii="Arial" w:eastAsia="微软雅黑" w:hAnsi="Arial" w:cs="Arial"/>
+          <w:color w:val="000000"/>
+          <w:sz w:val="22"/>
+          <w:szCs w:val="22"/>
+          <w:lang w:val="en-US" w:eastAsia="zh-CN"/>
+        </w:rPr>
+        <w:t>.   8</w:t>
+      </w:r>
+      <w:proofErr w:type="gramStart"/>
+      <w:r>
+        <w:rPr>
+          <w:rFonts w:ascii="Arial" w:eastAsia="微软雅黑" w:hAnsi="Arial" w:cs="Arial"/>
+          <w:color w:val="000000"/>
+          <w:sz w:val="22"/>
+          <w:szCs w:val="22"/>
+          <w:lang w:val="en-US" w:eastAsia="zh-CN"/>
+        </w:rPr>
+        <w:t>.  22</w:t>
+      </w:r>
+      <w:proofErr w:type="gramEnd"/>
+      <w:r>
+        <w:rPr>
+          <w:rFonts w:ascii="Arial" w:eastAsia="微软雅黑" w:hAnsi="Arial" w:cs="Arial"/>
+          <w:color w:val="000000"/>
+          <w:sz w:val="22"/>
+          <w:szCs w:val="22"/>
+          <w:lang w:val="en-US" w:eastAsia="zh-CN"/>
+        </w:rPr>
+        <w:t>. 923.   2.  15.   7.   2.   8.  11.]</w:t>
       </w:r>
     </w:p>
     <w:p>
@@ -1587,7 +2061,95 @@
           <w:szCs w:val="22"/>
           <w:lang w:val="en-US" w:eastAsia="zh-CN"/>
         </w:rPr>
-        <w:t xml:space="preserve"> [ 42.  22.  22.   3. 820.   7.  28.  17.  22.  17.]</w:t>
+        <w:t xml:space="preserve"> </w:t>
+      </w:r>
+      <w:proofErr w:type="gramStart"/>
+      <w:r>
+        <w:rPr>
+          <w:rFonts w:ascii="Arial" w:eastAsia="微软雅黑" w:hAnsi="Arial" w:cs="Arial"/>
+          <w:color w:val="000000"/>
+          <w:sz w:val="22"/>
+          <w:szCs w:val="22"/>
+          <w:lang w:val="en-US" w:eastAsia="zh-CN"/>
+        </w:rPr>
+        <w:t>[ 42</w:t>
+      </w:r>
+      <w:proofErr w:type="gramEnd"/>
+      <w:r>
+        <w:rPr>
+          <w:rFonts w:ascii="Arial" w:eastAsia="微软雅黑" w:hAnsi="Arial" w:cs="Arial"/>
+          <w:color w:val="000000"/>
+          <w:sz w:val="22"/>
+          <w:szCs w:val="22"/>
+          <w:lang w:val="en-US" w:eastAsia="zh-CN"/>
+        </w:rPr>
+        <w:t>.  22</w:t>
+      </w:r>
+      <w:proofErr w:type="gramStart"/>
+      <w:r>
+        <w:rPr>
+          <w:rFonts w:ascii="Arial" w:eastAsia="微软雅黑" w:hAnsi="Arial" w:cs="Arial"/>
+          <w:color w:val="000000"/>
+          <w:sz w:val="22"/>
+          <w:szCs w:val="22"/>
+          <w:lang w:val="en-US" w:eastAsia="zh-CN"/>
+        </w:rPr>
+        <w:t>.  22</w:t>
+      </w:r>
+      <w:proofErr w:type="gramEnd"/>
+      <w:r>
+        <w:rPr>
+          <w:rFonts w:ascii="Arial" w:eastAsia="微软雅黑" w:hAnsi="Arial" w:cs="Arial"/>
+          <w:color w:val="000000"/>
+          <w:sz w:val="22"/>
+          <w:szCs w:val="22"/>
+          <w:lang w:val="en-US" w:eastAsia="zh-CN"/>
+        </w:rPr>
+        <w:t>.   3. 820.   7</w:t>
+      </w:r>
+      <w:proofErr w:type="gramStart"/>
+      <w:r>
+        <w:rPr>
+          <w:rFonts w:ascii="Arial" w:eastAsia="微软雅黑" w:hAnsi="Arial" w:cs="Arial"/>
+          <w:color w:val="000000"/>
+          <w:sz w:val="22"/>
+          <w:szCs w:val="22"/>
+          <w:lang w:val="en-US" w:eastAsia="zh-CN"/>
+        </w:rPr>
+        <w:t>.  28</w:t>
+      </w:r>
+      <w:proofErr w:type="gramEnd"/>
+      <w:r>
+        <w:rPr>
+          <w:rFonts w:ascii="Arial" w:eastAsia="微软雅黑" w:hAnsi="Arial" w:cs="Arial"/>
+          <w:color w:val="000000"/>
+          <w:sz w:val="22"/>
+          <w:szCs w:val="22"/>
+          <w:lang w:val="en-US" w:eastAsia="zh-CN"/>
+        </w:rPr>
+        <w:t>.  17</w:t>
+      </w:r>
+      <w:proofErr w:type="gramStart"/>
+      <w:r>
+        <w:rPr>
+          <w:rFonts w:ascii="Arial" w:eastAsia="微软雅黑" w:hAnsi="Arial" w:cs="Arial"/>
+          <w:color w:val="000000"/>
+          <w:sz w:val="22"/>
+          <w:szCs w:val="22"/>
+          <w:lang w:val="en-US" w:eastAsia="zh-CN"/>
+        </w:rPr>
+        <w:t>.  22</w:t>
+      </w:r>
+      <w:proofErr w:type="gramEnd"/>
+      <w:r>
+        <w:rPr>
+          <w:rFonts w:ascii="Arial" w:eastAsia="微软雅黑" w:hAnsi="Arial" w:cs="Arial"/>
+          <w:color w:val="000000"/>
+          <w:sz w:val="22"/>
+          <w:szCs w:val="22"/>
+          <w:lang w:val="en-US" w:eastAsia="zh-CN"/>
+        </w:rPr>
+        <w:t>.  17.]</w:t>
       </w:r>
     </w:p>
     <w:p>
@@ -1611,7 +2173,117 @@
           <w:szCs w:val="22"/>
           <w:lang w:val="en-US" w:eastAsia="zh-CN"/>
         </w:rPr>
-        <w:t xml:space="preserve"> [  8.  10.  83.  11.  11. 834.  21.   2.  15.   5.]</w:t>
+        <w:t xml:space="preserve"> </w:t>
+      </w:r>
+      <w:proofErr w:type="gramStart"/>
+      <w:r>
+        <w:rPr>
+          <w:rFonts w:ascii="Arial" w:eastAsia="微软雅黑" w:hAnsi="Arial" w:cs="Arial"/>
+          <w:color w:val="000000"/>
+          <w:sz w:val="22"/>
+          <w:szCs w:val="22"/>
+          <w:lang w:val="en-US" w:eastAsia="zh-CN"/>
+        </w:rPr>
+        <w:t>[  8</w:t>
+      </w:r>
+      <w:proofErr w:type="gramEnd"/>
+      <w:r>
+        <w:rPr>
+          <w:rFonts w:ascii="Arial" w:eastAsia="微软雅黑" w:hAnsi="Arial" w:cs="Arial"/>
+          <w:color w:val="000000"/>
+          <w:sz w:val="22"/>
+          <w:szCs w:val="22"/>
+          <w:lang w:val="en-US" w:eastAsia="zh-CN"/>
+        </w:rPr>
+        <w:t>.  10</w:t>
+      </w:r>
+      <w:proofErr w:type="gramStart"/>
+      <w:r>
+        <w:rPr>
+          <w:rFonts w:ascii="Arial" w:eastAsia="微软雅黑" w:hAnsi="Arial" w:cs="Arial"/>
+          <w:color w:val="000000"/>
+          <w:sz w:val="22"/>
+          <w:szCs w:val="22"/>
+          <w:lang w:val="en-US" w:eastAsia="zh-CN"/>
+        </w:rPr>
+        <w:t>.  83</w:t>
+      </w:r>
+      <w:proofErr w:type="gramEnd"/>
+      <w:r>
+        <w:rPr>
+          <w:rFonts w:ascii="Arial" w:eastAsia="微软雅黑" w:hAnsi="Arial" w:cs="Arial"/>
+          <w:color w:val="000000"/>
+          <w:sz w:val="22"/>
+          <w:szCs w:val="22"/>
+          <w:lang w:val="en-US" w:eastAsia="zh-CN"/>
+        </w:rPr>
+        <w:t>.  11</w:t>
+      </w:r>
+      <w:proofErr w:type="gramStart"/>
+      <w:r>
+        <w:rPr>
+          <w:rFonts w:ascii="Arial" w:eastAsia="微软雅黑" w:hAnsi="Arial" w:cs="Arial"/>
+          <w:color w:val="000000"/>
+          <w:sz w:val="22"/>
+          <w:szCs w:val="22"/>
+          <w:lang w:val="en-US" w:eastAsia="zh-CN"/>
+        </w:rPr>
+        <w:t>.  11</w:t>
+      </w:r>
+      <w:proofErr w:type="gramEnd"/>
+      <w:r>
+        <w:rPr>
+          <w:rFonts w:ascii="Arial" w:eastAsia="微软雅黑" w:hAnsi="Arial" w:cs="Arial"/>
+          <w:color w:val="000000"/>
+          <w:sz w:val="22"/>
+          <w:szCs w:val="22"/>
+          <w:lang w:val="en-US" w:eastAsia="zh-CN"/>
+        </w:rPr>
+        <w:t>. 834</w:t>
+      </w:r>
+      <w:proofErr w:type="gramStart"/>
+      <w:r>
+        <w:rPr>
+          <w:rFonts w:ascii="Arial" w:eastAsia="微软雅黑" w:hAnsi="Arial" w:cs="Arial"/>
+          <w:color w:val="000000"/>
+          <w:sz w:val="22"/>
+          <w:szCs w:val="22"/>
+          <w:lang w:val="en-US" w:eastAsia="zh-CN"/>
+        </w:rPr>
+        <w:t>.  21</w:t>
+      </w:r>
+      <w:proofErr w:type="gramEnd"/>
+      <w:r>
+        <w:rPr>
+          <w:rFonts w:ascii="Arial" w:eastAsia="微软雅黑" w:hAnsi="Arial" w:cs="Arial"/>
+          <w:color w:val="000000"/>
+          <w:sz w:val="22"/>
+          <w:szCs w:val="22"/>
+          <w:lang w:val="en-US" w:eastAsia="zh-CN"/>
+        </w:rPr>
+        <w:t>.   2</w:t>
+      </w:r>
+      <w:proofErr w:type="gramStart"/>
+      <w:r>
+        <w:rPr>
+          <w:rFonts w:ascii="Arial" w:eastAsia="微软雅黑" w:hAnsi="Arial" w:cs="Arial"/>
+          <w:color w:val="000000"/>
+          <w:sz w:val="22"/>
+          <w:szCs w:val="22"/>
+          <w:lang w:val="en-US" w:eastAsia="zh-CN"/>
+        </w:rPr>
+        <w:t>.  15</w:t>
+      </w:r>
+      <w:proofErr w:type="gramEnd"/>
+      <w:r>
+        <w:rPr>
+          <w:rFonts w:ascii="Arial" w:eastAsia="微软雅黑" w:hAnsi="Arial" w:cs="Arial"/>
+          <w:color w:val="000000"/>
+          <w:sz w:val="22"/>
+          <w:szCs w:val="22"/>
+          <w:lang w:val="en-US" w:eastAsia="zh-CN"/>
+        </w:rPr>
+        <w:t>.   5.]</w:t>
       </w:r>
     </w:p>
     <w:p>
@@ -1635,7 +2307,73 @@
           <w:szCs w:val="22"/>
           <w:lang w:val="en-US" w:eastAsia="zh-CN"/>
         </w:rPr>
-        <w:t xml:space="preserve"> [  3.  11.  55.   6.  15.   5. 891.   6.   2.   6.]</w:t>
+        <w:t xml:space="preserve"> </w:t>
+      </w:r>
+      <w:proofErr w:type="gramStart"/>
+      <w:r>
+        <w:rPr>
+          <w:rFonts w:ascii="Arial" w:eastAsia="微软雅黑" w:hAnsi="Arial" w:cs="Arial"/>
+          <w:color w:val="000000"/>
+          <w:sz w:val="22"/>
+          <w:szCs w:val="22"/>
+          <w:lang w:val="en-US" w:eastAsia="zh-CN"/>
+        </w:rPr>
+        <w:t>[  3</w:t>
+      </w:r>
+      <w:proofErr w:type="gramEnd"/>
+      <w:r>
+        <w:rPr>
+          <w:rFonts w:ascii="Arial" w:eastAsia="微软雅黑" w:hAnsi="Arial" w:cs="Arial"/>
+          <w:color w:val="000000"/>
+          <w:sz w:val="22"/>
+          <w:szCs w:val="22"/>
+          <w:lang w:val="en-US" w:eastAsia="zh-CN"/>
+        </w:rPr>
+        <w:t>.  11</w:t>
+      </w:r>
+      <w:proofErr w:type="gramStart"/>
+      <w:r>
+        <w:rPr>
+          <w:rFonts w:ascii="Arial" w:eastAsia="微软雅黑" w:hAnsi="Arial" w:cs="Arial"/>
+          <w:color w:val="000000"/>
+          <w:sz w:val="22"/>
+          <w:szCs w:val="22"/>
+          <w:lang w:val="en-US" w:eastAsia="zh-CN"/>
+        </w:rPr>
+        <w:t>.  55</w:t>
+      </w:r>
+      <w:proofErr w:type="gramEnd"/>
+      <w:r>
+        <w:rPr>
+          <w:rFonts w:ascii="Arial" w:eastAsia="微软雅黑" w:hAnsi="Arial" w:cs="Arial"/>
+          <w:color w:val="000000"/>
+          <w:sz w:val="22"/>
+          <w:szCs w:val="22"/>
+          <w:lang w:val="en-US" w:eastAsia="zh-CN"/>
+        </w:rPr>
+        <w:t>.   6</w:t>
+      </w:r>
+      <w:proofErr w:type="gramStart"/>
+      <w:r>
+        <w:rPr>
+          <w:rFonts w:ascii="Arial" w:eastAsia="微软雅黑" w:hAnsi="Arial" w:cs="Arial"/>
+          <w:color w:val="000000"/>
+          <w:sz w:val="22"/>
+          <w:szCs w:val="22"/>
+          <w:lang w:val="en-US" w:eastAsia="zh-CN"/>
+        </w:rPr>
+        <w:t>.  15</w:t>
+      </w:r>
+      <w:proofErr w:type="gramEnd"/>
+      <w:r>
+        <w:rPr>
+          <w:rFonts w:ascii="Arial" w:eastAsia="微软雅黑" w:hAnsi="Arial" w:cs="Arial"/>
+          <w:color w:val="000000"/>
+          <w:sz w:val="22"/>
+          <w:szCs w:val="22"/>
+          <w:lang w:val="en-US" w:eastAsia="zh-CN"/>
+        </w:rPr>
+        <w:t>.   5. 891.   6.   2.   6.]</w:t>
       </w:r>
     </w:p>
     <w:p>
@@ -1659,7 +2397,117 @@
           <w:szCs w:val="22"/>
           <w:lang w:val="en-US" w:eastAsia="zh-CN"/>
         </w:rPr>
-        <w:t xml:space="preserve"> [ 15.  15.  18.   5.  24.  10.  33. 829.  21.  30.]</w:t>
+        <w:t xml:space="preserve"> </w:t>
+      </w:r>
+      <w:proofErr w:type="gramStart"/>
+      <w:r>
+        <w:rPr>
+          <w:rFonts w:ascii="Arial" w:eastAsia="微软雅黑" w:hAnsi="Arial" w:cs="Arial"/>
+          <w:color w:val="000000"/>
+          <w:sz w:val="22"/>
+          <w:szCs w:val="22"/>
+          <w:lang w:val="en-US" w:eastAsia="zh-CN"/>
+        </w:rPr>
+        <w:t>[ 15</w:t>
+      </w:r>
+      <w:proofErr w:type="gramEnd"/>
+      <w:r>
+        <w:rPr>
+          <w:rFonts w:ascii="Arial" w:eastAsia="微软雅黑" w:hAnsi="Arial" w:cs="Arial"/>
+          <w:color w:val="000000"/>
+          <w:sz w:val="22"/>
+          <w:szCs w:val="22"/>
+          <w:lang w:val="en-US" w:eastAsia="zh-CN"/>
+        </w:rPr>
+        <w:t>.  15</w:t>
+      </w:r>
+      <w:proofErr w:type="gramStart"/>
+      <w:r>
+        <w:rPr>
+          <w:rFonts w:ascii="Arial" w:eastAsia="微软雅黑" w:hAnsi="Arial" w:cs="Arial"/>
+          <w:color w:val="000000"/>
+          <w:sz w:val="22"/>
+          <w:szCs w:val="22"/>
+          <w:lang w:val="en-US" w:eastAsia="zh-CN"/>
+        </w:rPr>
+        <w:t>.  18</w:t>
+      </w:r>
+      <w:proofErr w:type="gramEnd"/>
+      <w:r>
+        <w:rPr>
+          <w:rFonts w:ascii="Arial" w:eastAsia="微软雅黑" w:hAnsi="Arial" w:cs="Arial"/>
+          <w:color w:val="000000"/>
+          <w:sz w:val="22"/>
+          <w:szCs w:val="22"/>
+          <w:lang w:val="en-US" w:eastAsia="zh-CN"/>
+        </w:rPr>
+        <w:t>.   5</w:t>
+      </w:r>
+      <w:proofErr w:type="gramStart"/>
+      <w:r>
+        <w:rPr>
+          <w:rFonts w:ascii="Arial" w:eastAsia="微软雅黑" w:hAnsi="Arial" w:cs="Arial"/>
+          <w:color w:val="000000"/>
+          <w:sz w:val="22"/>
+          <w:szCs w:val="22"/>
+          <w:lang w:val="en-US" w:eastAsia="zh-CN"/>
+        </w:rPr>
+        <w:t>.  24</w:t>
+      </w:r>
+      <w:proofErr w:type="gramEnd"/>
+      <w:r>
+        <w:rPr>
+          <w:rFonts w:ascii="Arial" w:eastAsia="微软雅黑" w:hAnsi="Arial" w:cs="Arial"/>
+          <w:color w:val="000000"/>
+          <w:sz w:val="22"/>
+          <w:szCs w:val="22"/>
+          <w:lang w:val="en-US" w:eastAsia="zh-CN"/>
+        </w:rPr>
+        <w:t>.  10</w:t>
+      </w:r>
+      <w:proofErr w:type="gramStart"/>
+      <w:r>
+        <w:rPr>
+          <w:rFonts w:ascii="Arial" w:eastAsia="微软雅黑" w:hAnsi="Arial" w:cs="Arial"/>
+          <w:color w:val="000000"/>
+          <w:sz w:val="22"/>
+          <w:szCs w:val="22"/>
+          <w:lang w:val="en-US" w:eastAsia="zh-CN"/>
+        </w:rPr>
+        <w:t>.  33</w:t>
+      </w:r>
+      <w:proofErr w:type="gramEnd"/>
+      <w:r>
+        <w:rPr>
+          <w:rFonts w:ascii="Arial" w:eastAsia="微软雅黑" w:hAnsi="Arial" w:cs="Arial"/>
+          <w:color w:val="000000"/>
+          <w:sz w:val="22"/>
+          <w:szCs w:val="22"/>
+          <w:lang w:val="en-US" w:eastAsia="zh-CN"/>
+        </w:rPr>
+        <w:t>. 829</w:t>
+      </w:r>
+      <w:proofErr w:type="gramStart"/>
+      <w:r>
+        <w:rPr>
+          <w:rFonts w:ascii="Arial" w:eastAsia="微软雅黑" w:hAnsi="Arial" w:cs="Arial"/>
+          <w:color w:val="000000"/>
+          <w:sz w:val="22"/>
+          <w:szCs w:val="22"/>
+          <w:lang w:val="en-US" w:eastAsia="zh-CN"/>
+        </w:rPr>
+        <w:t>.  21</w:t>
+      </w:r>
+      <w:proofErr w:type="gramEnd"/>
+      <w:r>
+        <w:rPr>
+          <w:rFonts w:ascii="Arial" w:eastAsia="微软雅黑" w:hAnsi="Arial" w:cs="Arial"/>
+          <w:color w:val="000000"/>
+          <w:sz w:val="22"/>
+          <w:szCs w:val="22"/>
+          <w:lang w:val="en-US" w:eastAsia="zh-CN"/>
+        </w:rPr>
+        <w:t>.  30.]</w:t>
       </w:r>
     </w:p>
     <w:p>
@@ -1683,7 +2531,73 @@
           <w:szCs w:val="22"/>
           <w:lang w:val="en-US" w:eastAsia="zh-CN"/>
         </w:rPr>
-        <w:t xml:space="preserve"> [ 10.  27.  32.  41.   5.   8.  28.   5. 839.   5.]</w:t>
+        <w:t xml:space="preserve"> </w:t>
+      </w:r>
+      <w:proofErr w:type="gramStart"/>
+      <w:r>
+        <w:rPr>
+          <w:rFonts w:ascii="Arial" w:eastAsia="微软雅黑" w:hAnsi="Arial" w:cs="Arial"/>
+          <w:color w:val="000000"/>
+          <w:sz w:val="22"/>
+          <w:szCs w:val="22"/>
+          <w:lang w:val="en-US" w:eastAsia="zh-CN"/>
+        </w:rPr>
+        <w:t>[ 10</w:t>
+      </w:r>
+      <w:proofErr w:type="gramEnd"/>
+      <w:r>
+        <w:rPr>
+          <w:rFonts w:ascii="Arial" w:eastAsia="微软雅黑" w:hAnsi="Arial" w:cs="Arial"/>
+          <w:color w:val="000000"/>
+          <w:sz w:val="22"/>
+          <w:szCs w:val="22"/>
+          <w:lang w:val="en-US" w:eastAsia="zh-CN"/>
+        </w:rPr>
+        <w:t>.  27</w:t>
+      </w:r>
+      <w:proofErr w:type="gramStart"/>
+      <w:r>
+        <w:rPr>
+          <w:rFonts w:ascii="Arial" w:eastAsia="微软雅黑" w:hAnsi="Arial" w:cs="Arial"/>
+          <w:color w:val="000000"/>
+          <w:sz w:val="22"/>
+          <w:szCs w:val="22"/>
+          <w:lang w:val="en-US" w:eastAsia="zh-CN"/>
+        </w:rPr>
+        <w:t>.  32</w:t>
+      </w:r>
+      <w:proofErr w:type="gramEnd"/>
+      <w:r>
+        <w:rPr>
+          <w:rFonts w:ascii="Arial" w:eastAsia="微软雅黑" w:hAnsi="Arial" w:cs="Arial"/>
+          <w:color w:val="000000"/>
+          <w:sz w:val="22"/>
+          <w:szCs w:val="22"/>
+          <w:lang w:val="en-US" w:eastAsia="zh-CN"/>
+        </w:rPr>
+        <w:t>.  41.   5.   8</w:t>
+      </w:r>
+      <w:proofErr w:type="gramStart"/>
+      <w:r>
+        <w:rPr>
+          <w:rFonts w:ascii="Arial" w:eastAsia="微软雅黑" w:hAnsi="Arial" w:cs="Arial"/>
+          <w:color w:val="000000"/>
+          <w:sz w:val="22"/>
+          <w:szCs w:val="22"/>
+          <w:lang w:val="en-US" w:eastAsia="zh-CN"/>
+        </w:rPr>
+        <w:t>.  28</w:t>
+      </w:r>
+      <w:proofErr w:type="gramEnd"/>
+      <w:r>
+        <w:rPr>
+          <w:rFonts w:ascii="Arial" w:eastAsia="微软雅黑" w:hAnsi="Arial" w:cs="Arial"/>
+          <w:color w:val="000000"/>
+          <w:sz w:val="22"/>
+          <w:szCs w:val="22"/>
+          <w:lang w:val="en-US" w:eastAsia="zh-CN"/>
+        </w:rPr>
+        <w:t>.   5. 839.   5.]</w:t>
       </w:r>
     </w:p>
     <w:p>
@@ -1707,7 +2621,117 @@
           <w:szCs w:val="22"/>
           <w:lang w:val="en-US" w:eastAsia="zh-CN"/>
         </w:rPr>
-        <w:t xml:space="preserve"> [  3.  11.  45.   5.  27.   5.  21.  13.  14. 856.]]</w:t>
+        <w:t xml:space="preserve"> </w:t>
+      </w:r>
+      <w:proofErr w:type="gramStart"/>
+      <w:r>
+        <w:rPr>
+          <w:rFonts w:ascii="Arial" w:eastAsia="微软雅黑" w:hAnsi="Arial" w:cs="Arial"/>
+          <w:color w:val="000000"/>
+          <w:sz w:val="22"/>
+          <w:szCs w:val="22"/>
+          <w:lang w:val="en-US" w:eastAsia="zh-CN"/>
+        </w:rPr>
+        <w:t>[  3</w:t>
+      </w:r>
+      <w:proofErr w:type="gramEnd"/>
+      <w:r>
+        <w:rPr>
+          <w:rFonts w:ascii="Arial" w:eastAsia="微软雅黑" w:hAnsi="Arial" w:cs="Arial"/>
+          <w:color w:val="000000"/>
+          <w:sz w:val="22"/>
+          <w:szCs w:val="22"/>
+          <w:lang w:val="en-US" w:eastAsia="zh-CN"/>
+        </w:rPr>
+        <w:t>.  11</w:t>
+      </w:r>
+      <w:proofErr w:type="gramStart"/>
+      <w:r>
+        <w:rPr>
+          <w:rFonts w:ascii="Arial" w:eastAsia="微软雅黑" w:hAnsi="Arial" w:cs="Arial"/>
+          <w:color w:val="000000"/>
+          <w:sz w:val="22"/>
+          <w:szCs w:val="22"/>
+          <w:lang w:val="en-US" w:eastAsia="zh-CN"/>
+        </w:rPr>
+        <w:t>.  45</w:t>
+      </w:r>
+      <w:proofErr w:type="gramEnd"/>
+      <w:r>
+        <w:rPr>
+          <w:rFonts w:ascii="Arial" w:eastAsia="微软雅黑" w:hAnsi="Arial" w:cs="Arial"/>
+          <w:color w:val="000000"/>
+          <w:sz w:val="22"/>
+          <w:szCs w:val="22"/>
+          <w:lang w:val="en-US" w:eastAsia="zh-CN"/>
+        </w:rPr>
+        <w:t>.   5</w:t>
+      </w:r>
+      <w:proofErr w:type="gramStart"/>
+      <w:r>
+        <w:rPr>
+          <w:rFonts w:ascii="Arial" w:eastAsia="微软雅黑" w:hAnsi="Arial" w:cs="Arial"/>
+          <w:color w:val="000000"/>
+          <w:sz w:val="22"/>
+          <w:szCs w:val="22"/>
+          <w:lang w:val="en-US" w:eastAsia="zh-CN"/>
+        </w:rPr>
+        <w:t>.  27</w:t>
+      </w:r>
+      <w:proofErr w:type="gramEnd"/>
+      <w:r>
+        <w:rPr>
+          <w:rFonts w:ascii="Arial" w:eastAsia="微软雅黑" w:hAnsi="Arial" w:cs="Arial"/>
+          <w:color w:val="000000"/>
+          <w:sz w:val="22"/>
+          <w:szCs w:val="22"/>
+          <w:lang w:val="en-US" w:eastAsia="zh-CN"/>
+        </w:rPr>
+        <w:t>.   5</w:t>
+      </w:r>
+      <w:proofErr w:type="gramStart"/>
+      <w:r>
+        <w:rPr>
+          <w:rFonts w:ascii="Arial" w:eastAsia="微软雅黑" w:hAnsi="Arial" w:cs="Arial"/>
+          <w:color w:val="000000"/>
+          <w:sz w:val="22"/>
+          <w:szCs w:val="22"/>
+          <w:lang w:val="en-US" w:eastAsia="zh-CN"/>
+        </w:rPr>
+        <w:t>.  21</w:t>
+      </w:r>
+      <w:proofErr w:type="gramEnd"/>
+      <w:r>
+        <w:rPr>
+          <w:rFonts w:ascii="Arial" w:eastAsia="微软雅黑" w:hAnsi="Arial" w:cs="Arial"/>
+          <w:color w:val="000000"/>
+          <w:sz w:val="22"/>
+          <w:szCs w:val="22"/>
+          <w:lang w:val="en-US" w:eastAsia="zh-CN"/>
+        </w:rPr>
+        <w:t>.  13</w:t>
+      </w:r>
+      <w:proofErr w:type="gramStart"/>
+      <w:r>
+        <w:rPr>
+          <w:rFonts w:ascii="Arial" w:eastAsia="微软雅黑" w:hAnsi="Arial" w:cs="Arial"/>
+          <w:color w:val="000000"/>
+          <w:sz w:val="22"/>
+          <w:szCs w:val="22"/>
+          <w:lang w:val="en-US" w:eastAsia="zh-CN"/>
+        </w:rPr>
+        <w:t>.  14</w:t>
+      </w:r>
+      <w:proofErr w:type="gramEnd"/>
+      <w:r>
+        <w:rPr>
+          <w:rFonts w:ascii="Arial" w:eastAsia="微软雅黑" w:hAnsi="Arial" w:cs="Arial"/>
+          <w:color w:val="000000"/>
+          <w:sz w:val="22"/>
+          <w:szCs w:val="22"/>
+          <w:lang w:val="en-US" w:eastAsia="zh-CN"/>
+        </w:rPr>
+        <w:t>. 856.]]</w:t>
       </w:r>
     </w:p>
     <w:p>
@@ -1771,6 +2795,7 @@
         </w:rPr>
         <w:t>C</w:t>
       </w:r>
+      <w:proofErr w:type="spellStart"/>
       <w:r>
         <w:rPr>
           <w:rFonts w:ascii="Arial" w:eastAsia="微软雅黑" w:hAnsi="Arial" w:cs="Arial"/>
@@ -1780,7 +2805,19 @@
           <w:sz w:val="22"/>
           <w:szCs w:val="22"/>
         </w:rPr>
-        <w:t>alculation of the total number of independent parameters</w:t>
+        <w:t>alculation</w:t>
+      </w:r>
+      <w:proofErr w:type="spellEnd"/>
+      <w:r>
+        <w:rPr>
+          <w:rFonts w:ascii="Arial" w:eastAsia="微软雅黑" w:hAnsi="Arial" w:cs="Arial"/>
+          <w:b/>
+          <w:bCs/>
+          <w:color w:val="000000"/>
+          <w:sz w:val="22"/>
+          <w:szCs w:val="22"/>
+        </w:rPr>
+        <w:t xml:space="preserve"> of the total number of independent parameters</w:t>
       </w:r>
       <w:r>
         <w:rPr>
@@ -1828,6 +2865,8 @@
         </w:rPr>
         <w:t xml:space="preserve">: </w:t>
       </w:r>
+      <w:proofErr w:type="spellStart"/>
+      <w:proofErr w:type="gramStart"/>
       <w:r>
         <w:rPr>
           <w:rStyle w:val="HTMLCode"/>
@@ -1836,7 +2875,51 @@
           <w:sz w:val="22"/>
           <w:szCs w:val="22"/>
         </w:rPr>
-        <w:t>self.hidden_layer = nn.Linear(28 * 28, 240)</w:t>
+        <w:t>self.hidden</w:t>
+      </w:r>
+      <w:proofErr w:type="gramEnd"/>
+      <w:r>
+        <w:rPr>
+          <w:rStyle w:val="HTMLCode"/>
+          <w:rFonts w:ascii="Arial" w:hAnsi="Arial" w:cs="Arial"/>
+          <w:bCs/>
+          <w:sz w:val="22"/>
+          <w:szCs w:val="22"/>
+        </w:rPr>
+        <w:t>_layer</w:t>
+      </w:r>
+      <w:proofErr w:type="spellEnd"/>
+      <w:r>
+        <w:rPr>
+          <w:rStyle w:val="HTMLCode"/>
+          <w:rFonts w:ascii="Arial" w:hAnsi="Arial" w:cs="Arial"/>
+          <w:bCs/>
+          <w:sz w:val="22"/>
+          <w:szCs w:val="22"/>
+        </w:rPr>
+        <w:t xml:space="preserve"> = </w:t>
+      </w:r>
+      <w:proofErr w:type="spellStart"/>
+      <w:r>
+        <w:rPr>
+          <w:rStyle w:val="HTMLCode"/>
+          <w:rFonts w:ascii="Arial" w:hAnsi="Arial" w:cs="Arial"/>
+          <w:bCs/>
+          <w:sz w:val="22"/>
+          <w:szCs w:val="22"/>
+        </w:rPr>
+        <w:t>nn.Linear</w:t>
+      </w:r>
+      <w:proofErr w:type="spellEnd"/>
+      <w:r>
+        <w:rPr>
+          <w:rStyle w:val="HTMLCode"/>
+          <w:rFonts w:ascii="Arial" w:hAnsi="Arial" w:cs="Arial"/>
+          <w:bCs/>
+          <w:sz w:val="22"/>
+          <w:szCs w:val="22"/>
+        </w:rPr>
+        <w:t>(28 * 28, 240)</w:t>
       </w:r>
     </w:p>
     <w:p>
@@ -2065,6 +3148,8 @@
         </w:rPr>
         <w:t xml:space="preserve">: </w:t>
       </w:r>
+      <w:proofErr w:type="spellStart"/>
+      <w:proofErr w:type="gramStart"/>
       <w:r>
         <w:rPr>
           <w:rStyle w:val="HTMLCode"/>
@@ -2073,7 +3158,51 @@
           <w:sz w:val="22"/>
           <w:szCs w:val="22"/>
         </w:rPr>
-        <w:t>self.output_layer = nn.Linear(240, 10)</w:t>
+        <w:t>self.output</w:t>
+      </w:r>
+      <w:proofErr w:type="gramEnd"/>
+      <w:r>
+        <w:rPr>
+          <w:rStyle w:val="HTMLCode"/>
+          <w:rFonts w:ascii="Arial" w:hAnsi="Arial" w:cs="Arial"/>
+          <w:bCs/>
+          <w:sz w:val="22"/>
+          <w:szCs w:val="22"/>
+        </w:rPr>
+        <w:t>_layer</w:t>
+      </w:r>
+      <w:proofErr w:type="spellEnd"/>
+      <w:r>
+        <w:rPr>
+          <w:rStyle w:val="HTMLCode"/>
+          <w:rFonts w:ascii="Arial" w:hAnsi="Arial" w:cs="Arial"/>
+          <w:bCs/>
+          <w:sz w:val="22"/>
+          <w:szCs w:val="22"/>
+        </w:rPr>
+        <w:t xml:space="preserve"> = </w:t>
+      </w:r>
+      <w:proofErr w:type="spellStart"/>
+      <w:r>
+        <w:rPr>
+          <w:rStyle w:val="HTMLCode"/>
+          <w:rFonts w:ascii="Arial" w:hAnsi="Arial" w:cs="Arial"/>
+          <w:bCs/>
+          <w:sz w:val="22"/>
+          <w:szCs w:val="22"/>
+        </w:rPr>
+        <w:t>nn.Linear</w:t>
+      </w:r>
+      <w:proofErr w:type="spellEnd"/>
+      <w:r>
+        <w:rPr>
+          <w:rStyle w:val="HTMLCode"/>
+          <w:rFonts w:ascii="Arial" w:hAnsi="Arial" w:cs="Arial"/>
+          <w:bCs/>
+          <w:sz w:val="22"/>
+          <w:szCs w:val="22"/>
+        </w:rPr>
+        <w:t>(240, 10)</w:t>
       </w:r>
     </w:p>
     <w:p>
@@ -2339,16 +3468,36 @@
           <w:szCs w:val="22"/>
           <w:lang w:val="en-US" w:eastAsia="zh-CN"/>
         </w:rPr>
-        <w:t>As a result,</w:t>
-      </w:r>
-      <w:r>
-        <w:rPr>
-          <w:rFonts w:ascii="Arial" w:eastAsia="微软雅黑" w:hAnsi="Arial" w:cs="Arial"/>
-          <w:color w:val="000000"/>
-          <w:sz w:val="22"/>
-          <w:szCs w:val="22"/>
-        </w:rPr>
-        <w:t>total number of independent parameters in the network</w:t>
+        <w:t xml:space="preserve">As a </w:t>
+      </w:r>
+      <w:proofErr w:type="gramStart"/>
+      <w:r>
+        <w:rPr>
+          <w:rFonts w:ascii="Arial" w:eastAsia="宋体" w:hAnsi="Arial" w:cs="Arial"/>
+          <w:sz w:val="22"/>
+          <w:szCs w:val="22"/>
+          <w:lang w:val="en-US" w:eastAsia="zh-CN"/>
+        </w:rPr>
+        <w:t>result,</w:t>
+      </w:r>
+      <w:r>
+        <w:rPr>
+          <w:rFonts w:ascii="Arial" w:eastAsia="微软雅黑" w:hAnsi="Arial" w:cs="Arial"/>
+          <w:color w:val="000000"/>
+          <w:sz w:val="22"/>
+          <w:szCs w:val="22"/>
+        </w:rPr>
+        <w:t>total</w:t>
+      </w:r>
+      <w:proofErr w:type="gramEnd"/>
+      <w:r>
+        <w:rPr>
+          <w:rFonts w:ascii="Arial" w:eastAsia="微软雅黑" w:hAnsi="Arial" w:cs="Arial"/>
+          <w:color w:val="000000"/>
+          <w:sz w:val="22"/>
+          <w:szCs w:val="22"/>
+        </w:rPr>
+        <w:t xml:space="preserve"> number of independent parameters in the network</w:t>
       </w:r>
       <w:r>
         <w:rPr>
@@ -2539,18 +3688,54 @@
           <w:szCs w:val="22"/>
           <w:shd w:val="clear" w:color="auto" w:fill="FFFFFF"/>
         </w:rPr>
-        <w:t>set seed to have more reproducible results</w:t>
-      </w:r>
-      <w:r>
-        <w:rPr>
-          <w:rFonts w:ascii="Arial" w:eastAsia="宋体" w:hAnsi="Arial" w:cs="Arial"/>
+        <w:t xml:space="preserve">set seed to have more reproducible </w:t>
+      </w:r>
+      <w:proofErr w:type="gramStart"/>
+      <w:r>
+        <w:rPr>
+          <w:rFonts w:ascii="Arial" w:eastAsia="Arial" w:hAnsi="Arial" w:cs="Arial"/>
           <w:color w:val="222222"/>
           <w:sz w:val="22"/>
           <w:szCs w:val="22"/>
           <w:shd w:val="clear" w:color="auto" w:fill="FFFFFF"/>
-          <w:lang w:val="en-US" w:eastAsia="zh-CN"/>
-        </w:rPr>
-        <w:t>.(torch.manual_seed(42))</w:t>
+        </w:rPr>
+        <w:t>results</w:t>
+      </w:r>
+      <w:r>
+        <w:rPr>
+          <w:rFonts w:ascii="Arial" w:eastAsia="宋体" w:hAnsi="Arial" w:cs="Arial"/>
+          <w:color w:val="222222"/>
+          <w:sz w:val="22"/>
+          <w:szCs w:val="22"/>
+          <w:shd w:val="clear" w:color="auto" w:fill="FFFFFF"/>
+          <w:lang w:val="en-US" w:eastAsia="zh-CN"/>
+        </w:rPr>
+        <w:t>.(</w:t>
+      </w:r>
+      <w:proofErr w:type="spellStart"/>
+      <w:proofErr w:type="gramEnd"/>
+      <w:r>
+        <w:rPr>
+          <w:rFonts w:ascii="Arial" w:eastAsia="宋体" w:hAnsi="Arial" w:cs="Arial"/>
+          <w:color w:val="222222"/>
+          <w:sz w:val="22"/>
+          <w:szCs w:val="22"/>
+          <w:shd w:val="clear" w:color="auto" w:fill="FFFFFF"/>
+          <w:lang w:val="en-US" w:eastAsia="zh-CN"/>
+        </w:rPr>
+        <w:t>torch.manual_seed</w:t>
+      </w:r>
+      <w:proofErr w:type="spellEnd"/>
+      <w:r>
+        <w:rPr>
+          <w:rFonts w:ascii="Arial" w:eastAsia="宋体" w:hAnsi="Arial" w:cs="Arial"/>
+          <w:color w:val="222222"/>
+          <w:sz w:val="22"/>
+          <w:szCs w:val="22"/>
+          <w:shd w:val="clear" w:color="auto" w:fill="FFFFFF"/>
+          <w:lang w:val="en-US" w:eastAsia="zh-CN"/>
+        </w:rPr>
+        <w:t>(42))</w:t>
       </w:r>
     </w:p>
     <w:p>
@@ -2672,7 +3857,27 @@
           <w:sz w:val="22"/>
           <w:szCs w:val="22"/>
         </w:rPr>
-        <w:t xml:space="preserve"> [  1. 920.   6.   1.  11.   1.  35.   5.  10.  10.]</w:t>
+        <w:t xml:space="preserve"> </w:t>
+      </w:r>
+      <w:proofErr w:type="gramStart"/>
+      <w:r>
+        <w:rPr>
+          <w:rFonts w:ascii="Arial" w:hAnsi="Arial" w:cs="Arial" w:hint="eastAsia"/>
+          <w:color w:val="000000"/>
+          <w:sz w:val="22"/>
+          <w:szCs w:val="22"/>
+        </w:rPr>
+        <w:t>[  1</w:t>
+      </w:r>
+      <w:proofErr w:type="gramEnd"/>
+      <w:r>
+        <w:rPr>
+          <w:rFonts w:ascii="Arial" w:hAnsi="Arial" w:cs="Arial" w:hint="eastAsia"/>
+          <w:color w:val="000000"/>
+          <w:sz w:val="22"/>
+          <w:szCs w:val="22"/>
+        </w:rPr>
+        <w:t>. 920.   6.   1.  11.   1.  35.   5.  10.  10.]</w:t>
       </w:r>
     </w:p>
     <w:p>
@@ -2716,7 +3921,27 @@
           <w:sz w:val="22"/>
           <w:szCs w:val="22"/>
         </w:rPr>
-        <w:t xml:space="preserve"> [  1.   3.  11. 975.   0.   6.   2.   1.   0.   1.]</w:t>
+        <w:t xml:space="preserve"> </w:t>
+      </w:r>
+      <w:proofErr w:type="gramStart"/>
+      <w:r>
+        <w:rPr>
+          <w:rFonts w:ascii="Arial" w:hAnsi="Arial" w:cs="Arial" w:hint="eastAsia"/>
+          <w:color w:val="000000"/>
+          <w:sz w:val="22"/>
+          <w:szCs w:val="22"/>
+        </w:rPr>
+        <w:t>[  1</w:t>
+      </w:r>
+      <w:proofErr w:type="gramEnd"/>
+      <w:r>
+        <w:rPr>
+          <w:rFonts w:ascii="Arial" w:hAnsi="Arial" w:cs="Arial" w:hint="eastAsia"/>
+          <w:color w:val="000000"/>
+          <w:sz w:val="22"/>
+          <w:szCs w:val="22"/>
+        </w:rPr>
+        <w:t>.   3.  11. 975.   0.   6.   2.   1.   0.   1.]</w:t>
       </w:r>
     </w:p>
     <w:p>
@@ -2760,7 +3985,27 @@
           <w:sz w:val="22"/>
           <w:szCs w:val="22"/>
         </w:rPr>
-        <w:t xml:space="preserve"> [  3.   5.  33.   7.   4. 931.   9.   2.   3.   3.]</w:t>
+        <w:t xml:space="preserve"> </w:t>
+      </w:r>
+      <w:proofErr w:type="gramStart"/>
+      <w:r>
+        <w:rPr>
+          <w:rFonts w:ascii="Arial" w:hAnsi="Arial" w:cs="Arial" w:hint="eastAsia"/>
+          <w:color w:val="000000"/>
+          <w:sz w:val="22"/>
+          <w:szCs w:val="22"/>
+        </w:rPr>
+        <w:t>[  3</w:t>
+      </w:r>
+      <w:proofErr w:type="gramEnd"/>
+      <w:r>
+        <w:rPr>
+          <w:rFonts w:ascii="Arial" w:hAnsi="Arial" w:cs="Arial" w:hint="eastAsia"/>
+          <w:color w:val="000000"/>
+          <w:sz w:val="22"/>
+          <w:szCs w:val="22"/>
+        </w:rPr>
+        <w:t>.   5.  33.   7.   4. 931.   9.   2.   3.   3.]</w:t>
       </w:r>
     </w:p>
     <w:p>
@@ -2782,7 +4027,27 @@
           <w:sz w:val="22"/>
           <w:szCs w:val="22"/>
         </w:rPr>
-        <w:t xml:space="preserve"> [  4.   2.  22.   2.   6.   2. 959.   2.   1.   0.]</w:t>
+        <w:t xml:space="preserve"> </w:t>
+      </w:r>
+      <w:proofErr w:type="gramStart"/>
+      <w:r>
+        <w:rPr>
+          <w:rFonts w:ascii="Arial" w:hAnsi="Arial" w:cs="Arial" w:hint="eastAsia"/>
+          <w:color w:val="000000"/>
+          <w:sz w:val="22"/>
+          <w:szCs w:val="22"/>
+        </w:rPr>
+        <w:t>[  4</w:t>
+      </w:r>
+      <w:proofErr w:type="gramEnd"/>
+      <w:r>
+        <w:rPr>
+          <w:rFonts w:ascii="Arial" w:hAnsi="Arial" w:cs="Arial" w:hint="eastAsia"/>
+          <w:color w:val="000000"/>
+          <w:sz w:val="22"/>
+          <w:szCs w:val="22"/>
+        </w:rPr>
+        <w:t>.   2.  22.   2.   6.   2. 959.   2.   1.   0.]</w:t>
       </w:r>
     </w:p>
     <w:p>
@@ -2804,7 +4069,27 @@
           <w:sz w:val="22"/>
           <w:szCs w:val="22"/>
         </w:rPr>
-        <w:t xml:space="preserve"> [  8.   2.   5.   1.  11.   1.   2. 948.   7.  15.]</w:t>
+        <w:t xml:space="preserve"> </w:t>
+      </w:r>
+      <w:proofErr w:type="gramStart"/>
+      <w:r>
+        <w:rPr>
+          <w:rFonts w:ascii="Arial" w:hAnsi="Arial" w:cs="Arial" w:hint="eastAsia"/>
+          <w:color w:val="000000"/>
+          <w:sz w:val="22"/>
+          <w:szCs w:val="22"/>
+        </w:rPr>
+        <w:t>[  8</w:t>
+      </w:r>
+      <w:proofErr w:type="gramEnd"/>
+      <w:r>
+        <w:rPr>
+          <w:rFonts w:ascii="Arial" w:hAnsi="Arial" w:cs="Arial" w:hint="eastAsia"/>
+          <w:color w:val="000000"/>
+          <w:sz w:val="22"/>
+          <w:szCs w:val="22"/>
+        </w:rPr>
+        <w:t>.   2.   5.   1.  11.   1.   2. 948.   7.  15.]</w:t>
       </w:r>
     </w:p>
     <w:p>
@@ -2826,7 +4111,27 @@
           <w:sz w:val="22"/>
           <w:szCs w:val="22"/>
         </w:rPr>
-        <w:t xml:space="preserve"> [  5.   4.   6.   9.   7.   1.   1.   0. 967.   0.]</w:t>
+        <w:t xml:space="preserve"> </w:t>
+      </w:r>
+      <w:proofErr w:type="gramStart"/>
+      <w:r>
+        <w:rPr>
+          <w:rFonts w:ascii="Arial" w:hAnsi="Arial" w:cs="Arial" w:hint="eastAsia"/>
+          <w:color w:val="000000"/>
+          <w:sz w:val="22"/>
+          <w:szCs w:val="22"/>
+        </w:rPr>
+        <w:t>[  5</w:t>
+      </w:r>
+      <w:proofErr w:type="gramEnd"/>
+      <w:r>
+        <w:rPr>
+          <w:rFonts w:ascii="Arial" w:hAnsi="Arial" w:cs="Arial" w:hint="eastAsia"/>
+          <w:color w:val="000000"/>
+          <w:sz w:val="22"/>
+          <w:szCs w:val="22"/>
+        </w:rPr>
+        <w:t>.   4.   6.   9.   7.   1.   1.   0. 967.   0.]</w:t>
       </w:r>
     </w:p>
     <w:p>
@@ -2848,7 +4153,27 @@
           <w:sz w:val="22"/>
           <w:szCs w:val="22"/>
         </w:rPr>
-        <w:t xml:space="preserve"> [  9.   4.  13.   2.   9.   1.   2.   3.   1. 956.]]</w:t>
+        <w:t xml:space="preserve"> </w:t>
+      </w:r>
+      <w:proofErr w:type="gramStart"/>
+      <w:r>
+        <w:rPr>
+          <w:rFonts w:ascii="Arial" w:hAnsi="Arial" w:cs="Arial" w:hint="eastAsia"/>
+          <w:color w:val="000000"/>
+          <w:sz w:val="22"/>
+          <w:szCs w:val="22"/>
+        </w:rPr>
+        <w:t>[  9</w:t>
+      </w:r>
+      <w:proofErr w:type="gramEnd"/>
+      <w:r>
+        <w:rPr>
+          <w:rFonts w:ascii="Arial" w:hAnsi="Arial" w:cs="Arial" w:hint="eastAsia"/>
+          <w:color w:val="000000"/>
+          <w:sz w:val="22"/>
+          <w:szCs w:val="22"/>
+        </w:rPr>
+        <w:t>.   4.  13.   2.   9.   1.   2.   3.   1. 956.]]</w:t>
       </w:r>
     </w:p>
     <w:p>
@@ -2909,6 +4234,7 @@
         </w:rPr>
         <w:t>C</w:t>
       </w:r>
+      <w:proofErr w:type="spellStart"/>
       <w:r>
         <w:rPr>
           <w:rFonts w:ascii="Arial" w:eastAsia="微软雅黑" w:hAnsi="Arial" w:cs="Arial"/>
@@ -2918,7 +4244,19 @@
           <w:sz w:val="22"/>
           <w:szCs w:val="22"/>
         </w:rPr>
-        <w:t>alculation of the total number of independent parameters</w:t>
+        <w:t>alculation</w:t>
+      </w:r>
+      <w:proofErr w:type="spellEnd"/>
+      <w:r>
+        <w:rPr>
+          <w:rFonts w:ascii="Arial" w:eastAsia="微软雅黑" w:hAnsi="Arial" w:cs="Arial"/>
+          <w:b/>
+          <w:bCs/>
+          <w:color w:val="000000"/>
+          <w:sz w:val="22"/>
+          <w:szCs w:val="22"/>
+        </w:rPr>
+        <w:t xml:space="preserve"> of the total number of independent parameters</w:t>
       </w:r>
       <w:r>
         <w:rPr>
@@ -3133,13 +4471,23 @@
         </w:rPr>
         <w:t>T</w:t>
       </w:r>
-      <w:r>
-        <w:rPr>
-          <w:rFonts w:ascii="Arial" w:hAnsi="Arial" w:cs="Arial"/>
-          <w:sz w:val="22"/>
-          <w:szCs w:val="22"/>
-        </w:rPr>
-        <w:t xml:space="preserve">otal number of parameters = 800 + 32 = </w:t>
+      <w:proofErr w:type="spellStart"/>
+      <w:r>
+        <w:rPr>
+          <w:rFonts w:ascii="Arial" w:hAnsi="Arial" w:cs="Arial"/>
+          <w:sz w:val="22"/>
+          <w:szCs w:val="22"/>
+        </w:rPr>
+        <w:t>otal</w:t>
+      </w:r>
+      <w:proofErr w:type="spellEnd"/>
+      <w:r>
+        <w:rPr>
+          <w:rFonts w:ascii="Arial" w:hAnsi="Arial" w:cs="Arial"/>
+          <w:sz w:val="22"/>
+          <w:szCs w:val="22"/>
+        </w:rPr>
+        <w:t xml:space="preserve"> number of parameters = 800 + 32 = </w:t>
       </w:r>
       <w:r>
         <w:rPr>
@@ -3157,9 +4505,10 @@
         <w:spacing w:before="0" w:beforeAutospacing="0" w:after="0" w:afterAutospacing="0" w:line="340" w:lineRule="atLeast"/>
         <w:ind w:firstLine="720"/>
         <w:rPr>
-          <w:rFonts w:ascii="Arial" w:eastAsia="宋体" w:hAnsi="Arial" w:cs="Arial"/>
-          <w:sz w:val="22"/>
-          <w:szCs w:val="22"/>
+          <w:rFonts w:ascii="Arial" w:eastAsia="宋体" w:hAnsi="Arial" w:cs="Arial" w:hint="eastAsia"/>
+          <w:sz w:val="22"/>
+          <w:szCs w:val="22"/>
+          <w:lang w:eastAsia="zh-CN"/>
         </w:rPr>
       </w:pPr>
       <w:r>
@@ -3173,77 +4522,6 @@
     </w:p>
     <w:p>
       <w:pPr>
-        <w:rPr>
-          <w:rFonts w:ascii="Arial" w:hAnsi="Arial" w:cs="Arial"/>
-          <w:sz w:val="22"/>
-          <w:szCs w:val="22"/>
-        </w:rPr>
-      </w:pPr>
-    </w:p>
-    <w:p>
-      <w:pPr>
-        <w:rPr>
-          <w:rFonts w:ascii="Arial" w:hAnsi="Arial" w:cs="Arial"/>
-          <w:sz w:val="22"/>
-          <w:szCs w:val="22"/>
-        </w:rPr>
-      </w:pPr>
-    </w:p>
-    <w:p>
-      <w:pPr>
-        <w:rPr>
-          <w:rFonts w:ascii="Arial" w:hAnsi="Arial" w:cs="Arial"/>
-          <w:sz w:val="22"/>
-          <w:szCs w:val="22"/>
-        </w:rPr>
-      </w:pPr>
-    </w:p>
-    <w:p>
-      <w:pPr>
-        <w:pStyle w:val="NormalWeb"/>
-        <w:spacing w:before="0" w:beforeAutospacing="0" w:after="0" w:afterAutospacing="0" w:line="340" w:lineRule="atLeast"/>
-        <w:ind w:firstLine="720"/>
-        <w:rPr>
-          <w:rFonts w:ascii="Arial" w:eastAsia="宋体" w:hAnsi="Arial" w:cs="Arial"/>
-          <w:sz w:val="22"/>
-          <w:szCs w:val="22"/>
-        </w:rPr>
-      </w:pPr>
-      <w:r>
-        <w:rPr>
-          <w:rFonts w:ascii="Arial" w:eastAsia="宋体" w:hAnsi="Arial" w:cs="Arial"/>
-          <w:sz w:val="22"/>
-          <w:szCs w:val="22"/>
-        </w:rPr>
-        <w:t xml:space="preserve"> </w:t>
-      </w:r>
-    </w:p>
-    <w:p>
-      <w:pPr>
-        <w:pStyle w:val="NormalWeb"/>
-        <w:spacing w:before="0" w:beforeAutospacing="0" w:after="0" w:afterAutospacing="0" w:line="340" w:lineRule="atLeast"/>
-        <w:ind w:firstLine="720"/>
-        <w:rPr>
-          <w:rFonts w:ascii="Arial" w:eastAsia="宋体" w:hAnsi="Arial" w:cs="Arial"/>
-          <w:sz w:val="22"/>
-          <w:szCs w:val="22"/>
-        </w:rPr>
-      </w:pPr>
-    </w:p>
-    <w:p>
-      <w:pPr>
-        <w:pStyle w:val="NormalWeb"/>
-        <w:spacing w:before="0" w:beforeAutospacing="0" w:after="0" w:afterAutospacing="0" w:line="340" w:lineRule="atLeast"/>
-        <w:ind w:firstLine="720"/>
-        <w:rPr>
-          <w:rFonts w:ascii="Arial" w:eastAsia="宋体" w:hAnsi="Arial" w:cs="Arial"/>
-          <w:sz w:val="22"/>
-          <w:szCs w:val="22"/>
-        </w:rPr>
-      </w:pPr>
-    </w:p>
-    <w:p>
-      <w:pPr>
         <w:ind w:left="720" w:firstLine="720"/>
         <w:rPr>
           <w:rFonts w:ascii="Arial" w:eastAsia="宋体" w:hAnsi="Arial" w:cs="Arial"/>
@@ -3257,6 +4535,7 @@
           <w:sz w:val="22"/>
           <w:szCs w:val="22"/>
         </w:rPr>
+        <w:lastRenderedPageBreak/>
         <w:t xml:space="preserve">Second Convolutional Layer: </w:t>
       </w:r>
     </w:p>
@@ -3312,13 +4591,23 @@
         </w:rPr>
         <w:t>O</w:t>
       </w:r>
-      <w:r>
-        <w:rPr>
-          <w:rFonts w:ascii="Arial" w:hAnsi="Arial" w:cs="Arial"/>
-          <w:sz w:val="22"/>
-          <w:szCs w:val="22"/>
-        </w:rPr>
-        <w:t>utput channels: 64</w:t>
+      <w:proofErr w:type="spellStart"/>
+      <w:r>
+        <w:rPr>
+          <w:rFonts w:ascii="Arial" w:hAnsi="Arial" w:cs="Arial"/>
+          <w:sz w:val="22"/>
+          <w:szCs w:val="22"/>
+        </w:rPr>
+        <w:t>utput</w:t>
+      </w:r>
+      <w:proofErr w:type="spellEnd"/>
+      <w:r>
+        <w:rPr>
+          <w:rFonts w:ascii="Arial" w:hAnsi="Arial" w:cs="Arial"/>
+          <w:sz w:val="22"/>
+          <w:szCs w:val="22"/>
+        </w:rPr>
+        <w:t xml:space="preserve"> channels: 64</w:t>
       </w:r>
     </w:p>
     <w:p>
@@ -3387,13 +4676,23 @@
         </w:rPr>
         <w:t>Nu</w:t>
       </w:r>
-      <w:r>
-        <w:rPr>
-          <w:rFonts w:ascii="Arial" w:hAnsi="Arial" w:cs="Arial"/>
-          <w:sz w:val="22"/>
-          <w:szCs w:val="22"/>
-        </w:rPr>
-        <w:t>mber of bias parameters = 64</w:t>
+      <w:proofErr w:type="spellStart"/>
+      <w:r>
+        <w:rPr>
+          <w:rFonts w:ascii="Arial" w:hAnsi="Arial" w:cs="Arial"/>
+          <w:sz w:val="22"/>
+          <w:szCs w:val="22"/>
+        </w:rPr>
+        <w:t>mber</w:t>
+      </w:r>
+      <w:proofErr w:type="spellEnd"/>
+      <w:r>
+        <w:rPr>
+          <w:rFonts w:ascii="Arial" w:hAnsi="Arial" w:cs="Arial"/>
+          <w:sz w:val="22"/>
+          <w:szCs w:val="22"/>
+        </w:rPr>
+        <w:t xml:space="preserve"> of bias parameters = 64</w:t>
       </w:r>
     </w:p>
     <w:p>
@@ -3418,13 +4717,23 @@
         </w:rPr>
         <w:t>Total num</w:t>
       </w:r>
-      <w:r>
-        <w:rPr>
-          <w:rFonts w:ascii="Arial" w:hAnsi="Arial" w:cs="Arial"/>
-          <w:sz w:val="22"/>
-          <w:szCs w:val="22"/>
-        </w:rPr>
-        <w:t xml:space="preserve">ber of parameters = 51200 + 64 = </w:t>
+      <w:proofErr w:type="spellStart"/>
+      <w:r>
+        <w:rPr>
+          <w:rFonts w:ascii="Arial" w:hAnsi="Arial" w:cs="Arial"/>
+          <w:sz w:val="22"/>
+          <w:szCs w:val="22"/>
+        </w:rPr>
+        <w:t>ber</w:t>
+      </w:r>
+      <w:proofErr w:type="spellEnd"/>
+      <w:r>
+        <w:rPr>
+          <w:rFonts w:ascii="Arial" w:hAnsi="Arial" w:cs="Arial"/>
+          <w:sz w:val="22"/>
+          <w:szCs w:val="22"/>
+        </w:rPr>
+        <w:t xml:space="preserve"> of parameters = 51200 + 64 = </w:t>
       </w:r>
       <w:r>
         <w:rPr>
@@ -3588,13 +4897,23 @@
         </w:rPr>
         <w:t>T</w:t>
       </w:r>
-      <w:r>
-        <w:rPr>
-          <w:rFonts w:ascii="Arial" w:hAnsi="Arial" w:cs="Arial"/>
-          <w:sz w:val="22"/>
-          <w:szCs w:val="22"/>
-        </w:rPr>
-        <w:t xml:space="preserve">otal number of parameters = 401408 + 128 = </w:t>
+      <w:proofErr w:type="spellStart"/>
+      <w:r>
+        <w:rPr>
+          <w:rFonts w:ascii="Arial" w:hAnsi="Arial" w:cs="Arial"/>
+          <w:sz w:val="22"/>
+          <w:szCs w:val="22"/>
+        </w:rPr>
+        <w:t>otal</w:t>
+      </w:r>
+      <w:proofErr w:type="spellEnd"/>
+      <w:r>
+        <w:rPr>
+          <w:rFonts w:ascii="Arial" w:hAnsi="Arial" w:cs="Arial"/>
+          <w:sz w:val="22"/>
+          <w:szCs w:val="22"/>
+        </w:rPr>
+        <w:t xml:space="preserve"> number of parameters = 401408 + 128 = </w:t>
       </w:r>
       <w:r>
         <w:rPr>
@@ -3729,7 +5048,25 @@
           <w:sz w:val="22"/>
           <w:szCs w:val="22"/>
         </w:rPr>
-        <w:t>weight parameters = 128×10=1280</w:t>
+        <w:t xml:space="preserve">weight parameters = </w:t>
+      </w:r>
+      <w:proofErr w:type="gramStart"/>
+      <w:r>
+        <w:rPr>
+          <w:rFonts w:ascii="Arial" w:hAnsi="Arial" w:cs="Arial"/>
+          <w:sz w:val="22"/>
+          <w:szCs w:val="22"/>
+        </w:rPr>
+        <w:t>128×10</w:t>
+      </w:r>
+      <w:proofErr w:type="gramEnd"/>
+      <w:r>
+        <w:rPr>
+          <w:rFonts w:ascii="Arial" w:hAnsi="Arial" w:cs="Arial"/>
+          <w:sz w:val="22"/>
+          <w:szCs w:val="22"/>
+        </w:rPr>
+        <w:t>=1280</w:t>
       </w:r>
     </w:p>
     <w:p>
@@ -3839,12 +5176,32 @@
       </w:r>
       <w:r>
         <w:rPr>
-          <w:rFonts w:ascii="Arial" w:eastAsia="微软雅黑" w:hAnsi="Arial" w:cs="Arial"/>
-          <w:color w:val="000000"/>
-          <w:sz w:val="22"/>
-          <w:szCs w:val="22"/>
-        </w:rPr>
-        <w:t>total number of independent parameters in the network</w:t>
+          <w:rFonts w:ascii="Arial" w:eastAsia="宋体" w:hAnsi="Arial" w:cs="Arial" w:hint="eastAsia"/>
+          <w:sz w:val="22"/>
+          <w:szCs w:val="22"/>
+          <w:lang w:val="en-US" w:eastAsia="zh-CN"/>
+        </w:rPr>
+        <w:t xml:space="preserve"> </w:t>
+      </w:r>
+      <w:proofErr w:type="gramStart"/>
+      <w:r>
+        <w:rPr>
+          <w:rFonts w:ascii="Arial" w:eastAsia="微软雅黑" w:hAnsi="Arial" w:cs="Arial"/>
+          <w:color w:val="000000"/>
+          <w:sz w:val="22"/>
+          <w:szCs w:val="22"/>
+        </w:rPr>
+        <w:t>total</w:t>
+      </w:r>
+      <w:proofErr w:type="gramEnd"/>
+      <w:r>
+        <w:rPr>
+          <w:rFonts w:ascii="Arial" w:eastAsia="微软雅黑" w:hAnsi="Arial" w:cs="Arial"/>
+          <w:color w:val="000000"/>
+          <w:sz w:val="22"/>
+          <w:szCs w:val="22"/>
+        </w:rPr>
+        <w:t xml:space="preserve"> number of independent parameters in the network</w:t>
       </w:r>
       <w:r>
         <w:rPr>
@@ -4036,6 +5393,7 @@
           <w:szCs w:val="22"/>
         </w:rPr>
       </w:pPr>
+      <w:proofErr w:type="spellStart"/>
       <w:r>
         <w:rPr>
           <w:rStyle w:val="Strong"/>
@@ -4043,7 +5401,17 @@
           <w:sz w:val="22"/>
           <w:szCs w:val="22"/>
         </w:rPr>
-        <w:t>NetLin (Linear Model)</w:t>
+        <w:t>NetLin</w:t>
+      </w:r>
+      <w:proofErr w:type="spellEnd"/>
+      <w:r>
+        <w:rPr>
+          <w:rStyle w:val="Strong"/>
+          <w:rFonts w:ascii="Arial" w:hAnsi="Arial" w:cs="Arial"/>
+          <w:sz w:val="22"/>
+          <w:szCs w:val="22"/>
+        </w:rPr>
+        <w:t xml:space="preserve"> (Linear Model)</w:t>
       </w:r>
       <w:r>
         <w:rPr>
@@ -4063,18 +5431,36 @@
         </w:numPr>
         <w:spacing w:beforeAutospacing="1" w:afterAutospacing="1"/>
         <w:rPr>
-          <w:rFonts w:ascii="Arial" w:hAnsi="Arial" w:cs="Arial"/>
-          <w:sz w:val="22"/>
-          <w:szCs w:val="22"/>
-        </w:rPr>
-      </w:pPr>
-      <w:r>
-        <w:rPr>
-          <w:rFonts w:ascii="Arial" w:hAnsi="Arial" w:cs="Arial"/>
-          <w:sz w:val="22"/>
-          <w:szCs w:val="22"/>
-        </w:rPr>
-        <w:t xml:space="preserve">This model performs a simple linear transformation on the image pixels and then applies log softmax. The final test accuracy is around </w:t>
+          <w:rFonts w:ascii="Arial" w:hAnsi="Arial" w:cs="Arial" w:hint="eastAsia"/>
+          <w:sz w:val="22"/>
+          <w:szCs w:val="22"/>
+        </w:rPr>
+      </w:pPr>
+      <w:r>
+        <w:rPr>
+          <w:rFonts w:ascii="Arial" w:hAnsi="Arial" w:cs="Arial"/>
+          <w:sz w:val="22"/>
+          <w:szCs w:val="22"/>
+        </w:rPr>
+        <w:t xml:space="preserve">This model performs a simple linear transformation on the image pixels and then applies log </w:t>
+      </w:r>
+      <w:proofErr w:type="spellStart"/>
+      <w:r>
+        <w:rPr>
+          <w:rFonts w:ascii="Arial" w:hAnsi="Arial" w:cs="Arial"/>
+          <w:sz w:val="22"/>
+          <w:szCs w:val="22"/>
+        </w:rPr>
+        <w:t>softmax</w:t>
+      </w:r>
+      <w:proofErr w:type="spellEnd"/>
+      <w:r>
+        <w:rPr>
+          <w:rFonts w:ascii="Arial" w:hAnsi="Arial" w:cs="Arial"/>
+          <w:sz w:val="22"/>
+          <w:szCs w:val="22"/>
+        </w:rPr>
+        <w:t xml:space="preserve">. The final test accuracy is around </w:t>
       </w:r>
       <w:r>
         <w:rPr>
@@ -4093,36 +5479,6 @@
         </w:rPr>
         <w:t>. Since this model does not have the capacity to learn complex features, it performs relatively poorly, especially for distinguishing characters with subtle differences.</w:t>
       </w:r>
-    </w:p>
-    <w:p>
-      <w:pPr>
-        <w:spacing w:beforeAutospacing="1" w:afterAutospacing="1"/>
-        <w:rPr>
-          <w:rFonts w:ascii="Arial" w:hAnsi="Arial" w:cs="Arial"/>
-          <w:sz w:val="22"/>
-          <w:szCs w:val="22"/>
-        </w:rPr>
-      </w:pPr>
-    </w:p>
-    <w:p>
-      <w:pPr>
-        <w:spacing w:beforeAutospacing="1" w:afterAutospacing="1"/>
-        <w:rPr>
-          <w:rFonts w:ascii="Arial" w:hAnsi="Arial" w:cs="Arial"/>
-          <w:sz w:val="22"/>
-          <w:szCs w:val="22"/>
-        </w:rPr>
-      </w:pPr>
-    </w:p>
-    <w:p>
-      <w:pPr>
-        <w:ind w:left="720" w:firstLine="720"/>
-        <w:rPr>
-          <w:rFonts w:ascii="Arial" w:hAnsi="Arial" w:cs="Arial"/>
-          <w:sz w:val="22"/>
-          <w:szCs w:val="22"/>
-        </w:rPr>
-      </w:pPr>
     </w:p>
     <w:p>
       <w:pPr>
@@ -4152,6 +5508,7 @@
         <w:tab/>
         <w:t xml:space="preserve">  </w:t>
       </w:r>
+      <w:proofErr w:type="spellStart"/>
       <w:r>
         <w:rPr>
           <w:rStyle w:val="Strong"/>
@@ -4159,7 +5516,17 @@
           <w:sz w:val="22"/>
           <w:szCs w:val="22"/>
         </w:rPr>
-        <w:t>NetFull (Two-Layer Fully Connected Model)</w:t>
+        <w:t>NetFull</w:t>
+      </w:r>
+      <w:proofErr w:type="spellEnd"/>
+      <w:r>
+        <w:rPr>
+          <w:rStyle w:val="Strong"/>
+          <w:rFonts w:ascii="Arial" w:hAnsi="Arial" w:cs="Arial"/>
+          <w:sz w:val="22"/>
+          <w:szCs w:val="22"/>
+        </w:rPr>
+        <w:t xml:space="preserve"> (Two-Layer Fully Connected Model)</w:t>
       </w:r>
       <w:r>
         <w:rPr>
@@ -4272,6 +5639,7 @@
         </w:rPr>
         <w:t xml:space="preserve"> </w:t>
       </w:r>
+      <w:proofErr w:type="spellStart"/>
       <w:r>
         <w:rPr>
           <w:rStyle w:val="Strong"/>
@@ -4279,7 +5647,17 @@
           <w:sz w:val="22"/>
           <w:szCs w:val="22"/>
         </w:rPr>
-        <w:t>NetConv (Convolutional Neural Network)</w:t>
+        <w:t>NetConv</w:t>
+      </w:r>
+      <w:proofErr w:type="spellEnd"/>
+      <w:r>
+        <w:rPr>
+          <w:rStyle w:val="Strong"/>
+          <w:rFonts w:ascii="Arial" w:hAnsi="Arial" w:cs="Arial"/>
+          <w:sz w:val="22"/>
+          <w:szCs w:val="22"/>
+        </w:rPr>
+        <w:t xml:space="preserve"> (Convolutional Neural Network)</w:t>
       </w:r>
       <w:r>
         <w:rPr>
@@ -4321,8 +5699,19 @@
           <w:sz w:val="22"/>
           <w:szCs w:val="22"/>
         </w:rPr>
-        <w:t>The CNN model, with its two convolutional layers, is highly suitable for image recognitio</w:t>
-      </w:r>
+        <w:lastRenderedPageBreak/>
+        <w:t xml:space="preserve">The CNN model, with its two convolutional layers, is highly suitable for image </w:t>
+      </w:r>
+      <w:proofErr w:type="spellStart"/>
+      <w:r>
+        <w:rPr>
+          <w:rFonts w:ascii="Arial" w:hAnsi="Arial" w:cs="Arial"/>
+          <w:sz w:val="22"/>
+          <w:szCs w:val="22"/>
+        </w:rPr>
+        <w:t>recognitio</w:t>
+      </w:r>
+      <w:proofErr w:type="spellEnd"/>
       <w:r>
         <w:rPr>
           <w:rFonts w:ascii="Arial" w:eastAsia="宋体" w:hAnsi="Arial" w:cs="Arial" w:hint="eastAsia"/>
@@ -4412,14 +5801,27 @@
           <w:lang w:val="en-US" w:eastAsia="zh-CN"/>
         </w:rPr>
       </w:pPr>
-      <w:r>
-        <w:rPr>
-          <w:rFonts w:ascii="Arial" w:eastAsia="宋体" w:hAnsi="Arial" w:cs="Arial"/>
-          <w:sz w:val="22"/>
-          <w:szCs w:val="22"/>
-          <w:lang w:val="en-US" w:eastAsia="zh-CN"/>
-        </w:rPr>
-        <w:t>Therefore,for accuracy,</w:t>
+      <w:proofErr w:type="spellStart"/>
+      <w:proofErr w:type="gramStart"/>
+      <w:r>
+        <w:rPr>
+          <w:rFonts w:ascii="Arial" w:eastAsia="宋体" w:hAnsi="Arial" w:cs="Arial"/>
+          <w:sz w:val="22"/>
+          <w:szCs w:val="22"/>
+          <w:lang w:val="en-US" w:eastAsia="zh-CN"/>
+        </w:rPr>
+        <w:t>Therefore,for</w:t>
+      </w:r>
+      <w:proofErr w:type="spellEnd"/>
+      <w:proofErr w:type="gramEnd"/>
+      <w:r>
+        <w:rPr>
+          <w:rFonts w:ascii="Arial" w:eastAsia="宋体" w:hAnsi="Arial" w:cs="Arial"/>
+          <w:sz w:val="22"/>
+          <w:szCs w:val="22"/>
+          <w:lang w:val="en-US" w:eastAsia="zh-CN"/>
+        </w:rPr>
+        <w:t xml:space="preserve"> accuracy,</w:t>
       </w:r>
       <w:r>
         <w:rPr>
@@ -4429,6 +5831,7 @@
         </w:rPr>
         <w:t xml:space="preserve"> </w:t>
       </w:r>
+      <w:proofErr w:type="spellStart"/>
       <w:r>
         <w:rPr>
           <w:rFonts w:ascii="Arial" w:eastAsia="monospace" w:hAnsi="Arial" w:cs="Arial"/>
@@ -4440,6 +5843,7 @@
         </w:rPr>
         <w:t>NetConv</w:t>
       </w:r>
+      <w:proofErr w:type="spellEnd"/>
       <w:r>
         <w:rPr>
           <w:rFonts w:ascii="Arial" w:eastAsia="宋体" w:hAnsi="Arial" w:cs="Arial"/>
@@ -4450,6 +5854,7 @@
         </w:rPr>
         <w:t xml:space="preserve"> &gt; </w:t>
       </w:r>
+      <w:proofErr w:type="spellStart"/>
       <w:r>
         <w:rPr>
           <w:rFonts w:ascii="Arial" w:eastAsia="monospace" w:hAnsi="Arial" w:cs="Arial"/>
@@ -4461,6 +5866,7 @@
         </w:rPr>
         <w:t>NetFull</w:t>
       </w:r>
+      <w:proofErr w:type="spellEnd"/>
       <w:r>
         <w:rPr>
           <w:rFonts w:ascii="Arial" w:eastAsia="宋体" w:hAnsi="Arial" w:cs="Arial" w:hint="eastAsia"/>
@@ -4494,6 +5900,7 @@
         </w:rPr>
         <w:t xml:space="preserve"> </w:t>
       </w:r>
+      <w:proofErr w:type="spellStart"/>
       <w:r>
         <w:rPr>
           <w:rFonts w:ascii="Arial" w:eastAsia="monospace" w:hAnsi="Arial" w:cs="Arial"/>
@@ -4505,6 +5912,7 @@
         </w:rPr>
         <w:t>NetLin</w:t>
       </w:r>
+      <w:proofErr w:type="spellEnd"/>
       <w:r>
         <w:rPr>
           <w:rFonts w:ascii="Arial" w:eastAsia="宋体" w:hAnsi="Arial" w:cs="Arial" w:hint="eastAsia"/>
@@ -4593,6 +6001,7 @@
           <w:szCs w:val="22"/>
         </w:rPr>
       </w:pPr>
+      <w:proofErr w:type="spellStart"/>
       <w:r>
         <w:rPr>
           <w:rStyle w:val="Strong"/>
@@ -4602,6 +6011,7 @@
         </w:rPr>
         <w:t>NetLin</w:t>
       </w:r>
+      <w:proofErr w:type="spellEnd"/>
       <w:r>
         <w:rPr>
           <w:rStyle w:val="Strong"/>
@@ -4671,7 +6081,17 @@
           <w:sz w:val="22"/>
           <w:szCs w:val="22"/>
         </w:rPr>
-        <w:t>28 x 28 x 10 + 10 (bias) = 7840 + 10 = 7850</w:t>
+        <w:t xml:space="preserve">28 x 28 x 10 + 10 (bias) = 7840 + 10 = </w:t>
+      </w:r>
+      <w:r>
+        <w:rPr>
+          <w:rFonts w:ascii="Arial" w:eastAsia="宋体" w:hAnsi="Arial" w:cs="Arial"/>
+          <w:b/>
+          <w:bCs/>
+          <w:sz w:val="22"/>
+          <w:szCs w:val="22"/>
+        </w:rPr>
+        <w:t>7850</w:t>
       </w:r>
       <w:r>
         <w:rPr>
@@ -4691,6 +6111,7 @@
           <w:szCs w:val="22"/>
         </w:rPr>
       </w:pPr>
+      <w:proofErr w:type="spellStart"/>
       <w:r>
         <w:rPr>
           <w:rStyle w:val="Strong"/>
@@ -4700,6 +6121,7 @@
         </w:rPr>
         <w:t>NetFull</w:t>
       </w:r>
+      <w:proofErr w:type="spellEnd"/>
       <w:r>
         <w:rPr>
           <w:rStyle w:val="Strong"/>
@@ -4791,6 +6213,7 @@
           <w:szCs w:val="22"/>
         </w:rPr>
       </w:pPr>
+      <w:proofErr w:type="spellStart"/>
       <w:r>
         <w:rPr>
           <w:rStyle w:val="Strong"/>
@@ -4800,6 +6223,7 @@
         </w:rPr>
         <w:t>NetConv</w:t>
       </w:r>
+      <w:proofErr w:type="spellEnd"/>
       <w:r>
         <w:rPr>
           <w:rFonts w:ascii="Arial" w:hAnsi="Arial" w:cs="Arial"/>
@@ -4823,7 +6247,7 @@
         </w:tabs>
         <w:spacing w:beforeAutospacing="1" w:afterAutospacing="1"/>
         <w:rPr>
-          <w:rFonts w:ascii="Arial" w:hAnsi="Arial" w:cs="Arial"/>
+          <w:rFonts w:ascii="Arial" w:hAnsi="Arial" w:cs="Arial" w:hint="eastAsia"/>
           <w:sz w:val="22"/>
           <w:szCs w:val="22"/>
         </w:rPr>
@@ -4862,27 +6286,6 @@
         </w:rPr>
         <w:t xml:space="preserve"> independent parameters. The larger number of parameters comes from the convolutional layers, which have many filters applied to multiple input channels, allowing the network to capture more detailed patterns</w:t>
       </w:r>
-    </w:p>
-    <w:p>
-      <w:pPr>
-        <w:pStyle w:val="NormalWeb"/>
-        <w:spacing w:before="0" w:beforeAutospacing="0" w:after="0" w:afterAutospacing="0" w:line="340" w:lineRule="atLeast"/>
-        <w:ind w:left="1140"/>
-        <w:rPr>
-          <w:rFonts w:ascii="Arial" w:hAnsi="Arial" w:cs="Arial"/>
-          <w:b/>
-          <w:bCs/>
-          <w:color w:val="000000"/>
-          <w:sz w:val="22"/>
-          <w:szCs w:val="22"/>
-        </w:rPr>
-      </w:pPr>
-    </w:p>
-    <w:p>
-      <w:pPr>
-        <w:spacing w:beforeAutospacing="1" w:afterAutospacing="1"/>
-        <w:ind w:left="360"/>
-      </w:pPr>
     </w:p>
     <w:p>
       <w:pPr>
@@ -4956,7 +6359,87 @@
           <w:sz w:val="22"/>
           <w:szCs w:val="22"/>
         </w:rPr>
-        <w:t> (0="o", 1="ki", 2="su", 3="tsu", 4="na", 5="ha", 6="ma", 7="ya", 8="re", 9="wo")</w:t>
+        <w:t> (0="o", 1="ki", 2="</w:t>
+      </w:r>
+      <w:proofErr w:type="spellStart"/>
+      <w:r>
+        <w:rPr>
+          <w:rFonts w:ascii="Arial" w:eastAsia="微软雅黑" w:hAnsi="Arial" w:cs="Arial"/>
+          <w:color w:val="000000"/>
+          <w:sz w:val="22"/>
+          <w:szCs w:val="22"/>
+        </w:rPr>
+        <w:t>su</w:t>
+      </w:r>
+      <w:proofErr w:type="spellEnd"/>
+      <w:r>
+        <w:rPr>
+          <w:rFonts w:ascii="Arial" w:eastAsia="微软雅黑" w:hAnsi="Arial" w:cs="Arial"/>
+          <w:color w:val="000000"/>
+          <w:sz w:val="22"/>
+          <w:szCs w:val="22"/>
+        </w:rPr>
+        <w:t>", 3="</w:t>
+      </w:r>
+      <w:proofErr w:type="spellStart"/>
+      <w:r>
+        <w:rPr>
+          <w:rFonts w:ascii="Arial" w:eastAsia="微软雅黑" w:hAnsi="Arial" w:cs="Arial"/>
+          <w:color w:val="000000"/>
+          <w:sz w:val="22"/>
+          <w:szCs w:val="22"/>
+        </w:rPr>
+        <w:t>tsu</w:t>
+      </w:r>
+      <w:proofErr w:type="spellEnd"/>
+      <w:r>
+        <w:rPr>
+          <w:rFonts w:ascii="Arial" w:eastAsia="微软雅黑" w:hAnsi="Arial" w:cs="Arial"/>
+          <w:color w:val="000000"/>
+          <w:sz w:val="22"/>
+          <w:szCs w:val="22"/>
+        </w:rPr>
+        <w:t>", 4="</w:t>
+      </w:r>
+      <w:proofErr w:type="spellStart"/>
+      <w:r>
+        <w:rPr>
+          <w:rFonts w:ascii="Arial" w:eastAsia="微软雅黑" w:hAnsi="Arial" w:cs="Arial"/>
+          <w:color w:val="000000"/>
+          <w:sz w:val="22"/>
+          <w:szCs w:val="22"/>
+        </w:rPr>
+        <w:t>na</w:t>
+      </w:r>
+      <w:proofErr w:type="spellEnd"/>
+      <w:r>
+        <w:rPr>
+          <w:rFonts w:ascii="Arial" w:eastAsia="微软雅黑" w:hAnsi="Arial" w:cs="Arial"/>
+          <w:color w:val="000000"/>
+          <w:sz w:val="22"/>
+          <w:szCs w:val="22"/>
+        </w:rPr>
+        <w:t>", 5="ha", 6="ma", 7="</w:t>
+      </w:r>
+      <w:proofErr w:type="spellStart"/>
+      <w:r>
+        <w:rPr>
+          <w:rFonts w:ascii="Arial" w:eastAsia="微软雅黑" w:hAnsi="Arial" w:cs="Arial"/>
+          <w:color w:val="000000"/>
+          <w:sz w:val="22"/>
+          <w:szCs w:val="22"/>
+        </w:rPr>
+        <w:t>ya</w:t>
+      </w:r>
+      <w:proofErr w:type="spellEnd"/>
+      <w:r>
+        <w:rPr>
+          <w:rFonts w:ascii="Arial" w:eastAsia="微软雅黑" w:hAnsi="Arial" w:cs="Arial"/>
+          <w:color w:val="000000"/>
+          <w:sz w:val="22"/>
+          <w:szCs w:val="22"/>
+        </w:rPr>
+        <w:t>", 8="re", 9="wo")</w:t>
       </w:r>
     </w:p>
     <w:p>
@@ -4968,6 +6451,7 @@
           <w:szCs w:val="22"/>
         </w:rPr>
       </w:pPr>
+      <w:proofErr w:type="spellStart"/>
       <w:r>
         <w:rPr>
           <w:rStyle w:val="Strong"/>
@@ -4977,6 +6461,7 @@
         </w:rPr>
         <w:t>NetLin</w:t>
       </w:r>
+      <w:proofErr w:type="spellEnd"/>
       <w:r>
         <w:rPr>
           <w:rStyle w:val="Strong"/>
@@ -5047,8 +6532,27 @@
           <w:sz w:val="22"/>
           <w:szCs w:val="22"/>
         </w:rPr>
-        <w:lastRenderedPageBreak/>
-        <w:t xml:space="preserve"> [  7. 670. 107.  18.  30.  21.  58.  12.  25.  52.]</w:t>
+        <w:t xml:space="preserve"> </w:t>
+      </w:r>
+      <w:proofErr w:type="gramStart"/>
+      <w:r>
+        <w:rPr>
+          <w:rFonts w:ascii="Arial" w:hAnsi="Arial" w:cs="Arial" w:hint="eastAsia"/>
+          <w:color w:val="000000"/>
+          <w:sz w:val="22"/>
+          <w:szCs w:val="22"/>
+        </w:rPr>
+        <w:t>[  7</w:t>
+      </w:r>
+      <w:proofErr w:type="gramEnd"/>
+      <w:r>
+        <w:rPr>
+          <w:rFonts w:ascii="Arial" w:hAnsi="Arial" w:cs="Arial" w:hint="eastAsia"/>
+          <w:color w:val="000000"/>
+          <w:sz w:val="22"/>
+          <w:szCs w:val="22"/>
+        </w:rPr>
+        <w:t>. 670. 107.  18.  30.  21.  58.  12.  25.  52.]</w:t>
       </w:r>
     </w:p>
     <w:p>
@@ -5070,7 +6574,27 @@
           <w:sz w:val="22"/>
           <w:szCs w:val="22"/>
         </w:rPr>
-        <w:t xml:space="preserve"> [  7.  62. 687.  26.  28.  21.  48.  37.  45.  39.]</w:t>
+        <w:t xml:space="preserve"> </w:t>
+      </w:r>
+      <w:proofErr w:type="gramStart"/>
+      <w:r>
+        <w:rPr>
+          <w:rFonts w:ascii="Arial" w:hAnsi="Arial" w:cs="Arial" w:hint="eastAsia"/>
+          <w:color w:val="000000"/>
+          <w:sz w:val="22"/>
+          <w:szCs w:val="22"/>
+        </w:rPr>
+        <w:t>[  7</w:t>
+      </w:r>
+      <w:proofErr w:type="gramEnd"/>
+      <w:r>
+        <w:rPr>
+          <w:rFonts w:ascii="Arial" w:hAnsi="Arial" w:cs="Arial" w:hint="eastAsia"/>
+          <w:color w:val="000000"/>
+          <w:sz w:val="22"/>
+          <w:szCs w:val="22"/>
+        </w:rPr>
+        <w:t>.  62. 687.  26.  28.  21.  48.  37.  45.  39.]</w:t>
       </w:r>
     </w:p>
     <w:p>
@@ -5092,7 +6616,27 @@
           <w:sz w:val="22"/>
           <w:szCs w:val="22"/>
         </w:rPr>
-        <w:t xml:space="preserve"> [  4.  37.  59. 757.  15.  57.  15.  18.  26.  12.]</w:t>
+        <w:t xml:space="preserve"> </w:t>
+      </w:r>
+      <w:proofErr w:type="gramStart"/>
+      <w:r>
+        <w:rPr>
+          <w:rFonts w:ascii="Arial" w:hAnsi="Arial" w:cs="Arial" w:hint="eastAsia"/>
+          <w:color w:val="000000"/>
+          <w:sz w:val="22"/>
+          <w:szCs w:val="22"/>
+        </w:rPr>
+        <w:t>[  4</w:t>
+      </w:r>
+      <w:proofErr w:type="gramEnd"/>
+      <w:r>
+        <w:rPr>
+          <w:rFonts w:ascii="Arial" w:hAnsi="Arial" w:cs="Arial" w:hint="eastAsia"/>
+          <w:color w:val="000000"/>
+          <w:sz w:val="22"/>
+          <w:szCs w:val="22"/>
+        </w:rPr>
+        <w:t>.  37.  59. 757.  15.  57.  15.  18.  26.  12.]</w:t>
       </w:r>
     </w:p>
     <w:p>
@@ -5136,7 +6680,27 @@
           <w:sz w:val="22"/>
           <w:szCs w:val="22"/>
         </w:rPr>
-        <w:t xml:space="preserve"> [  8.  28. 124.  16.  19. 727.  27.   9.  31.  11.]</w:t>
+        <w:t xml:space="preserve"> </w:t>
+      </w:r>
+      <w:proofErr w:type="gramStart"/>
+      <w:r>
+        <w:rPr>
+          <w:rFonts w:ascii="Arial" w:hAnsi="Arial" w:cs="Arial" w:hint="eastAsia"/>
+          <w:color w:val="000000"/>
+          <w:sz w:val="22"/>
+          <w:szCs w:val="22"/>
+        </w:rPr>
+        <w:t>[  8</w:t>
+      </w:r>
+      <w:proofErr w:type="gramEnd"/>
+      <w:r>
+        <w:rPr>
+          <w:rFonts w:ascii="Arial" w:hAnsi="Arial" w:cs="Arial" w:hint="eastAsia"/>
+          <w:color w:val="000000"/>
+          <w:sz w:val="22"/>
+          <w:szCs w:val="22"/>
+        </w:rPr>
+        <w:t>.  28. 124.  16.  19. 727.  27.   9.  31.  11.]</w:t>
       </w:r>
     </w:p>
     <w:p>
@@ -5158,7 +6722,27 @@
           <w:sz w:val="22"/>
           <w:szCs w:val="22"/>
         </w:rPr>
-        <w:t xml:space="preserve"> [  5.  23. 146.  10.  26.  25. 723.  20.   9.  13.]</w:t>
+        <w:t xml:space="preserve"> </w:t>
+      </w:r>
+      <w:proofErr w:type="gramStart"/>
+      <w:r>
+        <w:rPr>
+          <w:rFonts w:ascii="Arial" w:hAnsi="Arial" w:cs="Arial" w:hint="eastAsia"/>
+          <w:color w:val="000000"/>
+          <w:sz w:val="22"/>
+          <w:szCs w:val="22"/>
+        </w:rPr>
+        <w:t>[  5</w:t>
+      </w:r>
+      <w:proofErr w:type="gramEnd"/>
+      <w:r>
+        <w:rPr>
+          <w:rFonts w:ascii="Arial" w:hAnsi="Arial" w:cs="Arial" w:hint="eastAsia"/>
+          <w:color w:val="000000"/>
+          <w:sz w:val="22"/>
+          <w:szCs w:val="22"/>
+        </w:rPr>
+        <w:t>.  23. 146.  10.  26.  25. 723.  20.   9.  13.]</w:t>
       </w:r>
     </w:p>
     <w:p>
@@ -5223,7 +6807,27 @@
           <w:sz w:val="22"/>
           <w:szCs w:val="22"/>
         </w:rPr>
-        <w:t xml:space="preserve"> [  8.  52.  85.   3.  52.  30.  19.  32.  39. 680.]]</w:t>
+        <w:t xml:space="preserve"> </w:t>
+      </w:r>
+      <w:proofErr w:type="gramStart"/>
+      <w:r>
+        <w:rPr>
+          <w:rFonts w:ascii="Arial" w:hAnsi="Arial" w:cs="Arial" w:hint="eastAsia"/>
+          <w:color w:val="000000"/>
+          <w:sz w:val="22"/>
+          <w:szCs w:val="22"/>
+        </w:rPr>
+        <w:t>[  8</w:t>
+      </w:r>
+      <w:proofErr w:type="gramEnd"/>
+      <w:r>
+        <w:rPr>
+          <w:rFonts w:ascii="Arial" w:hAnsi="Arial" w:cs="Arial" w:hint="eastAsia"/>
+          <w:color w:val="000000"/>
+          <w:sz w:val="22"/>
+          <w:szCs w:val="22"/>
+        </w:rPr>
+        <w:t>.  52.  85.   3.  52.  30.  19.  32.  39. 680.]]</w:t>
       </w:r>
     </w:p>
     <w:p>
@@ -5246,6 +6850,7 @@
           <w:szCs w:val="22"/>
           <w:lang w:val="en-US" w:eastAsia="zh-CN"/>
         </w:rPr>
+        <w:lastRenderedPageBreak/>
         <w:t xml:space="preserve">    </w:t>
       </w:r>
       <w:r>
@@ -5280,16 +6885,9 @@
           <w:sz w:val="22"/>
           <w:szCs w:val="22"/>
         </w:rPr>
-        <w:t>2 ("su")</w:t>
-      </w:r>
-      <w:r>
-        <w:rPr>
-          <w:rFonts w:ascii="Arial" w:eastAsia="宋体" w:hAnsi="Arial" w:cs="Arial"/>
-          <w:sz w:val="22"/>
-          <w:szCs w:val="22"/>
-        </w:rPr>
-        <w:t xml:space="preserve"> are often confused with each other, as evidenced by 107 instances of misclassification. This likely occurs because these characters share similar shapes, and the linear model (NetLin), which only relies on pixel intensity combinations, lacks the capacity to differentiate these subtle visual differences. Similarly, </w:t>
-      </w:r>
+        <w:t>2 ("</w:t>
+      </w:r>
+      <w:proofErr w:type="spellStart"/>
       <w:r>
         <w:rPr>
           <w:rStyle w:val="Strong"/>
@@ -5297,6 +6895,51 @@
           <w:sz w:val="22"/>
           <w:szCs w:val="22"/>
         </w:rPr>
+        <w:t>su</w:t>
+      </w:r>
+      <w:proofErr w:type="spellEnd"/>
+      <w:r>
+        <w:rPr>
+          <w:rStyle w:val="Strong"/>
+          <w:rFonts w:ascii="Arial" w:eastAsia="宋体" w:hAnsi="Arial" w:cs="Arial"/>
+          <w:sz w:val="22"/>
+          <w:szCs w:val="22"/>
+        </w:rPr>
+        <w:t>")</w:t>
+      </w:r>
+      <w:r>
+        <w:rPr>
+          <w:rFonts w:ascii="Arial" w:eastAsia="宋体" w:hAnsi="Arial" w:cs="Arial"/>
+          <w:sz w:val="22"/>
+          <w:szCs w:val="22"/>
+        </w:rPr>
+        <w:t xml:space="preserve"> are often confused with each other, as evidenced by 107 instances of misclassification. This likely occurs because these characters share similar shapes, and the linear model (</w:t>
+      </w:r>
+      <w:proofErr w:type="spellStart"/>
+      <w:r>
+        <w:rPr>
+          <w:rFonts w:ascii="Arial" w:eastAsia="宋体" w:hAnsi="Arial" w:cs="Arial"/>
+          <w:sz w:val="22"/>
+          <w:szCs w:val="22"/>
+        </w:rPr>
+        <w:t>NetLin</w:t>
+      </w:r>
+      <w:proofErr w:type="spellEnd"/>
+      <w:r>
+        <w:rPr>
+          <w:rFonts w:ascii="Arial" w:eastAsia="宋体" w:hAnsi="Arial" w:cs="Arial"/>
+          <w:sz w:val="22"/>
+          <w:szCs w:val="22"/>
+        </w:rPr>
+        <w:t xml:space="preserve">), which only relies on pixel intensity combinations, lacks the capacity to differentiate these subtle visual differences. Similarly, </w:t>
+      </w:r>
+      <w:r>
+        <w:rPr>
+          <w:rStyle w:val="Strong"/>
+          <w:rFonts w:ascii="Arial" w:eastAsia="宋体" w:hAnsi="Arial" w:cs="Arial"/>
+          <w:sz w:val="22"/>
+          <w:szCs w:val="22"/>
+        </w:rPr>
         <w:t>5 ("ha")</w:t>
       </w:r>
       <w:r>
@@ -5314,7 +6957,27 @@
           <w:sz w:val="22"/>
           <w:szCs w:val="22"/>
         </w:rPr>
-        <w:t>2 ("su")</w:t>
+        <w:t>2 ("</w:t>
+      </w:r>
+      <w:proofErr w:type="spellStart"/>
+      <w:r>
+        <w:rPr>
+          <w:rStyle w:val="Strong"/>
+          <w:rFonts w:ascii="Arial" w:eastAsia="宋体" w:hAnsi="Arial" w:cs="Arial"/>
+          <w:sz w:val="22"/>
+          <w:szCs w:val="22"/>
+        </w:rPr>
+        <w:t>su</w:t>
+      </w:r>
+      <w:proofErr w:type="spellEnd"/>
+      <w:r>
+        <w:rPr>
+          <w:rStyle w:val="Strong"/>
+          <w:rFonts w:ascii="Arial" w:eastAsia="宋体" w:hAnsi="Arial" w:cs="Arial"/>
+          <w:sz w:val="22"/>
+          <w:szCs w:val="22"/>
+        </w:rPr>
+        <w:t>")</w:t>
       </w:r>
       <w:r>
         <w:rPr>
@@ -5348,7 +7011,27 @@
           <w:sz w:val="22"/>
           <w:szCs w:val="22"/>
         </w:rPr>
-        <w:t>2 ("su")</w:t>
+        <w:t>2 ("</w:t>
+      </w:r>
+      <w:proofErr w:type="spellStart"/>
+      <w:r>
+        <w:rPr>
+          <w:rStyle w:val="Strong"/>
+          <w:rFonts w:ascii="Arial" w:eastAsia="宋体" w:hAnsi="Arial" w:cs="Arial"/>
+          <w:sz w:val="22"/>
+          <w:szCs w:val="22"/>
+        </w:rPr>
+        <w:t>su</w:t>
+      </w:r>
+      <w:proofErr w:type="spellEnd"/>
+      <w:r>
+        <w:rPr>
+          <w:rStyle w:val="Strong"/>
+          <w:rFonts w:ascii="Arial" w:eastAsia="宋体" w:hAnsi="Arial" w:cs="Arial"/>
+          <w:sz w:val="22"/>
+          <w:szCs w:val="22"/>
+        </w:rPr>
+        <w:t>")</w:t>
       </w:r>
       <w:r>
         <w:rPr>
@@ -5368,6 +7051,7 @@
           <w:szCs w:val="22"/>
         </w:rPr>
       </w:pPr>
+      <w:proofErr w:type="spellStart"/>
       <w:r>
         <w:rPr>
           <w:rStyle w:val="Strong"/>
@@ -5377,6 +7061,7 @@
         </w:rPr>
         <w:t>NetFull</w:t>
       </w:r>
+      <w:proofErr w:type="spellEnd"/>
       <w:r>
         <w:rPr>
           <w:rStyle w:val="Strong"/>
@@ -5428,7 +7113,51 @@
           <w:szCs w:val="22"/>
           <w:lang w:val="en-US" w:eastAsia="zh-CN"/>
         </w:rPr>
-        <w:t>[[854.   2.   3.   6.  28.  29.   3.  37.  32.   6.]</w:t>
+        <w:t>[[854.   2.   3.   6</w:t>
+      </w:r>
+      <w:proofErr w:type="gramStart"/>
+      <w:r>
+        <w:rPr>
+          <w:rFonts w:ascii="Arial" w:eastAsia="微软雅黑" w:hAnsi="Arial" w:cs="Arial"/>
+          <w:color w:val="000000"/>
+          <w:sz w:val="22"/>
+          <w:szCs w:val="22"/>
+          <w:lang w:val="en-US" w:eastAsia="zh-CN"/>
+        </w:rPr>
+        <w:t>.  28</w:t>
+      </w:r>
+      <w:proofErr w:type="gramEnd"/>
+      <w:r>
+        <w:rPr>
+          <w:rFonts w:ascii="Arial" w:eastAsia="微软雅黑" w:hAnsi="Arial" w:cs="Arial"/>
+          <w:color w:val="000000"/>
+          <w:sz w:val="22"/>
+          <w:szCs w:val="22"/>
+          <w:lang w:val="en-US" w:eastAsia="zh-CN"/>
+        </w:rPr>
+        <w:t>.  29.   3.  37</w:t>
+      </w:r>
+      <w:proofErr w:type="gramStart"/>
+      <w:r>
+        <w:rPr>
+          <w:rFonts w:ascii="Arial" w:eastAsia="微软雅黑" w:hAnsi="Arial" w:cs="Arial"/>
+          <w:color w:val="000000"/>
+          <w:sz w:val="22"/>
+          <w:szCs w:val="22"/>
+          <w:lang w:val="en-US" w:eastAsia="zh-CN"/>
+        </w:rPr>
+        <w:t>.  32</w:t>
+      </w:r>
+      <w:proofErr w:type="gramEnd"/>
+      <w:r>
+        <w:rPr>
+          <w:rFonts w:ascii="Arial" w:eastAsia="微软雅黑" w:hAnsi="Arial" w:cs="Arial"/>
+          <w:color w:val="000000"/>
+          <w:sz w:val="22"/>
+          <w:szCs w:val="22"/>
+          <w:lang w:val="en-US" w:eastAsia="zh-CN"/>
+        </w:rPr>
+        <w:t>.   6.]</w:t>
       </w:r>
     </w:p>
     <w:p>
@@ -5452,7 +7181,117 @@
           <w:szCs w:val="22"/>
           <w:lang w:val="en-US" w:eastAsia="zh-CN"/>
         </w:rPr>
-        <w:t xml:space="preserve"> [  5. 804.  36.   3.  17.  13.  63.   4.  26.  29.]</w:t>
+        <w:t xml:space="preserve"> </w:t>
+      </w:r>
+      <w:proofErr w:type="gramStart"/>
+      <w:r>
+        <w:rPr>
+          <w:rFonts w:ascii="Arial" w:eastAsia="微软雅黑" w:hAnsi="Arial" w:cs="Arial"/>
+          <w:color w:val="000000"/>
+          <w:sz w:val="22"/>
+          <w:szCs w:val="22"/>
+          <w:lang w:val="en-US" w:eastAsia="zh-CN"/>
+        </w:rPr>
+        <w:t>[  5</w:t>
+      </w:r>
+      <w:proofErr w:type="gramEnd"/>
+      <w:r>
+        <w:rPr>
+          <w:rFonts w:ascii="Arial" w:eastAsia="微软雅黑" w:hAnsi="Arial" w:cs="Arial"/>
+          <w:color w:val="000000"/>
+          <w:sz w:val="22"/>
+          <w:szCs w:val="22"/>
+          <w:lang w:val="en-US" w:eastAsia="zh-CN"/>
+        </w:rPr>
+        <w:t>. 804</w:t>
+      </w:r>
+      <w:proofErr w:type="gramStart"/>
+      <w:r>
+        <w:rPr>
+          <w:rFonts w:ascii="Arial" w:eastAsia="微软雅黑" w:hAnsi="Arial" w:cs="Arial"/>
+          <w:color w:val="000000"/>
+          <w:sz w:val="22"/>
+          <w:szCs w:val="22"/>
+          <w:lang w:val="en-US" w:eastAsia="zh-CN"/>
+        </w:rPr>
+        <w:t>.  36</w:t>
+      </w:r>
+      <w:proofErr w:type="gramEnd"/>
+      <w:r>
+        <w:rPr>
+          <w:rFonts w:ascii="Arial" w:eastAsia="微软雅黑" w:hAnsi="Arial" w:cs="Arial"/>
+          <w:color w:val="000000"/>
+          <w:sz w:val="22"/>
+          <w:szCs w:val="22"/>
+          <w:lang w:val="en-US" w:eastAsia="zh-CN"/>
+        </w:rPr>
+        <w:t>.   3</w:t>
+      </w:r>
+      <w:proofErr w:type="gramStart"/>
+      <w:r>
+        <w:rPr>
+          <w:rFonts w:ascii="Arial" w:eastAsia="微软雅黑" w:hAnsi="Arial" w:cs="Arial"/>
+          <w:color w:val="000000"/>
+          <w:sz w:val="22"/>
+          <w:szCs w:val="22"/>
+          <w:lang w:val="en-US" w:eastAsia="zh-CN"/>
+        </w:rPr>
+        <w:t>.  17</w:t>
+      </w:r>
+      <w:proofErr w:type="gramEnd"/>
+      <w:r>
+        <w:rPr>
+          <w:rFonts w:ascii="Arial" w:eastAsia="微软雅黑" w:hAnsi="Arial" w:cs="Arial"/>
+          <w:color w:val="000000"/>
+          <w:sz w:val="22"/>
+          <w:szCs w:val="22"/>
+          <w:lang w:val="en-US" w:eastAsia="zh-CN"/>
+        </w:rPr>
+        <w:t>.  13</w:t>
+      </w:r>
+      <w:proofErr w:type="gramStart"/>
+      <w:r>
+        <w:rPr>
+          <w:rFonts w:ascii="Arial" w:eastAsia="微软雅黑" w:hAnsi="Arial" w:cs="Arial"/>
+          <w:color w:val="000000"/>
+          <w:sz w:val="22"/>
+          <w:szCs w:val="22"/>
+          <w:lang w:val="en-US" w:eastAsia="zh-CN"/>
+        </w:rPr>
+        <w:t>.  63</w:t>
+      </w:r>
+      <w:proofErr w:type="gramEnd"/>
+      <w:r>
+        <w:rPr>
+          <w:rFonts w:ascii="Arial" w:eastAsia="微软雅黑" w:hAnsi="Arial" w:cs="Arial"/>
+          <w:color w:val="000000"/>
+          <w:sz w:val="22"/>
+          <w:szCs w:val="22"/>
+          <w:lang w:val="en-US" w:eastAsia="zh-CN"/>
+        </w:rPr>
+        <w:t>.   4</w:t>
+      </w:r>
+      <w:proofErr w:type="gramStart"/>
+      <w:r>
+        <w:rPr>
+          <w:rFonts w:ascii="Arial" w:eastAsia="微软雅黑" w:hAnsi="Arial" w:cs="Arial"/>
+          <w:color w:val="000000"/>
+          <w:sz w:val="22"/>
+          <w:szCs w:val="22"/>
+          <w:lang w:val="en-US" w:eastAsia="zh-CN"/>
+        </w:rPr>
+        <w:t>.  26</w:t>
+      </w:r>
+      <w:proofErr w:type="gramEnd"/>
+      <w:r>
+        <w:rPr>
+          <w:rFonts w:ascii="Arial" w:eastAsia="微软雅黑" w:hAnsi="Arial" w:cs="Arial"/>
+          <w:color w:val="000000"/>
+          <w:sz w:val="22"/>
+          <w:szCs w:val="22"/>
+          <w:lang w:val="en-US" w:eastAsia="zh-CN"/>
+        </w:rPr>
+        <w:t>.  29.]</w:t>
       </w:r>
     </w:p>
     <w:p>
@@ -5476,7 +7315,95 @@
           <w:szCs w:val="22"/>
           <w:lang w:val="en-US" w:eastAsia="zh-CN"/>
         </w:rPr>
-        <w:t xml:space="preserve"> [  8.  17. 842.  34.  11.  15.  24.  11.  18.  20.]</w:t>
+        <w:t xml:space="preserve"> </w:t>
+      </w:r>
+      <w:proofErr w:type="gramStart"/>
+      <w:r>
+        <w:rPr>
+          <w:rFonts w:ascii="Arial" w:eastAsia="微软雅黑" w:hAnsi="Arial" w:cs="Arial"/>
+          <w:color w:val="000000"/>
+          <w:sz w:val="22"/>
+          <w:szCs w:val="22"/>
+          <w:lang w:val="en-US" w:eastAsia="zh-CN"/>
+        </w:rPr>
+        <w:t>[  8</w:t>
+      </w:r>
+      <w:proofErr w:type="gramEnd"/>
+      <w:r>
+        <w:rPr>
+          <w:rFonts w:ascii="Arial" w:eastAsia="微软雅黑" w:hAnsi="Arial" w:cs="Arial"/>
+          <w:color w:val="000000"/>
+          <w:sz w:val="22"/>
+          <w:szCs w:val="22"/>
+          <w:lang w:val="en-US" w:eastAsia="zh-CN"/>
+        </w:rPr>
+        <w:t>.  17. 842.  34</w:t>
+      </w:r>
+      <w:proofErr w:type="gramStart"/>
+      <w:r>
+        <w:rPr>
+          <w:rFonts w:ascii="Arial" w:eastAsia="微软雅黑" w:hAnsi="Arial" w:cs="Arial"/>
+          <w:color w:val="000000"/>
+          <w:sz w:val="22"/>
+          <w:szCs w:val="22"/>
+          <w:lang w:val="en-US" w:eastAsia="zh-CN"/>
+        </w:rPr>
+        <w:t>.  11</w:t>
+      </w:r>
+      <w:proofErr w:type="gramEnd"/>
+      <w:r>
+        <w:rPr>
+          <w:rFonts w:ascii="Arial" w:eastAsia="微软雅黑" w:hAnsi="Arial" w:cs="Arial"/>
+          <w:color w:val="000000"/>
+          <w:sz w:val="22"/>
+          <w:szCs w:val="22"/>
+          <w:lang w:val="en-US" w:eastAsia="zh-CN"/>
+        </w:rPr>
+        <w:t>.  15</w:t>
+      </w:r>
+      <w:proofErr w:type="gramStart"/>
+      <w:r>
+        <w:rPr>
+          <w:rFonts w:ascii="Arial" w:eastAsia="微软雅黑" w:hAnsi="Arial" w:cs="Arial"/>
+          <w:color w:val="000000"/>
+          <w:sz w:val="22"/>
+          <w:szCs w:val="22"/>
+          <w:lang w:val="en-US" w:eastAsia="zh-CN"/>
+        </w:rPr>
+        <w:t>.  24</w:t>
+      </w:r>
+      <w:proofErr w:type="gramEnd"/>
+      <w:r>
+        <w:rPr>
+          <w:rFonts w:ascii="Arial" w:eastAsia="微软雅黑" w:hAnsi="Arial" w:cs="Arial"/>
+          <w:color w:val="000000"/>
+          <w:sz w:val="22"/>
+          <w:szCs w:val="22"/>
+          <w:lang w:val="en-US" w:eastAsia="zh-CN"/>
+        </w:rPr>
+        <w:t>.  11</w:t>
+      </w:r>
+      <w:proofErr w:type="gramStart"/>
+      <w:r>
+        <w:rPr>
+          <w:rFonts w:ascii="Arial" w:eastAsia="微软雅黑" w:hAnsi="Arial" w:cs="Arial"/>
+          <w:color w:val="000000"/>
+          <w:sz w:val="22"/>
+          <w:szCs w:val="22"/>
+          <w:lang w:val="en-US" w:eastAsia="zh-CN"/>
+        </w:rPr>
+        <w:t>.  18</w:t>
+      </w:r>
+      <w:proofErr w:type="gramEnd"/>
+      <w:r>
+        <w:rPr>
+          <w:rFonts w:ascii="Arial" w:eastAsia="微软雅黑" w:hAnsi="Arial" w:cs="Arial"/>
+          <w:color w:val="000000"/>
+          <w:sz w:val="22"/>
+          <w:szCs w:val="22"/>
+          <w:lang w:val="en-US" w:eastAsia="zh-CN"/>
+        </w:rPr>
+        <w:t>.  20.]</w:t>
       </w:r>
     </w:p>
     <w:p>
@@ -5500,7 +7427,51 @@
           <w:szCs w:val="22"/>
           <w:lang w:val="en-US" w:eastAsia="zh-CN"/>
         </w:rPr>
-        <w:t xml:space="preserve"> [  2.   8.  22. 923.   2.  15.   7.   2.   8.  11.]</w:t>
+        <w:t xml:space="preserve"> </w:t>
+      </w:r>
+      <w:proofErr w:type="gramStart"/>
+      <w:r>
+        <w:rPr>
+          <w:rFonts w:ascii="Arial" w:eastAsia="微软雅黑" w:hAnsi="Arial" w:cs="Arial"/>
+          <w:color w:val="000000"/>
+          <w:sz w:val="22"/>
+          <w:szCs w:val="22"/>
+          <w:lang w:val="en-US" w:eastAsia="zh-CN"/>
+        </w:rPr>
+        <w:t>[  2</w:t>
+      </w:r>
+      <w:proofErr w:type="gramEnd"/>
+      <w:r>
+        <w:rPr>
+          <w:rFonts w:ascii="Arial" w:eastAsia="微软雅黑" w:hAnsi="Arial" w:cs="Arial"/>
+          <w:color w:val="000000"/>
+          <w:sz w:val="22"/>
+          <w:szCs w:val="22"/>
+          <w:lang w:val="en-US" w:eastAsia="zh-CN"/>
+        </w:rPr>
+        <w:t>.   8</w:t>
+      </w:r>
+      <w:proofErr w:type="gramStart"/>
+      <w:r>
+        <w:rPr>
+          <w:rFonts w:ascii="Arial" w:eastAsia="微软雅黑" w:hAnsi="Arial" w:cs="Arial"/>
+          <w:color w:val="000000"/>
+          <w:sz w:val="22"/>
+          <w:szCs w:val="22"/>
+          <w:lang w:val="en-US" w:eastAsia="zh-CN"/>
+        </w:rPr>
+        <w:t>.  22</w:t>
+      </w:r>
+      <w:proofErr w:type="gramEnd"/>
+      <w:r>
+        <w:rPr>
+          <w:rFonts w:ascii="Arial" w:eastAsia="微软雅黑" w:hAnsi="Arial" w:cs="Arial"/>
+          <w:color w:val="000000"/>
+          <w:sz w:val="22"/>
+          <w:szCs w:val="22"/>
+          <w:lang w:val="en-US" w:eastAsia="zh-CN"/>
+        </w:rPr>
+        <w:t>. 923.   2.  15.   7.   2.   8.  11.]</w:t>
       </w:r>
     </w:p>
     <w:p>
@@ -5524,7 +7495,95 @@
           <w:szCs w:val="22"/>
           <w:lang w:val="en-US" w:eastAsia="zh-CN"/>
         </w:rPr>
-        <w:t xml:space="preserve"> [ 42.  22.  22.   3. 820.   7.  28.  17.  22.  17.]</w:t>
+        <w:t xml:space="preserve"> </w:t>
+      </w:r>
+      <w:proofErr w:type="gramStart"/>
+      <w:r>
+        <w:rPr>
+          <w:rFonts w:ascii="Arial" w:eastAsia="微软雅黑" w:hAnsi="Arial" w:cs="Arial"/>
+          <w:color w:val="000000"/>
+          <w:sz w:val="22"/>
+          <w:szCs w:val="22"/>
+          <w:lang w:val="en-US" w:eastAsia="zh-CN"/>
+        </w:rPr>
+        <w:t>[ 42</w:t>
+      </w:r>
+      <w:proofErr w:type="gramEnd"/>
+      <w:r>
+        <w:rPr>
+          <w:rFonts w:ascii="Arial" w:eastAsia="微软雅黑" w:hAnsi="Arial" w:cs="Arial"/>
+          <w:color w:val="000000"/>
+          <w:sz w:val="22"/>
+          <w:szCs w:val="22"/>
+          <w:lang w:val="en-US" w:eastAsia="zh-CN"/>
+        </w:rPr>
+        <w:t>.  22</w:t>
+      </w:r>
+      <w:proofErr w:type="gramStart"/>
+      <w:r>
+        <w:rPr>
+          <w:rFonts w:ascii="Arial" w:eastAsia="微软雅黑" w:hAnsi="Arial" w:cs="Arial"/>
+          <w:color w:val="000000"/>
+          <w:sz w:val="22"/>
+          <w:szCs w:val="22"/>
+          <w:lang w:val="en-US" w:eastAsia="zh-CN"/>
+        </w:rPr>
+        <w:t>.  22</w:t>
+      </w:r>
+      <w:proofErr w:type="gramEnd"/>
+      <w:r>
+        <w:rPr>
+          <w:rFonts w:ascii="Arial" w:eastAsia="微软雅黑" w:hAnsi="Arial" w:cs="Arial"/>
+          <w:color w:val="000000"/>
+          <w:sz w:val="22"/>
+          <w:szCs w:val="22"/>
+          <w:lang w:val="en-US" w:eastAsia="zh-CN"/>
+        </w:rPr>
+        <w:t>.   3. 820.   7</w:t>
+      </w:r>
+      <w:proofErr w:type="gramStart"/>
+      <w:r>
+        <w:rPr>
+          <w:rFonts w:ascii="Arial" w:eastAsia="微软雅黑" w:hAnsi="Arial" w:cs="Arial"/>
+          <w:color w:val="000000"/>
+          <w:sz w:val="22"/>
+          <w:szCs w:val="22"/>
+          <w:lang w:val="en-US" w:eastAsia="zh-CN"/>
+        </w:rPr>
+        <w:t>.  28</w:t>
+      </w:r>
+      <w:proofErr w:type="gramEnd"/>
+      <w:r>
+        <w:rPr>
+          <w:rFonts w:ascii="Arial" w:eastAsia="微软雅黑" w:hAnsi="Arial" w:cs="Arial"/>
+          <w:color w:val="000000"/>
+          <w:sz w:val="22"/>
+          <w:szCs w:val="22"/>
+          <w:lang w:val="en-US" w:eastAsia="zh-CN"/>
+        </w:rPr>
+        <w:t>.  17</w:t>
+      </w:r>
+      <w:proofErr w:type="gramStart"/>
+      <w:r>
+        <w:rPr>
+          <w:rFonts w:ascii="Arial" w:eastAsia="微软雅黑" w:hAnsi="Arial" w:cs="Arial"/>
+          <w:color w:val="000000"/>
+          <w:sz w:val="22"/>
+          <w:szCs w:val="22"/>
+          <w:lang w:val="en-US" w:eastAsia="zh-CN"/>
+        </w:rPr>
+        <w:t>.  22</w:t>
+      </w:r>
+      <w:proofErr w:type="gramEnd"/>
+      <w:r>
+        <w:rPr>
+          <w:rFonts w:ascii="Arial" w:eastAsia="微软雅黑" w:hAnsi="Arial" w:cs="Arial"/>
+          <w:color w:val="000000"/>
+          <w:sz w:val="22"/>
+          <w:szCs w:val="22"/>
+          <w:lang w:val="en-US" w:eastAsia="zh-CN"/>
+        </w:rPr>
+        <w:t>.  17.]</w:t>
       </w:r>
     </w:p>
     <w:p>
@@ -5548,7 +7607,117 @@
           <w:szCs w:val="22"/>
           <w:lang w:val="en-US" w:eastAsia="zh-CN"/>
         </w:rPr>
-        <w:t xml:space="preserve"> [  8.  10.  83.  11.  11. 834.  21.   2.  15.   5.]</w:t>
+        <w:t xml:space="preserve"> </w:t>
+      </w:r>
+      <w:proofErr w:type="gramStart"/>
+      <w:r>
+        <w:rPr>
+          <w:rFonts w:ascii="Arial" w:eastAsia="微软雅黑" w:hAnsi="Arial" w:cs="Arial"/>
+          <w:color w:val="000000"/>
+          <w:sz w:val="22"/>
+          <w:szCs w:val="22"/>
+          <w:lang w:val="en-US" w:eastAsia="zh-CN"/>
+        </w:rPr>
+        <w:t>[  8</w:t>
+      </w:r>
+      <w:proofErr w:type="gramEnd"/>
+      <w:r>
+        <w:rPr>
+          <w:rFonts w:ascii="Arial" w:eastAsia="微软雅黑" w:hAnsi="Arial" w:cs="Arial"/>
+          <w:color w:val="000000"/>
+          <w:sz w:val="22"/>
+          <w:szCs w:val="22"/>
+          <w:lang w:val="en-US" w:eastAsia="zh-CN"/>
+        </w:rPr>
+        <w:t>.  10</w:t>
+      </w:r>
+      <w:proofErr w:type="gramStart"/>
+      <w:r>
+        <w:rPr>
+          <w:rFonts w:ascii="Arial" w:eastAsia="微软雅黑" w:hAnsi="Arial" w:cs="Arial"/>
+          <w:color w:val="000000"/>
+          <w:sz w:val="22"/>
+          <w:szCs w:val="22"/>
+          <w:lang w:val="en-US" w:eastAsia="zh-CN"/>
+        </w:rPr>
+        <w:t>.  83</w:t>
+      </w:r>
+      <w:proofErr w:type="gramEnd"/>
+      <w:r>
+        <w:rPr>
+          <w:rFonts w:ascii="Arial" w:eastAsia="微软雅黑" w:hAnsi="Arial" w:cs="Arial"/>
+          <w:color w:val="000000"/>
+          <w:sz w:val="22"/>
+          <w:szCs w:val="22"/>
+          <w:lang w:val="en-US" w:eastAsia="zh-CN"/>
+        </w:rPr>
+        <w:t>.  11</w:t>
+      </w:r>
+      <w:proofErr w:type="gramStart"/>
+      <w:r>
+        <w:rPr>
+          <w:rFonts w:ascii="Arial" w:eastAsia="微软雅黑" w:hAnsi="Arial" w:cs="Arial"/>
+          <w:color w:val="000000"/>
+          <w:sz w:val="22"/>
+          <w:szCs w:val="22"/>
+          <w:lang w:val="en-US" w:eastAsia="zh-CN"/>
+        </w:rPr>
+        <w:t>.  11</w:t>
+      </w:r>
+      <w:proofErr w:type="gramEnd"/>
+      <w:r>
+        <w:rPr>
+          <w:rFonts w:ascii="Arial" w:eastAsia="微软雅黑" w:hAnsi="Arial" w:cs="Arial"/>
+          <w:color w:val="000000"/>
+          <w:sz w:val="22"/>
+          <w:szCs w:val="22"/>
+          <w:lang w:val="en-US" w:eastAsia="zh-CN"/>
+        </w:rPr>
+        <w:t>. 834</w:t>
+      </w:r>
+      <w:proofErr w:type="gramStart"/>
+      <w:r>
+        <w:rPr>
+          <w:rFonts w:ascii="Arial" w:eastAsia="微软雅黑" w:hAnsi="Arial" w:cs="Arial"/>
+          <w:color w:val="000000"/>
+          <w:sz w:val="22"/>
+          <w:szCs w:val="22"/>
+          <w:lang w:val="en-US" w:eastAsia="zh-CN"/>
+        </w:rPr>
+        <w:t>.  21</w:t>
+      </w:r>
+      <w:proofErr w:type="gramEnd"/>
+      <w:r>
+        <w:rPr>
+          <w:rFonts w:ascii="Arial" w:eastAsia="微软雅黑" w:hAnsi="Arial" w:cs="Arial"/>
+          <w:color w:val="000000"/>
+          <w:sz w:val="22"/>
+          <w:szCs w:val="22"/>
+          <w:lang w:val="en-US" w:eastAsia="zh-CN"/>
+        </w:rPr>
+        <w:t>.   2</w:t>
+      </w:r>
+      <w:proofErr w:type="gramStart"/>
+      <w:r>
+        <w:rPr>
+          <w:rFonts w:ascii="Arial" w:eastAsia="微软雅黑" w:hAnsi="Arial" w:cs="Arial"/>
+          <w:color w:val="000000"/>
+          <w:sz w:val="22"/>
+          <w:szCs w:val="22"/>
+          <w:lang w:val="en-US" w:eastAsia="zh-CN"/>
+        </w:rPr>
+        <w:t>.  15</w:t>
+      </w:r>
+      <w:proofErr w:type="gramEnd"/>
+      <w:r>
+        <w:rPr>
+          <w:rFonts w:ascii="Arial" w:eastAsia="微软雅黑" w:hAnsi="Arial" w:cs="Arial"/>
+          <w:color w:val="000000"/>
+          <w:sz w:val="22"/>
+          <w:szCs w:val="22"/>
+          <w:lang w:val="en-US" w:eastAsia="zh-CN"/>
+        </w:rPr>
+        <w:t>.   5.]</w:t>
       </w:r>
     </w:p>
     <w:p>
@@ -5572,7 +7741,73 @@
           <w:szCs w:val="22"/>
           <w:lang w:val="en-US" w:eastAsia="zh-CN"/>
         </w:rPr>
-        <w:t xml:space="preserve"> [  3.  11.  55.   6.  15.   5. 891.   6.   2.   6.]</w:t>
+        <w:t xml:space="preserve"> </w:t>
+      </w:r>
+      <w:proofErr w:type="gramStart"/>
+      <w:r>
+        <w:rPr>
+          <w:rFonts w:ascii="Arial" w:eastAsia="微软雅黑" w:hAnsi="Arial" w:cs="Arial"/>
+          <w:color w:val="000000"/>
+          <w:sz w:val="22"/>
+          <w:szCs w:val="22"/>
+          <w:lang w:val="en-US" w:eastAsia="zh-CN"/>
+        </w:rPr>
+        <w:t>[  3</w:t>
+      </w:r>
+      <w:proofErr w:type="gramEnd"/>
+      <w:r>
+        <w:rPr>
+          <w:rFonts w:ascii="Arial" w:eastAsia="微软雅黑" w:hAnsi="Arial" w:cs="Arial"/>
+          <w:color w:val="000000"/>
+          <w:sz w:val="22"/>
+          <w:szCs w:val="22"/>
+          <w:lang w:val="en-US" w:eastAsia="zh-CN"/>
+        </w:rPr>
+        <w:t>.  11</w:t>
+      </w:r>
+      <w:proofErr w:type="gramStart"/>
+      <w:r>
+        <w:rPr>
+          <w:rFonts w:ascii="Arial" w:eastAsia="微软雅黑" w:hAnsi="Arial" w:cs="Arial"/>
+          <w:color w:val="000000"/>
+          <w:sz w:val="22"/>
+          <w:szCs w:val="22"/>
+          <w:lang w:val="en-US" w:eastAsia="zh-CN"/>
+        </w:rPr>
+        <w:t>.  55</w:t>
+      </w:r>
+      <w:proofErr w:type="gramEnd"/>
+      <w:r>
+        <w:rPr>
+          <w:rFonts w:ascii="Arial" w:eastAsia="微软雅黑" w:hAnsi="Arial" w:cs="Arial"/>
+          <w:color w:val="000000"/>
+          <w:sz w:val="22"/>
+          <w:szCs w:val="22"/>
+          <w:lang w:val="en-US" w:eastAsia="zh-CN"/>
+        </w:rPr>
+        <w:t>.   6</w:t>
+      </w:r>
+      <w:proofErr w:type="gramStart"/>
+      <w:r>
+        <w:rPr>
+          <w:rFonts w:ascii="Arial" w:eastAsia="微软雅黑" w:hAnsi="Arial" w:cs="Arial"/>
+          <w:color w:val="000000"/>
+          <w:sz w:val="22"/>
+          <w:szCs w:val="22"/>
+          <w:lang w:val="en-US" w:eastAsia="zh-CN"/>
+        </w:rPr>
+        <w:t>.  15</w:t>
+      </w:r>
+      <w:proofErr w:type="gramEnd"/>
+      <w:r>
+        <w:rPr>
+          <w:rFonts w:ascii="Arial" w:eastAsia="微软雅黑" w:hAnsi="Arial" w:cs="Arial"/>
+          <w:color w:val="000000"/>
+          <w:sz w:val="22"/>
+          <w:szCs w:val="22"/>
+          <w:lang w:val="en-US" w:eastAsia="zh-CN"/>
+        </w:rPr>
+        <w:t>.   5. 891.   6.   2.   6.]</w:t>
       </w:r>
     </w:p>
     <w:p>
@@ -5596,7 +7831,117 @@
           <w:szCs w:val="22"/>
           <w:lang w:val="en-US" w:eastAsia="zh-CN"/>
         </w:rPr>
-        <w:t xml:space="preserve"> [ 15.  15.  18.   5.  24.  10.  33. 829.  21.  30.]</w:t>
+        <w:t xml:space="preserve"> </w:t>
+      </w:r>
+      <w:proofErr w:type="gramStart"/>
+      <w:r>
+        <w:rPr>
+          <w:rFonts w:ascii="Arial" w:eastAsia="微软雅黑" w:hAnsi="Arial" w:cs="Arial"/>
+          <w:color w:val="000000"/>
+          <w:sz w:val="22"/>
+          <w:szCs w:val="22"/>
+          <w:lang w:val="en-US" w:eastAsia="zh-CN"/>
+        </w:rPr>
+        <w:t>[ 15</w:t>
+      </w:r>
+      <w:proofErr w:type="gramEnd"/>
+      <w:r>
+        <w:rPr>
+          <w:rFonts w:ascii="Arial" w:eastAsia="微软雅黑" w:hAnsi="Arial" w:cs="Arial"/>
+          <w:color w:val="000000"/>
+          <w:sz w:val="22"/>
+          <w:szCs w:val="22"/>
+          <w:lang w:val="en-US" w:eastAsia="zh-CN"/>
+        </w:rPr>
+        <w:t>.  15</w:t>
+      </w:r>
+      <w:proofErr w:type="gramStart"/>
+      <w:r>
+        <w:rPr>
+          <w:rFonts w:ascii="Arial" w:eastAsia="微软雅黑" w:hAnsi="Arial" w:cs="Arial"/>
+          <w:color w:val="000000"/>
+          <w:sz w:val="22"/>
+          <w:szCs w:val="22"/>
+          <w:lang w:val="en-US" w:eastAsia="zh-CN"/>
+        </w:rPr>
+        <w:t>.  18</w:t>
+      </w:r>
+      <w:proofErr w:type="gramEnd"/>
+      <w:r>
+        <w:rPr>
+          <w:rFonts w:ascii="Arial" w:eastAsia="微软雅黑" w:hAnsi="Arial" w:cs="Arial"/>
+          <w:color w:val="000000"/>
+          <w:sz w:val="22"/>
+          <w:szCs w:val="22"/>
+          <w:lang w:val="en-US" w:eastAsia="zh-CN"/>
+        </w:rPr>
+        <w:t>.   5</w:t>
+      </w:r>
+      <w:proofErr w:type="gramStart"/>
+      <w:r>
+        <w:rPr>
+          <w:rFonts w:ascii="Arial" w:eastAsia="微软雅黑" w:hAnsi="Arial" w:cs="Arial"/>
+          <w:color w:val="000000"/>
+          <w:sz w:val="22"/>
+          <w:szCs w:val="22"/>
+          <w:lang w:val="en-US" w:eastAsia="zh-CN"/>
+        </w:rPr>
+        <w:t>.  24</w:t>
+      </w:r>
+      <w:proofErr w:type="gramEnd"/>
+      <w:r>
+        <w:rPr>
+          <w:rFonts w:ascii="Arial" w:eastAsia="微软雅黑" w:hAnsi="Arial" w:cs="Arial"/>
+          <w:color w:val="000000"/>
+          <w:sz w:val="22"/>
+          <w:szCs w:val="22"/>
+          <w:lang w:val="en-US" w:eastAsia="zh-CN"/>
+        </w:rPr>
+        <w:t>.  10</w:t>
+      </w:r>
+      <w:proofErr w:type="gramStart"/>
+      <w:r>
+        <w:rPr>
+          <w:rFonts w:ascii="Arial" w:eastAsia="微软雅黑" w:hAnsi="Arial" w:cs="Arial"/>
+          <w:color w:val="000000"/>
+          <w:sz w:val="22"/>
+          <w:szCs w:val="22"/>
+          <w:lang w:val="en-US" w:eastAsia="zh-CN"/>
+        </w:rPr>
+        <w:t>.  33</w:t>
+      </w:r>
+      <w:proofErr w:type="gramEnd"/>
+      <w:r>
+        <w:rPr>
+          <w:rFonts w:ascii="Arial" w:eastAsia="微软雅黑" w:hAnsi="Arial" w:cs="Arial"/>
+          <w:color w:val="000000"/>
+          <w:sz w:val="22"/>
+          <w:szCs w:val="22"/>
+          <w:lang w:val="en-US" w:eastAsia="zh-CN"/>
+        </w:rPr>
+        <w:t>. 829</w:t>
+      </w:r>
+      <w:proofErr w:type="gramStart"/>
+      <w:r>
+        <w:rPr>
+          <w:rFonts w:ascii="Arial" w:eastAsia="微软雅黑" w:hAnsi="Arial" w:cs="Arial"/>
+          <w:color w:val="000000"/>
+          <w:sz w:val="22"/>
+          <w:szCs w:val="22"/>
+          <w:lang w:val="en-US" w:eastAsia="zh-CN"/>
+        </w:rPr>
+        <w:t>.  21</w:t>
+      </w:r>
+      <w:proofErr w:type="gramEnd"/>
+      <w:r>
+        <w:rPr>
+          <w:rFonts w:ascii="Arial" w:eastAsia="微软雅黑" w:hAnsi="Arial" w:cs="Arial"/>
+          <w:color w:val="000000"/>
+          <w:sz w:val="22"/>
+          <w:szCs w:val="22"/>
+          <w:lang w:val="en-US" w:eastAsia="zh-CN"/>
+        </w:rPr>
+        <w:t>.  30.]</w:t>
       </w:r>
     </w:p>
     <w:p>
@@ -5620,7 +7965,73 @@
           <w:szCs w:val="22"/>
           <w:lang w:val="en-US" w:eastAsia="zh-CN"/>
         </w:rPr>
-        <w:t xml:space="preserve"> [ 10.  27.  32.  41.   5.   8.  28.   5. 839.   5.]</w:t>
+        <w:t xml:space="preserve"> </w:t>
+      </w:r>
+      <w:proofErr w:type="gramStart"/>
+      <w:r>
+        <w:rPr>
+          <w:rFonts w:ascii="Arial" w:eastAsia="微软雅黑" w:hAnsi="Arial" w:cs="Arial"/>
+          <w:color w:val="000000"/>
+          <w:sz w:val="22"/>
+          <w:szCs w:val="22"/>
+          <w:lang w:val="en-US" w:eastAsia="zh-CN"/>
+        </w:rPr>
+        <w:t>[ 10</w:t>
+      </w:r>
+      <w:proofErr w:type="gramEnd"/>
+      <w:r>
+        <w:rPr>
+          <w:rFonts w:ascii="Arial" w:eastAsia="微软雅黑" w:hAnsi="Arial" w:cs="Arial"/>
+          <w:color w:val="000000"/>
+          <w:sz w:val="22"/>
+          <w:szCs w:val="22"/>
+          <w:lang w:val="en-US" w:eastAsia="zh-CN"/>
+        </w:rPr>
+        <w:t>.  27</w:t>
+      </w:r>
+      <w:proofErr w:type="gramStart"/>
+      <w:r>
+        <w:rPr>
+          <w:rFonts w:ascii="Arial" w:eastAsia="微软雅黑" w:hAnsi="Arial" w:cs="Arial"/>
+          <w:color w:val="000000"/>
+          <w:sz w:val="22"/>
+          <w:szCs w:val="22"/>
+          <w:lang w:val="en-US" w:eastAsia="zh-CN"/>
+        </w:rPr>
+        <w:t>.  32</w:t>
+      </w:r>
+      <w:proofErr w:type="gramEnd"/>
+      <w:r>
+        <w:rPr>
+          <w:rFonts w:ascii="Arial" w:eastAsia="微软雅黑" w:hAnsi="Arial" w:cs="Arial"/>
+          <w:color w:val="000000"/>
+          <w:sz w:val="22"/>
+          <w:szCs w:val="22"/>
+          <w:lang w:val="en-US" w:eastAsia="zh-CN"/>
+        </w:rPr>
+        <w:t>.  41.   5.   8</w:t>
+      </w:r>
+      <w:proofErr w:type="gramStart"/>
+      <w:r>
+        <w:rPr>
+          <w:rFonts w:ascii="Arial" w:eastAsia="微软雅黑" w:hAnsi="Arial" w:cs="Arial"/>
+          <w:color w:val="000000"/>
+          <w:sz w:val="22"/>
+          <w:szCs w:val="22"/>
+          <w:lang w:val="en-US" w:eastAsia="zh-CN"/>
+        </w:rPr>
+        <w:t>.  28</w:t>
+      </w:r>
+      <w:proofErr w:type="gramEnd"/>
+      <w:r>
+        <w:rPr>
+          <w:rFonts w:ascii="Arial" w:eastAsia="微软雅黑" w:hAnsi="Arial" w:cs="Arial"/>
+          <w:color w:val="000000"/>
+          <w:sz w:val="22"/>
+          <w:szCs w:val="22"/>
+          <w:lang w:val="en-US" w:eastAsia="zh-CN"/>
+        </w:rPr>
+        <w:t>.   5. 839.   5.]</w:t>
       </w:r>
     </w:p>
     <w:p>
@@ -5642,7 +8053,117 @@
           <w:szCs w:val="22"/>
           <w:lang w:val="en-US" w:eastAsia="zh-CN"/>
         </w:rPr>
-        <w:t xml:space="preserve"> [  3.  11.  45.   5.  27.   5.  21.  13.  14. 856.]]</w:t>
+        <w:t xml:space="preserve"> </w:t>
+      </w:r>
+      <w:proofErr w:type="gramStart"/>
+      <w:r>
+        <w:rPr>
+          <w:rFonts w:ascii="Arial" w:eastAsia="微软雅黑" w:hAnsi="Arial" w:cs="Arial"/>
+          <w:color w:val="000000"/>
+          <w:sz w:val="22"/>
+          <w:szCs w:val="22"/>
+          <w:lang w:val="en-US" w:eastAsia="zh-CN"/>
+        </w:rPr>
+        <w:t>[  3</w:t>
+      </w:r>
+      <w:proofErr w:type="gramEnd"/>
+      <w:r>
+        <w:rPr>
+          <w:rFonts w:ascii="Arial" w:eastAsia="微软雅黑" w:hAnsi="Arial" w:cs="Arial"/>
+          <w:color w:val="000000"/>
+          <w:sz w:val="22"/>
+          <w:szCs w:val="22"/>
+          <w:lang w:val="en-US" w:eastAsia="zh-CN"/>
+        </w:rPr>
+        <w:t>.  11</w:t>
+      </w:r>
+      <w:proofErr w:type="gramStart"/>
+      <w:r>
+        <w:rPr>
+          <w:rFonts w:ascii="Arial" w:eastAsia="微软雅黑" w:hAnsi="Arial" w:cs="Arial"/>
+          <w:color w:val="000000"/>
+          <w:sz w:val="22"/>
+          <w:szCs w:val="22"/>
+          <w:lang w:val="en-US" w:eastAsia="zh-CN"/>
+        </w:rPr>
+        <w:t>.  45</w:t>
+      </w:r>
+      <w:proofErr w:type="gramEnd"/>
+      <w:r>
+        <w:rPr>
+          <w:rFonts w:ascii="Arial" w:eastAsia="微软雅黑" w:hAnsi="Arial" w:cs="Arial"/>
+          <w:color w:val="000000"/>
+          <w:sz w:val="22"/>
+          <w:szCs w:val="22"/>
+          <w:lang w:val="en-US" w:eastAsia="zh-CN"/>
+        </w:rPr>
+        <w:t>.   5</w:t>
+      </w:r>
+      <w:proofErr w:type="gramStart"/>
+      <w:r>
+        <w:rPr>
+          <w:rFonts w:ascii="Arial" w:eastAsia="微软雅黑" w:hAnsi="Arial" w:cs="Arial"/>
+          <w:color w:val="000000"/>
+          <w:sz w:val="22"/>
+          <w:szCs w:val="22"/>
+          <w:lang w:val="en-US" w:eastAsia="zh-CN"/>
+        </w:rPr>
+        <w:t>.  27</w:t>
+      </w:r>
+      <w:proofErr w:type="gramEnd"/>
+      <w:r>
+        <w:rPr>
+          <w:rFonts w:ascii="Arial" w:eastAsia="微软雅黑" w:hAnsi="Arial" w:cs="Arial"/>
+          <w:color w:val="000000"/>
+          <w:sz w:val="22"/>
+          <w:szCs w:val="22"/>
+          <w:lang w:val="en-US" w:eastAsia="zh-CN"/>
+        </w:rPr>
+        <w:t>.   5</w:t>
+      </w:r>
+      <w:proofErr w:type="gramStart"/>
+      <w:r>
+        <w:rPr>
+          <w:rFonts w:ascii="Arial" w:eastAsia="微软雅黑" w:hAnsi="Arial" w:cs="Arial"/>
+          <w:color w:val="000000"/>
+          <w:sz w:val="22"/>
+          <w:szCs w:val="22"/>
+          <w:lang w:val="en-US" w:eastAsia="zh-CN"/>
+        </w:rPr>
+        <w:t>.  21</w:t>
+      </w:r>
+      <w:proofErr w:type="gramEnd"/>
+      <w:r>
+        <w:rPr>
+          <w:rFonts w:ascii="Arial" w:eastAsia="微软雅黑" w:hAnsi="Arial" w:cs="Arial"/>
+          <w:color w:val="000000"/>
+          <w:sz w:val="22"/>
+          <w:szCs w:val="22"/>
+          <w:lang w:val="en-US" w:eastAsia="zh-CN"/>
+        </w:rPr>
+        <w:t>.  13</w:t>
+      </w:r>
+      <w:proofErr w:type="gramStart"/>
+      <w:r>
+        <w:rPr>
+          <w:rFonts w:ascii="Arial" w:eastAsia="微软雅黑" w:hAnsi="Arial" w:cs="Arial"/>
+          <w:color w:val="000000"/>
+          <w:sz w:val="22"/>
+          <w:szCs w:val="22"/>
+          <w:lang w:val="en-US" w:eastAsia="zh-CN"/>
+        </w:rPr>
+        <w:t>.  14</w:t>
+      </w:r>
+      <w:proofErr w:type="gramEnd"/>
+      <w:r>
+        <w:rPr>
+          <w:rFonts w:ascii="Arial" w:eastAsia="微软雅黑" w:hAnsi="Arial" w:cs="Arial"/>
+          <w:color w:val="000000"/>
+          <w:sz w:val="22"/>
+          <w:szCs w:val="22"/>
+          <w:lang w:val="en-US" w:eastAsia="zh-CN"/>
+        </w:rPr>
+        <w:t>. 856.]]</w:t>
       </w:r>
     </w:p>
     <w:p>
@@ -5657,7 +8178,7 @@
         </w:tabs>
         <w:spacing w:beforeAutospacing="1" w:afterAutospacing="1"/>
         <w:rPr>
-          <w:rFonts w:ascii="Arial" w:hAnsi="Arial" w:cs="Arial"/>
+          <w:rFonts w:ascii="Arial" w:hAnsi="Arial" w:cs="Arial" w:hint="eastAsia"/>
           <w:sz w:val="22"/>
           <w:szCs w:val="22"/>
         </w:rPr>
@@ -5679,6 +8200,7 @@
         </w:rPr>
         <w:t xml:space="preserve">In the confusion matrix for the </w:t>
       </w:r>
+      <w:proofErr w:type="spellStart"/>
       <w:r>
         <w:rPr>
           <w:rStyle w:val="Strong"/>
@@ -5686,7 +8208,17 @@
           <w:sz w:val="22"/>
           <w:szCs w:val="22"/>
         </w:rPr>
-        <w:t>NetFull (Two-Layer Fully Connected Model)</w:t>
+        <w:t>NetFull</w:t>
+      </w:r>
+      <w:proofErr w:type="spellEnd"/>
+      <w:r>
+        <w:rPr>
+          <w:rStyle w:val="Strong"/>
+          <w:rFonts w:ascii="Arial" w:eastAsia="宋体" w:hAnsi="Arial" w:cs="Arial"/>
+          <w:sz w:val="22"/>
+          <w:szCs w:val="22"/>
+        </w:rPr>
+        <w:t xml:space="preserve"> (Two-Layer Fully Connected Model)</w:t>
       </w:r>
       <w:r>
         <w:rPr>
@@ -5720,7 +8252,27 @@
           <w:sz w:val="22"/>
           <w:szCs w:val="22"/>
         </w:rPr>
-        <w:t>2 ("su")</w:t>
+        <w:t>2 ("</w:t>
+      </w:r>
+      <w:proofErr w:type="spellStart"/>
+      <w:r>
+        <w:rPr>
+          <w:rStyle w:val="Strong"/>
+          <w:rFonts w:ascii="Arial" w:eastAsia="宋体" w:hAnsi="Arial" w:cs="Arial"/>
+          <w:sz w:val="22"/>
+          <w:szCs w:val="22"/>
+        </w:rPr>
+        <w:t>su</w:t>
+      </w:r>
+      <w:proofErr w:type="spellEnd"/>
+      <w:r>
+        <w:rPr>
+          <w:rStyle w:val="Strong"/>
+          <w:rFonts w:ascii="Arial" w:eastAsia="宋体" w:hAnsi="Arial" w:cs="Arial"/>
+          <w:sz w:val="22"/>
+          <w:szCs w:val="22"/>
+        </w:rPr>
+        <w:t>")</w:t>
       </w:r>
       <w:r>
         <w:rPr>
@@ -5745,7 +8297,25 @@
           <w:sz w:val="22"/>
           <w:szCs w:val="22"/>
         </w:rPr>
-        <w:t xml:space="preserve"> instances of misclassification. While this is an improvement from NetLin, the model still struggles with subtle shape differences. Similarly, </w:t>
+        <w:t xml:space="preserve"> instances of misclassification. While this is an improvement from </w:t>
+      </w:r>
+      <w:proofErr w:type="spellStart"/>
+      <w:r>
+        <w:rPr>
+          <w:rFonts w:ascii="Arial" w:eastAsia="宋体" w:hAnsi="Arial" w:cs="Arial"/>
+          <w:sz w:val="22"/>
+          <w:szCs w:val="22"/>
+        </w:rPr>
+        <w:t>NetLin</w:t>
+      </w:r>
+      <w:proofErr w:type="spellEnd"/>
+      <w:r>
+        <w:rPr>
+          <w:rFonts w:ascii="Arial" w:eastAsia="宋体" w:hAnsi="Arial" w:cs="Arial"/>
+          <w:sz w:val="22"/>
+          <w:szCs w:val="22"/>
+        </w:rPr>
+        <w:t xml:space="preserve">, the model still struggles with subtle shape differences. Similarly, </w:t>
       </w:r>
       <w:r>
         <w:rPr>
@@ -5771,7 +8341,27 @@
           <w:sz w:val="22"/>
           <w:szCs w:val="22"/>
         </w:rPr>
-        <w:t>2 ("su")</w:t>
+        <w:t>2 ("</w:t>
+      </w:r>
+      <w:proofErr w:type="spellStart"/>
+      <w:r>
+        <w:rPr>
+          <w:rStyle w:val="Strong"/>
+          <w:rFonts w:ascii="Arial" w:eastAsia="宋体" w:hAnsi="Arial" w:cs="Arial"/>
+          <w:sz w:val="22"/>
+          <w:szCs w:val="22"/>
+        </w:rPr>
+        <w:t>su</w:t>
+      </w:r>
+      <w:proofErr w:type="spellEnd"/>
+      <w:r>
+        <w:rPr>
+          <w:rStyle w:val="Strong"/>
+          <w:rFonts w:ascii="Arial" w:eastAsia="宋体" w:hAnsi="Arial" w:cs="Arial"/>
+          <w:sz w:val="22"/>
+          <w:szCs w:val="22"/>
+        </w:rPr>
+        <w:t>")</w:t>
       </w:r>
       <w:r>
         <w:rPr>
@@ -5822,7 +8412,27 @@
           <w:sz w:val="22"/>
           <w:szCs w:val="22"/>
         </w:rPr>
-        <w:t>2 ("su")</w:t>
+        <w:t>2 ("</w:t>
+      </w:r>
+      <w:proofErr w:type="spellStart"/>
+      <w:r>
+        <w:rPr>
+          <w:rStyle w:val="Strong"/>
+          <w:rFonts w:ascii="Arial" w:eastAsia="宋体" w:hAnsi="Arial" w:cs="Arial"/>
+          <w:sz w:val="22"/>
+          <w:szCs w:val="22"/>
+        </w:rPr>
+        <w:t>su</w:t>
+      </w:r>
+      <w:proofErr w:type="spellEnd"/>
+      <w:r>
+        <w:rPr>
+          <w:rStyle w:val="Strong"/>
+          <w:rFonts w:ascii="Arial" w:eastAsia="宋体" w:hAnsi="Arial" w:cs="Arial"/>
+          <w:sz w:val="22"/>
+          <w:szCs w:val="22"/>
+        </w:rPr>
+        <w:t>")</w:t>
       </w:r>
       <w:r>
         <w:rPr>
@@ -5865,6 +8475,7 @@
           <w:szCs w:val="22"/>
         </w:rPr>
       </w:pPr>
+      <w:proofErr w:type="spellStart"/>
       <w:r>
         <w:rPr>
           <w:rStyle w:val="Strong"/>
@@ -5872,7 +8483,17 @@
           <w:sz w:val="22"/>
           <w:szCs w:val="22"/>
         </w:rPr>
-        <w:t>NetConv (Convolutional Neural Network)</w:t>
+        <w:t>NetConv</w:t>
+      </w:r>
+      <w:proofErr w:type="spellEnd"/>
+      <w:r>
+        <w:rPr>
+          <w:rStyle w:val="Strong"/>
+          <w:rFonts w:ascii="Arial" w:hAnsi="Arial" w:cs="Arial"/>
+          <w:sz w:val="22"/>
+          <w:szCs w:val="22"/>
+        </w:rPr>
+        <w:t xml:space="preserve"> (Convolutional Neural Network)</w:t>
       </w:r>
       <w:r>
         <w:rPr>
@@ -5926,7 +8547,27 @@
           <w:sz w:val="22"/>
           <w:szCs w:val="22"/>
         </w:rPr>
-        <w:t xml:space="preserve"> [  1. 920.   6.   1.  11.   1.  35.   5.  10.  10.]</w:t>
+        <w:t xml:space="preserve"> </w:t>
+      </w:r>
+      <w:proofErr w:type="gramStart"/>
+      <w:r>
+        <w:rPr>
+          <w:rFonts w:ascii="Arial" w:hAnsi="Arial" w:cs="Arial" w:hint="eastAsia"/>
+          <w:color w:val="000000"/>
+          <w:sz w:val="22"/>
+          <w:szCs w:val="22"/>
+        </w:rPr>
+        <w:t>[  1</w:t>
+      </w:r>
+      <w:proofErr w:type="gramEnd"/>
+      <w:r>
+        <w:rPr>
+          <w:rFonts w:ascii="Arial" w:hAnsi="Arial" w:cs="Arial" w:hint="eastAsia"/>
+          <w:color w:val="000000"/>
+          <w:sz w:val="22"/>
+          <w:szCs w:val="22"/>
+        </w:rPr>
+        <w:t>. 920.   6.   1.  11.   1.  35.   5.  10.  10.]</w:t>
       </w:r>
     </w:p>
     <w:p>
@@ -5948,7 +8589,6 @@
           <w:sz w:val="22"/>
           <w:szCs w:val="22"/>
         </w:rPr>
-        <w:lastRenderedPageBreak/>
         <w:t xml:space="preserve"> [ 10.   9. 885.  39.   9.  11.  20.   8.   5.   4.]</w:t>
       </w:r>
     </w:p>
@@ -5971,7 +8611,27 @@
           <w:sz w:val="22"/>
           <w:szCs w:val="22"/>
         </w:rPr>
-        <w:t xml:space="preserve"> [  1.   3.  11. 975.   0.   6.   2.   1.   0.   1.]</w:t>
+        <w:t xml:space="preserve"> </w:t>
+      </w:r>
+      <w:proofErr w:type="gramStart"/>
+      <w:r>
+        <w:rPr>
+          <w:rFonts w:ascii="Arial" w:hAnsi="Arial" w:cs="Arial" w:hint="eastAsia"/>
+          <w:color w:val="000000"/>
+          <w:sz w:val="22"/>
+          <w:szCs w:val="22"/>
+        </w:rPr>
+        <w:t>[  1</w:t>
+      </w:r>
+      <w:proofErr w:type="gramEnd"/>
+      <w:r>
+        <w:rPr>
+          <w:rFonts w:ascii="Arial" w:hAnsi="Arial" w:cs="Arial" w:hint="eastAsia"/>
+          <w:color w:val="000000"/>
+          <w:sz w:val="22"/>
+          <w:szCs w:val="22"/>
+        </w:rPr>
+        <w:t>.   3.  11. 975.   0.   6.   2.   1.   0.   1.]</w:t>
       </w:r>
     </w:p>
     <w:p>
@@ -6015,7 +8675,27 @@
           <w:sz w:val="22"/>
           <w:szCs w:val="22"/>
         </w:rPr>
-        <w:t xml:space="preserve"> [  3.   5.  33.   7.   4. 931.   9.   2.   3.   3.]</w:t>
+        <w:t xml:space="preserve"> </w:t>
+      </w:r>
+      <w:proofErr w:type="gramStart"/>
+      <w:r>
+        <w:rPr>
+          <w:rFonts w:ascii="Arial" w:hAnsi="Arial" w:cs="Arial" w:hint="eastAsia"/>
+          <w:color w:val="000000"/>
+          <w:sz w:val="22"/>
+          <w:szCs w:val="22"/>
+        </w:rPr>
+        <w:t>[  3</w:t>
+      </w:r>
+      <w:proofErr w:type="gramEnd"/>
+      <w:r>
+        <w:rPr>
+          <w:rFonts w:ascii="Arial" w:hAnsi="Arial" w:cs="Arial" w:hint="eastAsia"/>
+          <w:color w:val="000000"/>
+          <w:sz w:val="22"/>
+          <w:szCs w:val="22"/>
+        </w:rPr>
+        <w:t>.   5.  33.   7.   4. 931.   9.   2.   3.   3.]</w:t>
       </w:r>
     </w:p>
     <w:p>
@@ -6037,7 +8717,27 @@
           <w:sz w:val="22"/>
           <w:szCs w:val="22"/>
         </w:rPr>
-        <w:t xml:space="preserve"> [  4.   2.  22.   2.   6.   2. 959.   2.   1.   0.]</w:t>
+        <w:t xml:space="preserve"> </w:t>
+      </w:r>
+      <w:proofErr w:type="gramStart"/>
+      <w:r>
+        <w:rPr>
+          <w:rFonts w:ascii="Arial" w:hAnsi="Arial" w:cs="Arial" w:hint="eastAsia"/>
+          <w:color w:val="000000"/>
+          <w:sz w:val="22"/>
+          <w:szCs w:val="22"/>
+        </w:rPr>
+        <w:t>[  4</w:t>
+      </w:r>
+      <w:proofErr w:type="gramEnd"/>
+      <w:r>
+        <w:rPr>
+          <w:rFonts w:ascii="Arial" w:hAnsi="Arial" w:cs="Arial" w:hint="eastAsia"/>
+          <w:color w:val="000000"/>
+          <w:sz w:val="22"/>
+          <w:szCs w:val="22"/>
+        </w:rPr>
+        <w:t>.   2.  22.   2.   6.   2. 959.   2.   1.   0.]</w:t>
       </w:r>
     </w:p>
     <w:p>
@@ -6059,7 +8759,27 @@
           <w:sz w:val="22"/>
           <w:szCs w:val="22"/>
         </w:rPr>
-        <w:t xml:space="preserve"> [  8.   2.   5.   1.  11.   1.   2. 948.   7.  15.]</w:t>
+        <w:t xml:space="preserve"> </w:t>
+      </w:r>
+      <w:proofErr w:type="gramStart"/>
+      <w:r>
+        <w:rPr>
+          <w:rFonts w:ascii="Arial" w:hAnsi="Arial" w:cs="Arial" w:hint="eastAsia"/>
+          <w:color w:val="000000"/>
+          <w:sz w:val="22"/>
+          <w:szCs w:val="22"/>
+        </w:rPr>
+        <w:t>[  8</w:t>
+      </w:r>
+      <w:proofErr w:type="gramEnd"/>
+      <w:r>
+        <w:rPr>
+          <w:rFonts w:ascii="Arial" w:hAnsi="Arial" w:cs="Arial" w:hint="eastAsia"/>
+          <w:color w:val="000000"/>
+          <w:sz w:val="22"/>
+          <w:szCs w:val="22"/>
+        </w:rPr>
+        <w:t>.   2.   5.   1.  11.   1.   2. 948.   7.  15.]</w:t>
       </w:r>
     </w:p>
     <w:p>
@@ -6081,7 +8801,27 @@
           <w:sz w:val="22"/>
           <w:szCs w:val="22"/>
         </w:rPr>
-        <w:t xml:space="preserve"> [  5.   4.   6.   9.   7.   1.   1.   0. 967.   0.]</w:t>
+        <w:t xml:space="preserve"> </w:t>
+      </w:r>
+      <w:proofErr w:type="gramStart"/>
+      <w:r>
+        <w:rPr>
+          <w:rFonts w:ascii="Arial" w:hAnsi="Arial" w:cs="Arial" w:hint="eastAsia"/>
+          <w:color w:val="000000"/>
+          <w:sz w:val="22"/>
+          <w:szCs w:val="22"/>
+        </w:rPr>
+        <w:t>[  5</w:t>
+      </w:r>
+      <w:proofErr w:type="gramEnd"/>
+      <w:r>
+        <w:rPr>
+          <w:rFonts w:ascii="Arial" w:hAnsi="Arial" w:cs="Arial" w:hint="eastAsia"/>
+          <w:color w:val="000000"/>
+          <w:sz w:val="22"/>
+          <w:szCs w:val="22"/>
+        </w:rPr>
+        <w:t>.   4.   6.   9.   7.   1.   1.   0. 967.   0.]</w:t>
       </w:r>
     </w:p>
     <w:p>
@@ -6105,7 +8845,27 @@
           <w:sz w:val="22"/>
           <w:szCs w:val="22"/>
         </w:rPr>
-        <w:t xml:space="preserve"> [  9.   4.  13.   2.   9.   1.   2.   3.   1. 956.]]</w:t>
+        <w:t xml:space="preserve"> </w:t>
+      </w:r>
+      <w:proofErr w:type="gramStart"/>
+      <w:r>
+        <w:rPr>
+          <w:rFonts w:ascii="Arial" w:hAnsi="Arial" w:cs="Arial" w:hint="eastAsia"/>
+          <w:color w:val="000000"/>
+          <w:sz w:val="22"/>
+          <w:szCs w:val="22"/>
+        </w:rPr>
+        <w:t>[  9</w:t>
+      </w:r>
+      <w:proofErr w:type="gramEnd"/>
+      <w:r>
+        <w:rPr>
+          <w:rFonts w:ascii="Arial" w:hAnsi="Arial" w:cs="Arial" w:hint="eastAsia"/>
+          <w:color w:val="000000"/>
+          <w:sz w:val="22"/>
+          <w:szCs w:val="22"/>
+        </w:rPr>
+        <w:t>.   4.  13.   2.   9.   1.   2.   3.   1. 956.]]</w:t>
       </w:r>
     </w:p>
     <w:p>
@@ -6132,6 +8892,7 @@
           <w:szCs w:val="22"/>
           <w:lang w:val="en-US" w:eastAsia="zh-CN"/>
         </w:rPr>
+        <w:lastRenderedPageBreak/>
         <w:t xml:space="preserve">    </w:t>
       </w:r>
       <w:r>
@@ -6142,6 +8903,7 @@
         </w:rPr>
         <w:t xml:space="preserve">In the confusion matrix for </w:t>
       </w:r>
+      <w:proofErr w:type="spellStart"/>
       <w:r>
         <w:rPr>
           <w:rStyle w:val="Strong"/>
@@ -6149,7 +8911,17 @@
           <w:sz w:val="22"/>
           <w:szCs w:val="22"/>
         </w:rPr>
-        <w:t>NetConv (Convolutional Neural Network)</w:t>
+        <w:t>NetConv</w:t>
+      </w:r>
+      <w:proofErr w:type="spellEnd"/>
+      <w:r>
+        <w:rPr>
+          <w:rStyle w:val="Strong"/>
+          <w:rFonts w:ascii="Arial" w:eastAsia="宋体" w:hAnsi="Arial" w:cs="Arial"/>
+          <w:sz w:val="22"/>
+          <w:szCs w:val="22"/>
+        </w:rPr>
+        <w:t xml:space="preserve"> (Convolutional Neural Network)</w:t>
       </w:r>
       <w:r>
         <w:rPr>
@@ -6183,7 +8955,27 @@
           <w:sz w:val="22"/>
           <w:szCs w:val="22"/>
         </w:rPr>
-        <w:t>2 ("su")</w:t>
+        <w:t>2 ("</w:t>
+      </w:r>
+      <w:proofErr w:type="spellStart"/>
+      <w:r>
+        <w:rPr>
+          <w:rStyle w:val="Strong"/>
+          <w:rFonts w:ascii="Arial" w:eastAsia="宋体" w:hAnsi="Arial" w:cs="Arial"/>
+          <w:sz w:val="22"/>
+          <w:szCs w:val="22"/>
+        </w:rPr>
+        <w:t>su</w:t>
+      </w:r>
+      <w:proofErr w:type="spellEnd"/>
+      <w:r>
+        <w:rPr>
+          <w:rStyle w:val="Strong"/>
+          <w:rFonts w:ascii="Arial" w:eastAsia="宋体" w:hAnsi="Arial" w:cs="Arial"/>
+          <w:sz w:val="22"/>
+          <w:szCs w:val="22"/>
+        </w:rPr>
+        <w:t>")</w:t>
       </w:r>
       <w:r>
         <w:rPr>
@@ -6234,7 +9026,27 @@
           <w:sz w:val="22"/>
           <w:szCs w:val="22"/>
         </w:rPr>
-        <w:t>2 ("su")</w:t>
+        <w:t>2 ("</w:t>
+      </w:r>
+      <w:proofErr w:type="spellStart"/>
+      <w:r>
+        <w:rPr>
+          <w:rStyle w:val="Strong"/>
+          <w:rFonts w:ascii="Arial" w:eastAsia="宋体" w:hAnsi="Arial" w:cs="Arial"/>
+          <w:sz w:val="22"/>
+          <w:szCs w:val="22"/>
+        </w:rPr>
+        <w:t>su</w:t>
+      </w:r>
+      <w:proofErr w:type="spellEnd"/>
+      <w:r>
+        <w:rPr>
+          <w:rStyle w:val="Strong"/>
+          <w:rFonts w:ascii="Arial" w:eastAsia="宋体" w:hAnsi="Arial" w:cs="Arial"/>
+          <w:sz w:val="22"/>
+          <w:szCs w:val="22"/>
+        </w:rPr>
+        <w:t>")</w:t>
       </w:r>
       <w:r>
         <w:rPr>
@@ -6285,7 +9097,27 @@
           <w:sz w:val="22"/>
           <w:szCs w:val="22"/>
         </w:rPr>
-        <w:t>2 ("su")</w:t>
+        <w:t>2 ("</w:t>
+      </w:r>
+      <w:proofErr w:type="spellStart"/>
+      <w:r>
+        <w:rPr>
+          <w:rStyle w:val="Strong"/>
+          <w:rFonts w:ascii="Arial" w:eastAsia="宋体" w:hAnsi="Arial" w:cs="Arial"/>
+          <w:sz w:val="22"/>
+          <w:szCs w:val="22"/>
+        </w:rPr>
+        <w:t>su</w:t>
+      </w:r>
+      <w:proofErr w:type="spellEnd"/>
+      <w:r>
+        <w:rPr>
+          <w:rStyle w:val="Strong"/>
+          <w:rFonts w:ascii="Arial" w:eastAsia="宋体" w:hAnsi="Arial" w:cs="Arial"/>
+          <w:sz w:val="22"/>
+          <w:szCs w:val="22"/>
+        </w:rPr>
+        <w:t>")</w:t>
       </w:r>
       <w:r>
         <w:rPr>
@@ -6310,7 +9142,27 @@
           <w:sz w:val="22"/>
           <w:szCs w:val="22"/>
         </w:rPr>
-        <w:t xml:space="preserve"> times. The convolutional layers help the model capture spatial features more effectively, reducing confusion between characters with similar shapes.One of the most frequent misclassifications is </w:t>
+        <w:t xml:space="preserve"> times. The convolutional layers help the model capture spatial features more effectively, reducing confusion between characters with similar </w:t>
+      </w:r>
+      <w:proofErr w:type="spellStart"/>
+      <w:proofErr w:type="gramStart"/>
+      <w:r>
+        <w:rPr>
+          <w:rFonts w:ascii="Arial" w:eastAsia="宋体" w:hAnsi="Arial" w:cs="Arial"/>
+          <w:sz w:val="22"/>
+          <w:szCs w:val="22"/>
+        </w:rPr>
+        <w:t>shapes.One</w:t>
+      </w:r>
+      <w:proofErr w:type="spellEnd"/>
+      <w:proofErr w:type="gramEnd"/>
+      <w:r>
+        <w:rPr>
+          <w:rFonts w:ascii="Arial" w:eastAsia="宋体" w:hAnsi="Arial" w:cs="Arial"/>
+          <w:sz w:val="22"/>
+          <w:szCs w:val="22"/>
+        </w:rPr>
+        <w:t xml:space="preserve"> of the most frequent misclassifications is </w:t>
       </w:r>
       <w:r>
         <w:rPr>
@@ -6319,7 +9171,27 @@
           <w:sz w:val="22"/>
           <w:szCs w:val="22"/>
         </w:rPr>
-        <w:t>2 ("su")</w:t>
+        <w:t>2 ("</w:t>
+      </w:r>
+      <w:proofErr w:type="spellStart"/>
+      <w:r>
+        <w:rPr>
+          <w:rStyle w:val="Strong"/>
+          <w:rFonts w:ascii="Arial" w:eastAsia="宋体" w:hAnsi="Arial" w:cs="Arial"/>
+          <w:sz w:val="22"/>
+          <w:szCs w:val="22"/>
+        </w:rPr>
+        <w:t>su</w:t>
+      </w:r>
+      <w:proofErr w:type="spellEnd"/>
+      <w:r>
+        <w:rPr>
+          <w:rStyle w:val="Strong"/>
+          <w:rFonts w:ascii="Arial" w:eastAsia="宋体" w:hAnsi="Arial" w:cs="Arial"/>
+          <w:sz w:val="22"/>
+          <w:szCs w:val="22"/>
+        </w:rPr>
+        <w:t>")</w:t>
       </w:r>
       <w:r>
         <w:rPr>
@@ -6336,7 +9208,27 @@
           <w:sz w:val="22"/>
           <w:szCs w:val="22"/>
         </w:rPr>
-        <w:t>3 ("tsu")</w:t>
+        <w:t>3 ("</w:t>
+      </w:r>
+      <w:proofErr w:type="spellStart"/>
+      <w:r>
+        <w:rPr>
+          <w:rStyle w:val="Strong"/>
+          <w:rFonts w:ascii="Arial" w:eastAsia="宋体" w:hAnsi="Arial" w:cs="Arial"/>
+          <w:sz w:val="22"/>
+          <w:szCs w:val="22"/>
+        </w:rPr>
+        <w:t>tsu</w:t>
+      </w:r>
+      <w:proofErr w:type="spellEnd"/>
+      <w:r>
+        <w:rPr>
+          <w:rStyle w:val="Strong"/>
+          <w:rFonts w:ascii="Arial" w:eastAsia="宋体" w:hAnsi="Arial" w:cs="Arial"/>
+          <w:sz w:val="22"/>
+          <w:szCs w:val="22"/>
+        </w:rPr>
+        <w:t>")</w:t>
       </w:r>
       <w:r>
         <w:rPr>
@@ -6361,7 +9253,25 @@
           <w:sz w:val="22"/>
           <w:szCs w:val="22"/>
         </w:rPr>
-        <w:t xml:space="preserve"> instances. This likely occurs because these two characters have structural similarities that the model still finds challenging to fully differentiate, even with convolutional layers. While the CNN performs significantly better overall, this particular confusion highlights the ongoing difficulty in distinguishing visually similar characters</w:t>
+        <w:t xml:space="preserve"> instances. This likely occurs because these two characters have structural similarities that the model still finds challenging to fully differentiate, even with convolutional layers. While the CNN performs significantly better overall, this </w:t>
+      </w:r>
+      <w:proofErr w:type="gramStart"/>
+      <w:r>
+        <w:rPr>
+          <w:rFonts w:ascii="Arial" w:eastAsia="宋体" w:hAnsi="Arial" w:cs="Arial"/>
+          <w:sz w:val="22"/>
+          <w:szCs w:val="22"/>
+        </w:rPr>
+        <w:t>particular confusion</w:t>
+      </w:r>
+      <w:proofErr w:type="gramEnd"/>
+      <w:r>
+        <w:rPr>
+          <w:rFonts w:ascii="Arial" w:eastAsia="宋体" w:hAnsi="Arial" w:cs="Arial"/>
+          <w:sz w:val="22"/>
+          <w:szCs w:val="22"/>
+        </w:rPr>
+        <w:t xml:space="preserve"> highlights the ongoing difficulty in distinguishing visually similar characters</w:t>
       </w:r>
       <w:r>
         <w:rPr>
@@ -6387,8 +9297,9 @@
           <w:tab w:val="left" w:pos="1440"/>
         </w:tabs>
         <w:spacing w:beforeAutospacing="1" w:afterAutospacing="1"/>
-        <w:rPr>
-          <w:rFonts w:ascii="Arial" w:hAnsi="Arial" w:cs="Arial"/>
+        <w:ind w:left="1680"/>
+        <w:rPr>
+          <w:rFonts w:ascii="Arial" w:hAnsi="Arial" w:cs="Arial" w:hint="eastAsia"/>
           <w:sz w:val="22"/>
           <w:szCs w:val="22"/>
         </w:rPr>
@@ -6470,7 +9381,61 @@
           <w:sz w:val="22"/>
           <w:szCs w:val="22"/>
         </w:rPr>
-        <w:t>: NetLin &lt; NetFull &lt; NetConv. The more complex the model, the better it can extract meaningful features from the images, leading to higher accuracy.</w:t>
+        <w:t xml:space="preserve">: </w:t>
+      </w:r>
+      <w:proofErr w:type="spellStart"/>
+      <w:r>
+        <w:rPr>
+          <w:rFonts w:ascii="Arial" w:hAnsi="Arial" w:cs="Arial"/>
+          <w:sz w:val="22"/>
+          <w:szCs w:val="22"/>
+        </w:rPr>
+        <w:t>NetLin</w:t>
+      </w:r>
+      <w:proofErr w:type="spellEnd"/>
+      <w:r>
+        <w:rPr>
+          <w:rFonts w:ascii="Arial" w:hAnsi="Arial" w:cs="Arial"/>
+          <w:sz w:val="22"/>
+          <w:szCs w:val="22"/>
+        </w:rPr>
+        <w:t xml:space="preserve"> &lt; </w:t>
+      </w:r>
+      <w:proofErr w:type="spellStart"/>
+      <w:r>
+        <w:rPr>
+          <w:rFonts w:ascii="Arial" w:hAnsi="Arial" w:cs="Arial"/>
+          <w:sz w:val="22"/>
+          <w:szCs w:val="22"/>
+        </w:rPr>
+        <w:t>NetFull</w:t>
+      </w:r>
+      <w:proofErr w:type="spellEnd"/>
+      <w:r>
+        <w:rPr>
+          <w:rFonts w:ascii="Arial" w:hAnsi="Arial" w:cs="Arial"/>
+          <w:sz w:val="22"/>
+          <w:szCs w:val="22"/>
+        </w:rPr>
+        <w:t xml:space="preserve"> &lt; </w:t>
+      </w:r>
+      <w:proofErr w:type="spellStart"/>
+      <w:r>
+        <w:rPr>
+          <w:rFonts w:ascii="Arial" w:hAnsi="Arial" w:cs="Arial"/>
+          <w:sz w:val="22"/>
+          <w:szCs w:val="22"/>
+        </w:rPr>
+        <w:t>NetConv</w:t>
+      </w:r>
+      <w:proofErr w:type="spellEnd"/>
+      <w:r>
+        <w:rPr>
+          <w:rFonts w:ascii="Arial" w:hAnsi="Arial" w:cs="Arial"/>
+          <w:sz w:val="22"/>
+          <w:szCs w:val="22"/>
+        </w:rPr>
+        <w:t>. The more complex the model, the better it can extract meaningful features from the images, leading to higher accuracy.</w:t>
       </w:r>
     </w:p>
     <w:p>
@@ -6515,7 +9480,25 @@
           <w:sz w:val="22"/>
           <w:szCs w:val="22"/>
         </w:rPr>
-        <w:t>: NetConv has the most parameters due to its convolutional layers, which helps in capturing more information from the input but increases computational complexity.</w:t>
+        <w:t xml:space="preserve">: </w:t>
+      </w:r>
+      <w:proofErr w:type="spellStart"/>
+      <w:r>
+        <w:rPr>
+          <w:rFonts w:ascii="Arial" w:hAnsi="Arial" w:cs="Arial"/>
+          <w:sz w:val="22"/>
+          <w:szCs w:val="22"/>
+        </w:rPr>
+        <w:t>NetConv</w:t>
+      </w:r>
+      <w:proofErr w:type="spellEnd"/>
+      <w:r>
+        <w:rPr>
+          <w:rFonts w:ascii="Arial" w:hAnsi="Arial" w:cs="Arial"/>
+          <w:sz w:val="22"/>
+          <w:szCs w:val="22"/>
+        </w:rPr>
+        <w:t xml:space="preserve"> has the most parameters due to its convolutional layers, which helps in capturing more information from the input but increases computational complexity.</w:t>
       </w:r>
     </w:p>
     <w:p>
@@ -6569,7 +9552,28 @@
           <w:sz w:val="22"/>
           <w:szCs w:val="22"/>
         </w:rPr>
-        <w:t>2 ("su")</w:t>
+        <w:t>2 ("</w:t>
+      </w:r>
+      <w:proofErr w:type="spellStart"/>
+      <w:r>
+        <w:rPr>
+          <w:rStyle w:val="Strong"/>
+          <w:rFonts w:ascii="Arial" w:eastAsia="宋体" w:hAnsi="Arial" w:cs="Arial"/>
+          <w:sz w:val="22"/>
+          <w:szCs w:val="22"/>
+        </w:rPr>
+        <w:t>su</w:t>
+      </w:r>
+      <w:proofErr w:type="spellEnd"/>
+      <w:proofErr w:type="gramStart"/>
+      <w:r>
+        <w:rPr>
+          <w:rStyle w:val="Strong"/>
+          <w:rFonts w:ascii="Arial" w:eastAsia="宋体" w:hAnsi="Arial" w:cs="Arial"/>
+          <w:sz w:val="22"/>
+          <w:szCs w:val="22"/>
+        </w:rPr>
+        <w:t>")</w:t>
       </w:r>
       <w:r>
         <w:rPr>
@@ -6585,7 +9589,16 @@
           <w:sz w:val="22"/>
           <w:szCs w:val="22"/>
         </w:rPr>
-        <w:t xml:space="preserve"> and </w:t>
+        <w:t xml:space="preserve"> and</w:t>
+      </w:r>
+      <w:proofErr w:type="gramEnd"/>
+      <w:r>
+        <w:rPr>
+          <w:rFonts w:ascii="Arial" w:hAnsi="Arial" w:cs="Arial"/>
+          <w:sz w:val="22"/>
+          <w:szCs w:val="22"/>
+        </w:rPr>
+        <w:t xml:space="preserve"> </w:t>
       </w:r>
       <w:r>
         <w:rPr>
@@ -6594,7 +9607,27 @@
           <w:sz w:val="22"/>
           <w:szCs w:val="22"/>
         </w:rPr>
-        <w:t>3 ("tsu")</w:t>
+        <w:t>3 ("</w:t>
+      </w:r>
+      <w:proofErr w:type="spellStart"/>
+      <w:r>
+        <w:rPr>
+          <w:rStyle w:val="Strong"/>
+          <w:rFonts w:ascii="Arial" w:eastAsia="宋体" w:hAnsi="Arial" w:cs="Arial"/>
+          <w:sz w:val="22"/>
+          <w:szCs w:val="22"/>
+        </w:rPr>
+        <w:t>tsu</w:t>
+      </w:r>
+      <w:proofErr w:type="spellEnd"/>
+      <w:r>
+        <w:rPr>
+          <w:rStyle w:val="Strong"/>
+          <w:rFonts w:ascii="Arial" w:eastAsia="宋体" w:hAnsi="Arial" w:cs="Arial"/>
+          <w:sz w:val="22"/>
+          <w:szCs w:val="22"/>
+        </w:rPr>
+        <w:t>")</w:t>
       </w:r>
       <w:r>
         <w:rPr>
@@ -6624,10 +9657,11 @@
         <w:pStyle w:val="NormalWeb"/>
         <w:spacing w:before="0" w:beforeAutospacing="0" w:after="0" w:afterAutospacing="0" w:line="340" w:lineRule="atLeast"/>
         <w:rPr>
-          <w:rFonts w:ascii="Arial" w:hAnsi="Arial" w:cs="Arial"/>
+          <w:rFonts w:ascii="Arial" w:eastAsiaTheme="minorEastAsia" w:hAnsi="Arial" w:cs="Arial"/>
           <w:b/>
           <w:bCs/>
           <w:color w:val="000000"/>
+          <w:lang w:eastAsia="zh-CN"/>
         </w:rPr>
       </w:pPr>
     </w:p>
@@ -6636,10 +9670,11 @@
         <w:pStyle w:val="NormalWeb"/>
         <w:spacing w:before="0" w:beforeAutospacing="0" w:after="0" w:afterAutospacing="0" w:line="340" w:lineRule="atLeast"/>
         <w:rPr>
-          <w:rFonts w:ascii="Arial" w:hAnsi="Arial" w:cs="Arial"/>
+          <w:rFonts w:ascii="Arial" w:eastAsiaTheme="minorEastAsia" w:hAnsi="Arial" w:cs="Arial"/>
           <w:b/>
           <w:bCs/>
           <w:color w:val="000000"/>
+          <w:lang w:eastAsia="zh-CN"/>
         </w:rPr>
       </w:pPr>
     </w:p>
@@ -6648,10 +9683,11 @@
         <w:pStyle w:val="NormalWeb"/>
         <w:spacing w:before="0" w:beforeAutospacing="0" w:after="0" w:afterAutospacing="0" w:line="340" w:lineRule="atLeast"/>
         <w:rPr>
-          <w:rFonts w:ascii="Arial" w:hAnsi="Arial" w:cs="Arial"/>
+          <w:rFonts w:ascii="Arial" w:eastAsiaTheme="minorEastAsia" w:hAnsi="Arial" w:cs="Arial"/>
           <w:b/>
           <w:bCs/>
           <w:color w:val="000000"/>
+          <w:lang w:eastAsia="zh-CN"/>
         </w:rPr>
       </w:pPr>
     </w:p>
@@ -6660,19 +9696,176 @@
         <w:pStyle w:val="NormalWeb"/>
         <w:spacing w:before="0" w:beforeAutospacing="0" w:after="0" w:afterAutospacing="0" w:line="340" w:lineRule="atLeast"/>
         <w:rPr>
-          <w:rFonts w:ascii="Arial" w:hAnsi="Arial" w:cs="Arial"/>
+          <w:rFonts w:ascii="Arial" w:eastAsiaTheme="minorEastAsia" w:hAnsi="Arial" w:cs="Arial"/>
           <w:b/>
           <w:bCs/>
           <w:color w:val="000000"/>
-        </w:rPr>
-      </w:pPr>
-      <w:r>
-        <w:rPr>
-          <w:rFonts w:ascii="Arial" w:hAnsi="Arial" w:cs="Arial"/>
+          <w:lang w:eastAsia="zh-CN"/>
+        </w:rPr>
+      </w:pPr>
+    </w:p>
+    <w:p>
+      <w:pPr>
+        <w:pStyle w:val="NormalWeb"/>
+        <w:spacing w:before="0" w:beforeAutospacing="0" w:after="0" w:afterAutospacing="0" w:line="340" w:lineRule="atLeast"/>
+        <w:rPr>
+          <w:rFonts w:ascii="Arial" w:eastAsiaTheme="minorEastAsia" w:hAnsi="Arial" w:cs="Arial"/>
           <w:b/>
           <w:bCs/>
           <w:color w:val="000000"/>
-        </w:rPr>
+          <w:lang w:eastAsia="zh-CN"/>
+        </w:rPr>
+      </w:pPr>
+    </w:p>
+    <w:p>
+      <w:pPr>
+        <w:pStyle w:val="NormalWeb"/>
+        <w:spacing w:before="0" w:beforeAutospacing="0" w:after="0" w:afterAutospacing="0" w:line="340" w:lineRule="atLeast"/>
+        <w:rPr>
+          <w:rFonts w:ascii="Arial" w:eastAsiaTheme="minorEastAsia" w:hAnsi="Arial" w:cs="Arial"/>
+          <w:b/>
+          <w:bCs/>
+          <w:color w:val="000000"/>
+          <w:lang w:eastAsia="zh-CN"/>
+        </w:rPr>
+      </w:pPr>
+    </w:p>
+    <w:p>
+      <w:pPr>
+        <w:pStyle w:val="NormalWeb"/>
+        <w:spacing w:before="0" w:beforeAutospacing="0" w:after="0" w:afterAutospacing="0" w:line="340" w:lineRule="atLeast"/>
+        <w:rPr>
+          <w:rFonts w:ascii="Arial" w:eastAsiaTheme="minorEastAsia" w:hAnsi="Arial" w:cs="Arial"/>
+          <w:b/>
+          <w:bCs/>
+          <w:color w:val="000000"/>
+          <w:lang w:eastAsia="zh-CN"/>
+        </w:rPr>
+      </w:pPr>
+    </w:p>
+    <w:p>
+      <w:pPr>
+        <w:pStyle w:val="NormalWeb"/>
+        <w:spacing w:before="0" w:beforeAutospacing="0" w:after="0" w:afterAutospacing="0" w:line="340" w:lineRule="atLeast"/>
+        <w:rPr>
+          <w:rFonts w:ascii="Arial" w:eastAsiaTheme="minorEastAsia" w:hAnsi="Arial" w:cs="Arial"/>
+          <w:b/>
+          <w:bCs/>
+          <w:color w:val="000000"/>
+          <w:lang w:eastAsia="zh-CN"/>
+        </w:rPr>
+      </w:pPr>
+    </w:p>
+    <w:p>
+      <w:pPr>
+        <w:pStyle w:val="NormalWeb"/>
+        <w:spacing w:before="0" w:beforeAutospacing="0" w:after="0" w:afterAutospacing="0" w:line="340" w:lineRule="atLeast"/>
+        <w:rPr>
+          <w:rFonts w:ascii="Arial" w:eastAsiaTheme="minorEastAsia" w:hAnsi="Arial" w:cs="Arial"/>
+          <w:b/>
+          <w:bCs/>
+          <w:color w:val="000000"/>
+          <w:lang w:eastAsia="zh-CN"/>
+        </w:rPr>
+      </w:pPr>
+    </w:p>
+    <w:p>
+      <w:pPr>
+        <w:pStyle w:val="NormalWeb"/>
+        <w:spacing w:before="0" w:beforeAutospacing="0" w:after="0" w:afterAutospacing="0" w:line="340" w:lineRule="atLeast"/>
+        <w:rPr>
+          <w:rFonts w:ascii="Arial" w:eastAsiaTheme="minorEastAsia" w:hAnsi="Arial" w:cs="Arial"/>
+          <w:b/>
+          <w:bCs/>
+          <w:color w:val="000000"/>
+          <w:lang w:eastAsia="zh-CN"/>
+        </w:rPr>
+      </w:pPr>
+    </w:p>
+    <w:p>
+      <w:pPr>
+        <w:pStyle w:val="NormalWeb"/>
+        <w:spacing w:before="0" w:beforeAutospacing="0" w:after="0" w:afterAutospacing="0" w:line="340" w:lineRule="atLeast"/>
+        <w:rPr>
+          <w:rFonts w:ascii="Arial" w:eastAsiaTheme="minorEastAsia" w:hAnsi="Arial" w:cs="Arial"/>
+          <w:b/>
+          <w:bCs/>
+          <w:color w:val="000000"/>
+          <w:lang w:eastAsia="zh-CN"/>
+        </w:rPr>
+      </w:pPr>
+    </w:p>
+    <w:p>
+      <w:pPr>
+        <w:pStyle w:val="NormalWeb"/>
+        <w:spacing w:before="0" w:beforeAutospacing="0" w:after="0" w:afterAutospacing="0" w:line="340" w:lineRule="atLeast"/>
+        <w:rPr>
+          <w:rFonts w:ascii="Arial" w:eastAsiaTheme="minorEastAsia" w:hAnsi="Arial" w:cs="Arial"/>
+          <w:b/>
+          <w:bCs/>
+          <w:color w:val="000000"/>
+          <w:lang w:eastAsia="zh-CN"/>
+        </w:rPr>
+      </w:pPr>
+    </w:p>
+    <w:p>
+      <w:pPr>
+        <w:pStyle w:val="NormalWeb"/>
+        <w:spacing w:before="0" w:beforeAutospacing="0" w:after="0" w:afterAutospacing="0" w:line="340" w:lineRule="atLeast"/>
+        <w:rPr>
+          <w:rFonts w:ascii="Arial" w:eastAsiaTheme="minorEastAsia" w:hAnsi="Arial" w:cs="Arial"/>
+          <w:b/>
+          <w:bCs/>
+          <w:color w:val="000000"/>
+          <w:lang w:eastAsia="zh-CN"/>
+        </w:rPr>
+      </w:pPr>
+    </w:p>
+    <w:p>
+      <w:pPr>
+        <w:pStyle w:val="NormalWeb"/>
+        <w:spacing w:before="0" w:beforeAutospacing="0" w:after="0" w:afterAutospacing="0" w:line="340" w:lineRule="atLeast"/>
+        <w:rPr>
+          <w:rFonts w:ascii="Arial" w:eastAsiaTheme="minorEastAsia" w:hAnsi="Arial" w:cs="Arial"/>
+          <w:b/>
+          <w:bCs/>
+          <w:color w:val="000000"/>
+          <w:lang w:eastAsia="zh-CN"/>
+        </w:rPr>
+      </w:pPr>
+    </w:p>
+    <w:p>
+      <w:pPr>
+        <w:pStyle w:val="NormalWeb"/>
+        <w:spacing w:before="0" w:beforeAutospacing="0" w:after="0" w:afterAutospacing="0" w:line="340" w:lineRule="atLeast"/>
+        <w:rPr>
+          <w:rFonts w:ascii="Arial" w:eastAsiaTheme="minorEastAsia" w:hAnsi="Arial" w:cs="Arial" w:hint="eastAsia"/>
+          <w:b/>
+          <w:bCs/>
+          <w:color w:val="000000"/>
+          <w:lang w:eastAsia="zh-CN"/>
+        </w:rPr>
+      </w:pPr>
+    </w:p>
+    <w:p>
+      <w:pPr>
+        <w:pStyle w:val="NormalWeb"/>
+        <w:spacing w:before="0" w:beforeAutospacing="0" w:after="0" w:afterAutospacing="0" w:line="340" w:lineRule="atLeast"/>
+        <w:rPr>
+          <w:rFonts w:ascii="Arial" w:hAnsi="Arial" w:cs="Arial"/>
+          <w:b/>
+          <w:bCs/>
+          <w:color w:val="000000"/>
+        </w:rPr>
+      </w:pPr>
+      <w:r>
+        <w:rPr>
+          <w:rFonts w:ascii="Arial" w:hAnsi="Arial" w:cs="Arial"/>
+          <w:b/>
+          <w:bCs/>
+          <w:color w:val="000000"/>
+        </w:rPr>
+        <w:lastRenderedPageBreak/>
         <w:t>Part 2: Multi-Layer Perceptron</w:t>
       </w:r>
     </w:p>
@@ -6765,7 +9958,6 @@
           <w:rFonts w:eastAsia="宋体" w:hint="eastAsia"/>
           <w:lang w:val="en-US" w:eastAsia="zh-CN"/>
         </w:rPr>
-        <w:lastRenderedPageBreak/>
         <w:t xml:space="preserve">                </w:t>
       </w:r>
       <w:r>
@@ -7148,13 +10340,23 @@
           <w:szCs w:val="22"/>
         </w:rPr>
       </w:pPr>
-      <w:r>
-        <w:rPr>
-          <w:rFonts w:ascii="Arial" w:hAnsi="Arial" w:cs="Arial"/>
-          <w:sz w:val="22"/>
-          <w:szCs w:val="22"/>
-        </w:rPr>
-        <w:t xml:space="preserve">in_hid_weight = [[-1, 1], [1, -1], [1, -1], [-1, 1]] </w:t>
+      <w:proofErr w:type="spellStart"/>
+      <w:r>
+        <w:rPr>
+          <w:rFonts w:ascii="Arial" w:hAnsi="Arial" w:cs="Arial"/>
+          <w:sz w:val="22"/>
+          <w:szCs w:val="22"/>
+        </w:rPr>
+        <w:t>in_hid_weight</w:t>
+      </w:r>
+      <w:proofErr w:type="spellEnd"/>
+      <w:r>
+        <w:rPr>
+          <w:rFonts w:ascii="Arial" w:hAnsi="Arial" w:cs="Arial"/>
+          <w:sz w:val="22"/>
+          <w:szCs w:val="22"/>
+        </w:rPr>
+        <w:t xml:space="preserve"> = [[-1, 1], [1, -1], [1, -1], [-1, 1]] </w:t>
       </w:r>
     </w:p>
     <w:p>
@@ -7167,13 +10369,23 @@
           <w:szCs w:val="22"/>
         </w:rPr>
       </w:pPr>
-      <w:r>
-        <w:rPr>
-          <w:rFonts w:ascii="Arial" w:hAnsi="Arial" w:cs="Arial"/>
-          <w:sz w:val="22"/>
-          <w:szCs w:val="22"/>
-        </w:rPr>
-        <w:t xml:space="preserve">hid_bias = [0.5, -1.5, 0.5, -1.5] </w:t>
+      <w:proofErr w:type="spellStart"/>
+      <w:r>
+        <w:rPr>
+          <w:rFonts w:ascii="Arial" w:hAnsi="Arial" w:cs="Arial"/>
+          <w:sz w:val="22"/>
+          <w:szCs w:val="22"/>
+        </w:rPr>
+        <w:t>hid_bias</w:t>
+      </w:r>
+      <w:proofErr w:type="spellEnd"/>
+      <w:r>
+        <w:rPr>
+          <w:rFonts w:ascii="Arial" w:hAnsi="Arial" w:cs="Arial"/>
+          <w:sz w:val="22"/>
+          <w:szCs w:val="22"/>
+        </w:rPr>
+        <w:t xml:space="preserve"> = [0.5, -1.5, 0.5, -1.5] </w:t>
       </w:r>
     </w:p>
     <w:p>
@@ -7186,13 +10398,23 @@
           <w:szCs w:val="22"/>
         </w:rPr>
       </w:pPr>
-      <w:r>
-        <w:rPr>
-          <w:rFonts w:ascii="Arial" w:hAnsi="Arial" w:cs="Arial"/>
-          <w:sz w:val="22"/>
-          <w:szCs w:val="22"/>
-        </w:rPr>
-        <w:t xml:space="preserve">hid_out_weight = [[-2, -2, -1, -1]] </w:t>
+      <w:proofErr w:type="spellStart"/>
+      <w:r>
+        <w:rPr>
+          <w:rFonts w:ascii="Arial" w:hAnsi="Arial" w:cs="Arial"/>
+          <w:sz w:val="22"/>
+          <w:szCs w:val="22"/>
+        </w:rPr>
+        <w:t>hid_out_weight</w:t>
+      </w:r>
+      <w:proofErr w:type="spellEnd"/>
+      <w:r>
+        <w:rPr>
+          <w:rFonts w:ascii="Arial" w:hAnsi="Arial" w:cs="Arial"/>
+          <w:sz w:val="22"/>
+          <w:szCs w:val="22"/>
+        </w:rPr>
+        <w:t xml:space="preserve"> = [[-2, -2, -1, -1]] </w:t>
       </w:r>
     </w:p>
     <w:p>
@@ -7205,13 +10427,23 @@
           <w:szCs w:val="22"/>
         </w:rPr>
       </w:pPr>
-      <w:r>
-        <w:rPr>
-          <w:rFonts w:ascii="Arial" w:hAnsi="Arial" w:cs="Arial"/>
-          <w:sz w:val="22"/>
-          <w:szCs w:val="22"/>
-        </w:rPr>
-        <w:t xml:space="preserve">out_bias = [2] </w:t>
+      <w:proofErr w:type="spellStart"/>
+      <w:r>
+        <w:rPr>
+          <w:rFonts w:ascii="Arial" w:hAnsi="Arial" w:cs="Arial"/>
+          <w:sz w:val="22"/>
+          <w:szCs w:val="22"/>
+        </w:rPr>
+        <w:t>out_bias</w:t>
+      </w:r>
+      <w:proofErr w:type="spellEnd"/>
+      <w:r>
+        <w:rPr>
+          <w:rFonts w:ascii="Arial" w:hAnsi="Arial" w:cs="Arial"/>
+          <w:sz w:val="22"/>
+          <w:szCs w:val="22"/>
+        </w:rPr>
+        <w:t xml:space="preserve"> = [2] </w:t>
       </w:r>
     </w:p>
     <w:p>
@@ -7239,6 +10471,7 @@
         </w:rPr>
         <w:t>D</w:t>
       </w:r>
+      <w:proofErr w:type="spellStart"/>
       <w:r>
         <w:rPr>
           <w:rFonts w:ascii="Arial" w:eastAsia="微软雅黑" w:hAnsi="Arial" w:cs="Arial"/>
@@ -7248,7 +10481,19 @@
           <w:sz w:val="22"/>
           <w:szCs w:val="22"/>
         </w:rPr>
-        <w:t>iagram of the network</w:t>
+        <w:t>iagram</w:t>
+      </w:r>
+      <w:proofErr w:type="spellEnd"/>
+      <w:r>
+        <w:rPr>
+          <w:rFonts w:ascii="Arial" w:eastAsia="微软雅黑" w:hAnsi="Arial" w:cs="Arial"/>
+          <w:b/>
+          <w:bCs/>
+          <w:color w:val="000000"/>
+          <w:sz w:val="22"/>
+          <w:szCs w:val="22"/>
+        </w:rPr>
+        <w:t xml:space="preserve"> of the network</w:t>
       </w:r>
       <w:r>
         <w:rPr>
@@ -7350,6 +10595,7 @@
         </w:rPr>
         <w:t>E</w:t>
       </w:r>
+      <w:proofErr w:type="spellStart"/>
       <w:r>
         <w:rPr>
           <w:rFonts w:ascii="Arial" w:eastAsia="微软雅黑" w:hAnsi="Arial" w:cs="Arial"/>
@@ -7359,7 +10605,19 @@
           <w:sz w:val="22"/>
           <w:szCs w:val="22"/>
         </w:rPr>
-        <w:t>quations for the dividing line</w:t>
+        <w:t>quations</w:t>
+      </w:r>
+      <w:proofErr w:type="spellEnd"/>
+      <w:r>
+        <w:rPr>
+          <w:rFonts w:ascii="Arial" w:eastAsia="微软雅黑" w:hAnsi="Arial" w:cs="Arial"/>
+          <w:b/>
+          <w:bCs/>
+          <w:color w:val="000000"/>
+          <w:sz w:val="22"/>
+          <w:szCs w:val="22"/>
+        </w:rPr>
+        <w:t xml:space="preserve"> for the dividing line</w:t>
       </w:r>
       <w:r>
         <w:rPr>
@@ -11049,6 +14307,7 @@
         </w:rPr>
         <w:t>R</w:t>
       </w:r>
+      <w:proofErr w:type="spellStart"/>
       <w:r>
         <w:rPr>
           <w:rFonts w:ascii="Arial" w:eastAsia="微软雅黑" w:hAnsi="Arial" w:cs="Arial"/>
@@ -11058,7 +14317,19 @@
           <w:sz w:val="22"/>
           <w:szCs w:val="22"/>
         </w:rPr>
-        <w:t>escale weights and biases</w:t>
+        <w:t>escale</w:t>
+      </w:r>
+      <w:proofErr w:type="spellEnd"/>
+      <w:r>
+        <w:rPr>
+          <w:rFonts w:ascii="Arial" w:eastAsia="微软雅黑" w:hAnsi="Arial" w:cs="Arial"/>
+          <w:b/>
+          <w:bCs/>
+          <w:color w:val="000000"/>
+          <w:sz w:val="22"/>
+          <w:szCs w:val="22"/>
+        </w:rPr>
+        <w:t xml:space="preserve"> weights and biases</w:t>
       </w:r>
       <w:r>
         <w:rPr>
@@ -11119,13 +14390,23 @@
           <w:szCs w:val="22"/>
         </w:rPr>
       </w:pPr>
-      <w:r>
-        <w:rPr>
-          <w:rFonts w:ascii="Arial" w:hAnsi="Arial" w:cs="Arial"/>
-          <w:sz w:val="22"/>
-          <w:szCs w:val="22"/>
-        </w:rPr>
-        <w:t xml:space="preserve">in_hid_weight = [[-10, 10], [10, -10], [10, -10], [-10, 10]]         </w:t>
+      <w:proofErr w:type="spellStart"/>
+      <w:r>
+        <w:rPr>
+          <w:rFonts w:ascii="Arial" w:hAnsi="Arial" w:cs="Arial"/>
+          <w:sz w:val="22"/>
+          <w:szCs w:val="22"/>
+        </w:rPr>
+        <w:t>in_hid_weight</w:t>
+      </w:r>
+      <w:proofErr w:type="spellEnd"/>
+      <w:r>
+        <w:rPr>
+          <w:rFonts w:ascii="Arial" w:hAnsi="Arial" w:cs="Arial"/>
+          <w:sz w:val="22"/>
+          <w:szCs w:val="22"/>
+        </w:rPr>
+        <w:t xml:space="preserve"> = [[-10, 10], [10, -10], [10, -10], [-10, 10]]         </w:t>
       </w:r>
     </w:p>
     <w:p>
@@ -11139,13 +14420,23 @@
           <w:szCs w:val="22"/>
         </w:rPr>
       </w:pPr>
-      <w:r>
-        <w:rPr>
-          <w:rFonts w:ascii="Arial" w:hAnsi="Arial" w:cs="Arial"/>
-          <w:sz w:val="22"/>
-          <w:szCs w:val="22"/>
-        </w:rPr>
-        <w:t xml:space="preserve">hid_bias = [5, -15, 5, -15]         </w:t>
+      <w:proofErr w:type="spellStart"/>
+      <w:r>
+        <w:rPr>
+          <w:rFonts w:ascii="Arial" w:hAnsi="Arial" w:cs="Arial"/>
+          <w:sz w:val="22"/>
+          <w:szCs w:val="22"/>
+        </w:rPr>
+        <w:t>hid_bias</w:t>
+      </w:r>
+      <w:proofErr w:type="spellEnd"/>
+      <w:r>
+        <w:rPr>
+          <w:rFonts w:ascii="Arial" w:hAnsi="Arial" w:cs="Arial"/>
+          <w:sz w:val="22"/>
+          <w:szCs w:val="22"/>
+        </w:rPr>
+        <w:t xml:space="preserve"> = [5, -15, 5, -15]         </w:t>
       </w:r>
     </w:p>
     <w:p>
@@ -11159,13 +14450,23 @@
           <w:szCs w:val="22"/>
         </w:rPr>
       </w:pPr>
-      <w:r>
-        <w:rPr>
-          <w:rFonts w:ascii="Arial" w:hAnsi="Arial" w:cs="Arial"/>
-          <w:sz w:val="22"/>
-          <w:szCs w:val="22"/>
-        </w:rPr>
-        <w:t xml:space="preserve">hid_out_weight = [[-20, -20, -10, -10]]         </w:t>
+      <w:proofErr w:type="spellStart"/>
+      <w:r>
+        <w:rPr>
+          <w:rFonts w:ascii="Arial" w:hAnsi="Arial" w:cs="Arial"/>
+          <w:sz w:val="22"/>
+          <w:szCs w:val="22"/>
+        </w:rPr>
+        <w:t>hid_out_weight</w:t>
+      </w:r>
+      <w:proofErr w:type="spellEnd"/>
+      <w:r>
+        <w:rPr>
+          <w:rFonts w:ascii="Arial" w:hAnsi="Arial" w:cs="Arial"/>
+          <w:sz w:val="22"/>
+          <w:szCs w:val="22"/>
+        </w:rPr>
+        <w:t xml:space="preserve"> = [[-20, -20, -10, -10]]         </w:t>
       </w:r>
     </w:p>
     <w:p>
@@ -11179,13 +14480,23 @@
           <w:szCs w:val="22"/>
         </w:rPr>
       </w:pPr>
-      <w:r>
-        <w:rPr>
-          <w:rFonts w:ascii="Arial" w:hAnsi="Arial" w:cs="Arial"/>
-          <w:sz w:val="22"/>
-          <w:szCs w:val="22"/>
-        </w:rPr>
-        <w:t>out_bias = [20]</w:t>
+      <w:proofErr w:type="spellStart"/>
+      <w:r>
+        <w:rPr>
+          <w:rFonts w:ascii="Arial" w:hAnsi="Arial" w:cs="Arial"/>
+          <w:sz w:val="22"/>
+          <w:szCs w:val="22"/>
+        </w:rPr>
+        <w:t>out_bias</w:t>
+      </w:r>
+      <w:proofErr w:type="spellEnd"/>
+      <w:r>
+        <w:rPr>
+          <w:rFonts w:ascii="Arial" w:hAnsi="Arial" w:cs="Arial"/>
+          <w:sz w:val="22"/>
+          <w:szCs w:val="22"/>
+        </w:rPr>
+        <w:t xml:space="preserve"> = [20]</w:t>
       </w:r>
     </w:p>
     <w:p>
@@ -11463,6 +14774,10 @@
         <w:pStyle w:val="NormalWeb"/>
         <w:spacing w:before="0" w:beforeAutospacing="0" w:after="0" w:afterAutospacing="0" w:line="340" w:lineRule="atLeast"/>
         <w:ind w:firstLine="720"/>
+        <w:rPr>
+          <w:rFonts w:eastAsia="宋体"/>
+          <w:lang w:val="en-US" w:eastAsia="zh-CN"/>
+        </w:rPr>
       </w:pPr>
       <w:r>
         <w:rPr>
@@ -11574,18 +14889,149 @@
           <w:lang w:val="en-US" w:eastAsia="zh-CN"/>
         </w:rPr>
       </w:pPr>
-      <w:r>
-        <w:rPr>
-          <w:rFonts w:eastAsia="宋体" w:hint="eastAsia"/>
-          <w:lang w:val="en-US" w:eastAsia="zh-CN"/>
-        </w:rPr>
-        <w:t xml:space="preserve"> </w:t>
-      </w:r>
     </w:p>
     <w:p>
       <w:pPr>
         <w:pStyle w:val="NormalWeb"/>
         <w:spacing w:before="0" w:beforeAutospacing="0" w:after="0" w:afterAutospacing="0" w:line="340" w:lineRule="atLeast"/>
+        <w:ind w:firstLine="720"/>
+        <w:rPr>
+          <w:rFonts w:eastAsia="宋体"/>
+          <w:lang w:val="en-US" w:eastAsia="zh-CN"/>
+        </w:rPr>
+      </w:pPr>
+    </w:p>
+    <w:p>
+      <w:pPr>
+        <w:pStyle w:val="NormalWeb"/>
+        <w:spacing w:before="0" w:beforeAutospacing="0" w:after="0" w:afterAutospacing="0" w:line="340" w:lineRule="atLeast"/>
+        <w:ind w:firstLine="720"/>
+        <w:rPr>
+          <w:rFonts w:eastAsia="宋体"/>
+          <w:lang w:val="en-US" w:eastAsia="zh-CN"/>
+        </w:rPr>
+      </w:pPr>
+    </w:p>
+    <w:p>
+      <w:pPr>
+        <w:pStyle w:val="NormalWeb"/>
+        <w:spacing w:before="0" w:beforeAutospacing="0" w:after="0" w:afterAutospacing="0" w:line="340" w:lineRule="atLeast"/>
+        <w:ind w:firstLine="720"/>
+        <w:rPr>
+          <w:rFonts w:eastAsia="宋体"/>
+          <w:lang w:val="en-US" w:eastAsia="zh-CN"/>
+        </w:rPr>
+      </w:pPr>
+    </w:p>
+    <w:p>
+      <w:pPr>
+        <w:pStyle w:val="NormalWeb"/>
+        <w:spacing w:before="0" w:beforeAutospacing="0" w:after="0" w:afterAutospacing="0" w:line="340" w:lineRule="atLeast"/>
+        <w:ind w:firstLine="720"/>
+        <w:rPr>
+          <w:rFonts w:eastAsia="宋体"/>
+          <w:lang w:val="en-US" w:eastAsia="zh-CN"/>
+        </w:rPr>
+      </w:pPr>
+    </w:p>
+    <w:p>
+      <w:pPr>
+        <w:pStyle w:val="NormalWeb"/>
+        <w:spacing w:before="0" w:beforeAutospacing="0" w:after="0" w:afterAutospacing="0" w:line="340" w:lineRule="atLeast"/>
+        <w:ind w:firstLine="720"/>
+        <w:rPr>
+          <w:rFonts w:eastAsia="宋体"/>
+          <w:lang w:val="en-US" w:eastAsia="zh-CN"/>
+        </w:rPr>
+      </w:pPr>
+    </w:p>
+    <w:p>
+      <w:pPr>
+        <w:pStyle w:val="NormalWeb"/>
+        <w:spacing w:before="0" w:beforeAutospacing="0" w:after="0" w:afterAutospacing="0" w:line="340" w:lineRule="atLeast"/>
+        <w:ind w:firstLine="720"/>
+        <w:rPr>
+          <w:rFonts w:eastAsia="宋体"/>
+          <w:lang w:val="en-US" w:eastAsia="zh-CN"/>
+        </w:rPr>
+      </w:pPr>
+    </w:p>
+    <w:p>
+      <w:pPr>
+        <w:pStyle w:val="NormalWeb"/>
+        <w:spacing w:before="0" w:beforeAutospacing="0" w:after="0" w:afterAutospacing="0" w:line="340" w:lineRule="atLeast"/>
+        <w:ind w:firstLine="720"/>
+        <w:rPr>
+          <w:rFonts w:eastAsia="宋体"/>
+          <w:lang w:val="en-US" w:eastAsia="zh-CN"/>
+        </w:rPr>
+      </w:pPr>
+    </w:p>
+    <w:p>
+      <w:pPr>
+        <w:pStyle w:val="NormalWeb"/>
+        <w:spacing w:before="0" w:beforeAutospacing="0" w:after="0" w:afterAutospacing="0" w:line="340" w:lineRule="atLeast"/>
+        <w:ind w:firstLine="720"/>
+        <w:rPr>
+          <w:rFonts w:eastAsia="宋体"/>
+          <w:lang w:val="en-US" w:eastAsia="zh-CN"/>
+        </w:rPr>
+      </w:pPr>
+    </w:p>
+    <w:p>
+      <w:pPr>
+        <w:pStyle w:val="NormalWeb"/>
+        <w:spacing w:before="0" w:beforeAutospacing="0" w:after="0" w:afterAutospacing="0" w:line="340" w:lineRule="atLeast"/>
+        <w:ind w:firstLine="720"/>
+        <w:rPr>
+          <w:rFonts w:eastAsia="宋体"/>
+          <w:lang w:val="en-US" w:eastAsia="zh-CN"/>
+        </w:rPr>
+      </w:pPr>
+    </w:p>
+    <w:p>
+      <w:pPr>
+        <w:pStyle w:val="NormalWeb"/>
+        <w:spacing w:before="0" w:beforeAutospacing="0" w:after="0" w:afterAutospacing="0" w:line="340" w:lineRule="atLeast"/>
+        <w:ind w:firstLine="720"/>
+        <w:rPr>
+          <w:rFonts w:eastAsia="宋体"/>
+          <w:lang w:val="en-US" w:eastAsia="zh-CN"/>
+        </w:rPr>
+      </w:pPr>
+    </w:p>
+    <w:p>
+      <w:pPr>
+        <w:pStyle w:val="NormalWeb"/>
+        <w:spacing w:before="0" w:beforeAutospacing="0" w:after="0" w:afterAutospacing="0" w:line="340" w:lineRule="atLeast"/>
+        <w:ind w:firstLine="720"/>
+        <w:rPr>
+          <w:rFonts w:hint="eastAsia"/>
+        </w:rPr>
+      </w:pPr>
+    </w:p>
+    <w:p>
+      <w:pPr>
+        <w:pStyle w:val="NormalWeb"/>
+        <w:spacing w:before="0" w:beforeAutospacing="0" w:after="0" w:afterAutospacing="0" w:line="340" w:lineRule="atLeast"/>
+        <w:ind w:firstLine="720"/>
+        <w:rPr>
+          <w:rFonts w:eastAsia="宋体"/>
+          <w:lang w:val="en-US" w:eastAsia="zh-CN"/>
+        </w:rPr>
+      </w:pPr>
+      <w:r>
+        <w:rPr>
+          <w:rFonts w:eastAsia="宋体" w:hint="eastAsia"/>
+          <w:lang w:val="en-US" w:eastAsia="zh-CN"/>
+        </w:rPr>
+        <w:t xml:space="preserve"> </w:t>
+      </w:r>
+    </w:p>
+    <w:p>
+      <w:pPr>
+        <w:pStyle w:val="NormalWeb"/>
+        <w:spacing w:before="0" w:beforeAutospacing="0" w:after="0" w:afterAutospacing="0" w:line="340" w:lineRule="atLeast"/>
         <w:rPr>
           <w:rFonts w:ascii="Arial" w:hAnsi="Arial" w:cs="Arial"/>
           <w:b/>
@@ -11600,6 +15046,7 @@
           <w:bCs/>
           <w:color w:val="000000"/>
         </w:rPr>
+        <w:lastRenderedPageBreak/>
         <w:t>Part 3: Hidden Unit Dynamics for Recurrent Networks</w:t>
       </w:r>
     </w:p>
@@ -11633,7 +15080,7 @@
         <w:pStyle w:val="NormalWeb"/>
         <w:spacing w:before="0" w:beforeAutospacing="0" w:after="0" w:afterAutospacing="0" w:line="340" w:lineRule="atLeast"/>
         <w:rPr>
-          <w:rFonts w:ascii="Arial" w:hAnsi="Arial" w:cs="Arial" w:hint="eastAsia"/>
+          <w:rFonts w:ascii="Arial" w:hAnsi="Arial" w:cs="Arial"/>
           <w:b/>
           <w:bCs/>
           <w:color w:val="000000"/>
@@ -11646,6 +15093,18 @@
         <w:spacing w:before="0" w:beforeAutospacing="0" w:after="0" w:afterAutospacing="0" w:line="340" w:lineRule="atLeast"/>
         <w:ind w:left="360" w:firstLine="360"/>
         <w:rPr>
+          <w:rFonts w:ascii="Arial" w:eastAsiaTheme="minorEastAsia" w:hAnsi="Arial" w:cs="Arial"/>
+          <w:b/>
+          <w:bCs/>
+          <w:color w:val="000000"/>
+          <w:sz w:val="22"/>
+          <w:szCs w:val="22"/>
+          <w:lang w:eastAsia="zh-CN"/>
+        </w:rPr>
+      </w:pPr>
+      <w:bookmarkStart w:id="0" w:name="OLE_LINK1"/>
+      <w:r>
+        <w:rPr>
           <w:rFonts w:ascii="Arial" w:eastAsiaTheme="minorEastAsia" w:hAnsi="Arial" w:cs="Arial" w:hint="eastAsia"/>
           <w:b/>
           <w:bCs/>
@@ -11654,46 +15113,36 @@
           <w:szCs w:val="22"/>
           <w:lang w:eastAsia="zh-CN"/>
         </w:rPr>
-      </w:pPr>
-      <w:r>
-        <w:rPr>
-          <w:rFonts w:ascii="Arial" w:eastAsiaTheme="minorEastAsia" w:hAnsi="Arial" w:cs="Arial" w:hint="eastAsia"/>
-          <w:b/>
-          <w:bCs/>
-          <w:color w:val="000000"/>
-          <w:sz w:val="22"/>
-          <w:szCs w:val="22"/>
-          <w:lang w:eastAsia="zh-CN"/>
-        </w:rPr>
         <w:t>The hidden activations of my sequence:</w:t>
       </w:r>
     </w:p>
+    <w:bookmarkEnd w:id="0"/>
     <w:p>
       <w:pPr>
         <w:pStyle w:val="NormalWeb"/>
         <w:spacing w:before="0" w:beforeAutospacing="0" w:after="0" w:afterAutospacing="0" w:line="340" w:lineRule="atLeast"/>
         <w:ind w:left="360" w:firstLineChars="500" w:firstLine="1200"/>
         <w:rPr>
+          <w:rFonts w:ascii="Arial" w:eastAsiaTheme="minorEastAsia" w:hAnsi="Arial" w:cs="Arial" w:hint="eastAsia"/>
+          <w:b/>
+          <w:bCs/>
+          <w:color w:val="000000"/>
+          <w:lang w:eastAsia="zh-CN"/>
+        </w:rPr>
+      </w:pPr>
+      <w:r>
+        <w:rPr>
           <w:rFonts w:ascii="Arial" w:eastAsiaTheme="minorEastAsia" w:hAnsi="Arial" w:cs="Arial"/>
           <w:b/>
           <w:bCs/>
+          <w:noProof/>
           <w:color w:val="000000"/>
           <w:lang w:eastAsia="zh-CN"/>
         </w:rPr>
-      </w:pPr>
-      <w:r>
-        <w:rPr>
-          <w:rFonts w:ascii="Arial" w:eastAsiaTheme="minorEastAsia" w:hAnsi="Arial" w:cs="Arial"/>
-          <w:b/>
-          <w:bCs/>
-          <w:color w:val="000000"/>
-          <w:lang w:eastAsia="zh-CN"/>
-        </w:rPr>
-        <w:lastRenderedPageBreak/>
         <w:drawing>
-          <wp:inline distT="0" distB="0" distL="0" distR="0" wp14:anchorId="1356D797" wp14:editId="237B8FFA">
-            <wp:extent cx="4267200" cy="6073140"/>
-            <wp:effectExtent l="0" t="0" r="0" b="3810"/>
+          <wp:inline distT="0" distB="0" distL="0" distR="0" wp14:anchorId="1356D797" wp14:editId="1730D985">
+            <wp:extent cx="4267200" cy="6146800"/>
+            <wp:effectExtent l="0" t="0" r="0" b="6350"/>
             <wp:docPr id="1545120342" name="Picture 1" descr="A screenshot of a computer program&#10;&#10;Description automatically generated"/>
             <wp:cNvGraphicFramePr>
               <a:graphicFrameLocks xmlns:a="http://schemas.openxmlformats.org/drawingml/2006/main" noChangeAspect="1"/>
@@ -11714,7 +15163,7 @@
                   <pic:spPr>
                     <a:xfrm>
                       <a:off x="0" y="0"/>
-                      <a:ext cx="4267796" cy="6073988"/>
+                      <a:ext cx="4267797" cy="6147660"/>
                     </a:xfrm>
                     <a:prstGeom prst="rect">
                       <a:avLst/>
@@ -11747,13 +15196,23 @@
         <w:spacing w:before="0" w:beforeAutospacing="0" w:after="0" w:afterAutospacing="0" w:line="340" w:lineRule="atLeast"/>
         <w:ind w:left="360" w:firstLineChars="300" w:firstLine="720"/>
         <w:rPr>
+          <w:rFonts w:ascii="Arial" w:eastAsiaTheme="minorEastAsia" w:hAnsi="Arial" w:cs="Arial"/>
+          <w:b/>
+          <w:bCs/>
+          <w:color w:val="000000"/>
+          <w:lang w:eastAsia="zh-CN"/>
+        </w:rPr>
+      </w:pPr>
+      <w:r>
+        <w:rPr>
           <w:rFonts w:ascii="Arial" w:eastAsiaTheme="minorEastAsia" w:hAnsi="Arial" w:cs="Arial" w:hint="eastAsia"/>
           <w:b/>
           <w:bCs/>
           <w:color w:val="000000"/>
           <w:lang w:eastAsia="zh-CN"/>
         </w:rPr>
-      </w:pPr>
+        <w:t>A</w:t>
+      </w:r>
       <w:r>
         <w:rPr>
           <w:rFonts w:ascii="Arial" w:eastAsiaTheme="minorEastAsia" w:hAnsi="Arial" w:cs="Arial" w:hint="eastAsia"/>
@@ -11762,7 +15221,7 @@
           <w:color w:val="000000"/>
           <w:lang w:eastAsia="zh-CN"/>
         </w:rPr>
-        <w:t>A</w:t>
+        <w:t>nnotated image</w:t>
       </w:r>
       <w:r>
         <w:rPr>
@@ -11772,37 +15231,7 @@
           <w:color w:val="000000"/>
           <w:lang w:eastAsia="zh-CN"/>
         </w:rPr>
-        <w:t>nnotated image</w:t>
-      </w:r>
-      <w:r>
-        <w:rPr>
-          <w:rFonts w:ascii="Arial" w:eastAsiaTheme="minorEastAsia" w:hAnsi="Arial" w:cs="Arial" w:hint="eastAsia"/>
-          <w:b/>
-          <w:bCs/>
-          <w:color w:val="000000"/>
-          <w:lang w:eastAsia="zh-CN"/>
-        </w:rPr>
-        <w:t xml:space="preserve"> base on given </w:t>
-      </w:r>
-      <w:r>
-        <w:rPr>
-          <w:rFonts w:ascii="Arial" w:eastAsiaTheme="minorEastAsia" w:hAnsi="Arial" w:cs="Arial" w:hint="eastAsia"/>
-          <w:b/>
-          <w:bCs/>
-          <w:color w:val="000000"/>
-          <w:lang w:eastAsia="zh-CN"/>
-        </w:rPr>
-        <w:t>hidden activations</w:t>
-      </w:r>
-      <w:r>
-        <w:rPr>
-          <w:rFonts w:ascii="Arial" w:eastAsiaTheme="minorEastAsia" w:hAnsi="Arial" w:cs="Arial" w:hint="eastAsia"/>
-          <w:b/>
-          <w:bCs/>
-          <w:color w:val="000000"/>
-          <w:lang w:eastAsia="zh-CN"/>
-        </w:rPr>
-        <w:t>:</w:t>
+        <w:t xml:space="preserve"> base on given hidden activations:</w:t>
       </w:r>
     </w:p>
     <w:p>
@@ -11811,18 +15240,19 @@
         <w:spacing w:before="0" w:beforeAutospacing="0" w:after="0" w:afterAutospacing="0" w:line="340" w:lineRule="atLeast"/>
         <w:ind w:left="360"/>
         <w:rPr>
-          <w:rFonts w:ascii="Arial" w:eastAsiaTheme="minorEastAsia" w:hAnsi="Arial" w:cs="Arial" w:hint="eastAsia"/>
-          <w:b/>
-          <w:bCs/>
-          <w:color w:val="000000"/>
-          <w:lang w:eastAsia="zh-CN"/>
-        </w:rPr>
-      </w:pPr>
-      <w:r>
-        <w:rPr>
           <w:rFonts w:ascii="Arial" w:eastAsiaTheme="minorEastAsia" w:hAnsi="Arial" w:cs="Arial"/>
           <w:b/>
           <w:bCs/>
+          <w:color w:val="000000"/>
+          <w:lang w:eastAsia="zh-CN"/>
+        </w:rPr>
+      </w:pPr>
+      <w:r>
+        <w:rPr>
+          <w:rFonts w:ascii="Arial" w:eastAsiaTheme="minorEastAsia" w:hAnsi="Arial" w:cs="Arial"/>
+          <w:b/>
+          <w:bCs/>
+          <w:noProof/>
           <w:color w:val="000000"/>
           <w:lang w:eastAsia="zh-CN"/>
         </w:rPr>
@@ -11904,17 +15334,66 @@
         <w:pStyle w:val="NormalWeb"/>
         <w:spacing w:before="0" w:beforeAutospacing="0" w:after="0" w:afterAutospacing="0" w:line="340" w:lineRule="atLeast"/>
         <w:rPr>
+          <w:rFonts w:ascii="Arial" w:eastAsiaTheme="minorEastAsia" w:hAnsi="Arial" w:cs="Arial"/>
+          <w:b/>
+          <w:bCs/>
+          <w:color w:val="000000"/>
+          <w:lang w:eastAsia="zh-CN"/>
+        </w:rPr>
+      </w:pPr>
+    </w:p>
+    <w:p>
+      <w:pPr>
+        <w:pStyle w:val="ListParagraph"/>
+        <w:rPr>
+          <w:rFonts w:ascii="Arial" w:eastAsiaTheme="minorEastAsia" w:hAnsi="Arial" w:cs="Arial"/>
+          <w:b/>
+          <w:bCs/>
+          <w:color w:val="000000"/>
+          <w:sz w:val="22"/>
+          <w:szCs w:val="22"/>
+          <w:lang w:eastAsia="zh-CN"/>
+        </w:rPr>
+      </w:pPr>
+      <w:r>
+        <w:rPr>
           <w:rFonts w:ascii="Arial" w:eastAsiaTheme="minorEastAsia" w:hAnsi="Arial" w:cs="Arial" w:hint="eastAsia"/>
           <w:b/>
           <w:bCs/>
           <w:color w:val="000000"/>
+          <w:sz w:val="22"/>
+          <w:szCs w:val="22"/>
           <w:lang w:eastAsia="zh-CN"/>
         </w:rPr>
-      </w:pPr>
-    </w:p>
-    <w:p>
-      <w:pPr>
-        <w:pStyle w:val="ListParagraph"/>
+        <w:t>F</w:t>
+      </w:r>
+      <w:r>
+        <w:rPr>
+          <w:rFonts w:ascii="Arial" w:hAnsi="Arial" w:cs="Arial" w:hint="eastAsia"/>
+          <w:b/>
+          <w:bCs/>
+          <w:color w:val="000000"/>
+          <w:sz w:val="22"/>
+          <w:szCs w:val="22"/>
+        </w:rPr>
+        <w:t>inite state machine</w:t>
+      </w:r>
+      <w:r>
+        <w:rPr>
+          <w:rFonts w:ascii="Arial" w:eastAsiaTheme="minorEastAsia" w:hAnsi="Arial" w:cs="Arial" w:hint="eastAsia"/>
+          <w:b/>
+          <w:bCs/>
+          <w:color w:val="000000"/>
+          <w:sz w:val="22"/>
+          <w:szCs w:val="22"/>
+          <w:lang w:eastAsia="zh-CN"/>
+        </w:rPr>
+        <w:t>(n=4):</w:t>
+      </w:r>
+    </w:p>
+    <w:p>
+      <w:pPr>
+        <w:ind w:firstLineChars="200" w:firstLine="480"/>
         <w:rPr>
           <w:rFonts w:ascii="Arial" w:eastAsiaTheme="minorEastAsia" w:hAnsi="Arial" w:cs="Arial"/>
           <w:b/>
@@ -11925,47 +15404,7 @@
       </w:pPr>
       <w:r>
         <w:rPr>
-          <w:rFonts w:ascii="Arial" w:eastAsiaTheme="minorEastAsia" w:hAnsi="Arial" w:cs="Arial" w:hint="eastAsia"/>
-          <w:b/>
-          <w:bCs/>
-          <w:color w:val="000000"/>
-          <w:lang w:eastAsia="zh-CN"/>
-        </w:rPr>
-        <w:t>F</w:t>
-      </w:r>
-      <w:r>
-        <w:rPr>
-          <w:rFonts w:ascii="Arial" w:hAnsi="Arial" w:cs="Arial" w:hint="eastAsia"/>
-          <w:b/>
-          <w:bCs/>
-          <w:color w:val="000000"/>
-        </w:rPr>
-        <w:t>inite state machine</w:t>
-      </w:r>
-      <w:r>
-        <w:rPr>
-          <w:rFonts w:ascii="Arial" w:eastAsiaTheme="minorEastAsia" w:hAnsi="Arial" w:cs="Arial" w:hint="eastAsia"/>
-          <w:b/>
-          <w:bCs/>
-          <w:color w:val="000000"/>
-          <w:lang w:eastAsia="zh-CN"/>
-        </w:rPr>
-        <w:t>(n=4):</w:t>
-      </w:r>
-    </w:p>
-    <w:p>
-      <w:pPr>
-        <w:ind w:firstLineChars="200" w:firstLine="480"/>
-        <w:rPr>
-          <w:rFonts w:ascii="Arial" w:eastAsiaTheme="minorEastAsia" w:hAnsi="Arial" w:cs="Arial" w:hint="eastAsia"/>
-          <w:b/>
-          <w:bCs/>
-          <w:color w:val="000000"/>
-          <w:lang w:eastAsia="zh-CN"/>
-        </w:rPr>
-      </w:pPr>
-      <w:r>
-        <w:rPr>
+          <w:noProof/>
           <w:lang w:eastAsia="zh-CN"/>
         </w:rPr>
         <w:drawing>
@@ -12036,7 +15475,7 @@
         <w:pStyle w:val="ListParagraph"/>
         <w:spacing w:before="100" w:beforeAutospacing="1" w:after="100" w:afterAutospacing="1"/>
         <w:rPr>
-          <w:rFonts w:ascii="Arial" w:eastAsia="宋体" w:hAnsi="Arial" w:cs="Arial" w:hint="eastAsia"/>
+          <w:rFonts w:ascii="Arial" w:eastAsia="宋体" w:hAnsi="Arial" w:cs="Arial"/>
           <w:kern w:val="0"/>
           <w:sz w:val="22"/>
           <w:szCs w:val="22"/>
@@ -12133,8 +15572,573 @@
       <w:pPr>
         <w:pStyle w:val="ListParagraph"/>
         <w:rPr>
-          <w:rFonts w:ascii="Arial" w:hAnsi="Arial" w:cs="Arial"/>
-          <w:color w:val="000000"/>
+          <w:rFonts w:ascii="Arial" w:eastAsiaTheme="minorEastAsia" w:hAnsi="Arial" w:cs="Arial"/>
+          <w:color w:val="000000"/>
+          <w:sz w:val="22"/>
+          <w:szCs w:val="22"/>
+          <w:lang w:eastAsia="zh-CN"/>
+        </w:rPr>
+      </w:pPr>
+      <w:r>
+        <w:rPr>
+          <w:rFonts w:ascii="Arial" w:eastAsiaTheme="minorEastAsia" w:hAnsi="Arial" w:cs="Arial" w:hint="eastAsia"/>
+          <w:color w:val="000000"/>
+          <w:sz w:val="22"/>
+          <w:szCs w:val="22"/>
+          <w:lang w:eastAsia="zh-CN"/>
+        </w:rPr>
+        <w:t>I</w:t>
+      </w:r>
+      <w:r>
+        <w:rPr>
+          <w:rFonts w:ascii="Arial" w:hAnsi="Arial" w:cs="Arial" w:hint="eastAsia"/>
+          <w:color w:val="000000"/>
+          <w:sz w:val="22"/>
+          <w:szCs w:val="22"/>
+        </w:rPr>
+        <w:t xml:space="preserve"> chose epoch number</w:t>
+      </w:r>
+      <w:r>
+        <w:rPr>
+          <w:rFonts w:ascii="Arial" w:eastAsiaTheme="minorEastAsia" w:hAnsi="Arial" w:cs="Arial" w:hint="eastAsia"/>
+          <w:color w:val="000000"/>
+          <w:sz w:val="22"/>
+          <w:szCs w:val="22"/>
+          <w:lang w:eastAsia="zh-CN"/>
+        </w:rPr>
+        <w:t xml:space="preserve"> </w:t>
+      </w:r>
+      <w:proofErr w:type="gramStart"/>
+      <w:r>
+        <w:rPr>
+          <w:rFonts w:ascii="Arial" w:eastAsiaTheme="minorEastAsia" w:hAnsi="Arial" w:cs="Arial" w:hint="eastAsia"/>
+          <w:color w:val="000000"/>
+          <w:sz w:val="22"/>
+          <w:szCs w:val="22"/>
+          <w:lang w:eastAsia="zh-CN"/>
+        </w:rPr>
+        <w:t>50,</w:t>
+      </w:r>
+      <w:proofErr w:type="gramEnd"/>
+      <w:r>
+        <w:rPr>
+          <w:rFonts w:ascii="Arial" w:eastAsiaTheme="minorEastAsia" w:hAnsi="Arial" w:cs="Arial" w:hint="eastAsia"/>
+          <w:color w:val="000000"/>
+          <w:sz w:val="22"/>
+          <w:szCs w:val="22"/>
+          <w:lang w:eastAsia="zh-CN"/>
+        </w:rPr>
+        <w:t xml:space="preserve"> this </w:t>
+      </w:r>
+      <w:r>
+        <w:rPr>
+          <w:rFonts w:ascii="Arial" w:eastAsiaTheme="minorEastAsia" w:hAnsi="Arial" w:cs="Arial" w:hint="eastAsia"/>
+          <w:color w:val="000000"/>
+          <w:sz w:val="22"/>
+          <w:szCs w:val="22"/>
+          <w:lang w:eastAsia="zh-CN"/>
+        </w:rPr>
+        <w:t>language</w:t>
+      </w:r>
+      <w:r>
+        <w:rPr>
+          <w:rFonts w:ascii="Arial" w:eastAsiaTheme="minorEastAsia" w:hAnsi="Arial" w:cs="Arial" w:hint="eastAsia"/>
+          <w:color w:val="000000"/>
+          <w:sz w:val="22"/>
+          <w:szCs w:val="22"/>
+          <w:lang w:eastAsia="zh-CN"/>
+        </w:rPr>
+        <w:t xml:space="preserve"> model has 3 </w:t>
+      </w:r>
+      <w:proofErr w:type="spellStart"/>
+      <w:r>
+        <w:rPr>
+          <w:rFonts w:ascii="Arial" w:eastAsiaTheme="minorEastAsia" w:hAnsi="Arial" w:cs="Arial" w:hint="eastAsia"/>
+          <w:color w:val="000000"/>
+          <w:sz w:val="22"/>
+          <w:szCs w:val="22"/>
+          <w:lang w:eastAsia="zh-CN"/>
+        </w:rPr>
+        <w:t>axies</w:t>
+      </w:r>
+      <w:proofErr w:type="spellEnd"/>
+      <w:r>
+        <w:rPr>
+          <w:rFonts w:ascii="Arial" w:eastAsiaTheme="minorEastAsia" w:hAnsi="Arial" w:cs="Arial" w:hint="eastAsia"/>
+          <w:color w:val="000000"/>
+          <w:sz w:val="22"/>
+          <w:szCs w:val="22"/>
+          <w:lang w:eastAsia="zh-CN"/>
+        </w:rPr>
+        <w:t>.</w:t>
+      </w:r>
+    </w:p>
+    <w:p>
+      <w:pPr>
+        <w:pStyle w:val="NormalWeb"/>
+        <w:spacing w:before="0" w:beforeAutospacing="0" w:after="0" w:afterAutospacing="0" w:line="340" w:lineRule="atLeast"/>
+        <w:ind w:left="360" w:firstLine="360"/>
+        <w:rPr>
+          <w:rFonts w:ascii="Arial" w:eastAsiaTheme="minorEastAsia" w:hAnsi="Arial" w:cs="Arial"/>
+          <w:b/>
+          <w:bCs/>
+          <w:color w:val="000000"/>
+          <w:sz w:val="22"/>
+          <w:szCs w:val="22"/>
+          <w:lang w:eastAsia="zh-CN"/>
+        </w:rPr>
+      </w:pPr>
+      <w:r>
+        <w:rPr>
+          <w:rFonts w:ascii="Arial" w:eastAsiaTheme="minorEastAsia" w:hAnsi="Arial" w:cs="Arial" w:hint="eastAsia"/>
+          <w:b/>
+          <w:bCs/>
+          <w:color w:val="000000"/>
+          <w:sz w:val="22"/>
+          <w:szCs w:val="22"/>
+          <w:lang w:eastAsia="zh-CN"/>
+        </w:rPr>
+        <w:t>The hidden activations of my sequence:</w:t>
+      </w:r>
+    </w:p>
+    <w:p>
+      <w:pPr>
+        <w:pStyle w:val="ListParagraph"/>
+        <w:rPr>
+          <w:rFonts w:ascii="Arial" w:eastAsiaTheme="minorEastAsia" w:hAnsi="Arial" w:cs="Arial"/>
+          <w:color w:val="000000"/>
+          <w:lang w:eastAsia="zh-CN"/>
+        </w:rPr>
+      </w:pPr>
+    </w:p>
+    <w:p>
+      <w:pPr>
+        <w:pStyle w:val="ListParagraph"/>
+        <w:ind w:firstLineChars="200" w:firstLine="480"/>
+        <w:rPr>
+          <w:rFonts w:ascii="Arial" w:eastAsiaTheme="minorEastAsia" w:hAnsi="Arial" w:cs="Arial"/>
+          <w:color w:val="000000"/>
+          <w:lang w:eastAsia="zh-CN"/>
+        </w:rPr>
+      </w:pPr>
+      <w:r>
+        <w:rPr>
+          <w:rFonts w:ascii="Arial" w:eastAsiaTheme="minorEastAsia" w:hAnsi="Arial" w:cs="Arial"/>
+          <w:color w:val="000000"/>
+          <w:lang w:eastAsia="zh-CN"/>
+        </w:rPr>
+        <w:drawing>
+          <wp:inline distT="0" distB="0" distL="0" distR="0" wp14:anchorId="2F7959D4" wp14:editId="1E23248F">
+            <wp:extent cx="4121150" cy="6419850"/>
+            <wp:effectExtent l="0" t="0" r="0" b="0"/>
+            <wp:docPr id="424381030" name="Picture 1"/>
+            <wp:cNvGraphicFramePr>
+              <a:graphicFrameLocks xmlns:a="http://schemas.openxmlformats.org/drawingml/2006/main" noChangeAspect="1"/>
+            </wp:cNvGraphicFramePr>
+            <a:graphic xmlns:a="http://schemas.openxmlformats.org/drawingml/2006/main">
+              <a:graphicData uri="http://schemas.openxmlformats.org/drawingml/2006/picture">
+                <pic:pic xmlns:pic="http://schemas.openxmlformats.org/drawingml/2006/picture">
+                  <pic:nvPicPr>
+                    <pic:cNvPr id="424381030" name=""/>
+                    <pic:cNvPicPr/>
+                  </pic:nvPicPr>
+                  <pic:blipFill>
+                    <a:blip r:embed="rId21"/>
+                    <a:stretch>
+                      <a:fillRect/>
+                    </a:stretch>
+                  </pic:blipFill>
+                  <pic:spPr>
+                    <a:xfrm>
+                      <a:off x="0" y="0"/>
+                      <a:ext cx="4137089" cy="6444680"/>
+                    </a:xfrm>
+                    <a:prstGeom prst="rect">
+                      <a:avLst/>
+                    </a:prstGeom>
+                  </pic:spPr>
+                </pic:pic>
+              </a:graphicData>
+            </a:graphic>
+          </wp:inline>
+        </w:drawing>
+      </w:r>
+    </w:p>
+    <w:p>
+      <w:pPr>
+        <w:pStyle w:val="ListParagraph"/>
+        <w:ind w:firstLineChars="200" w:firstLine="440"/>
+        <w:rPr>
+          <w:rFonts w:ascii="Arial" w:eastAsiaTheme="minorEastAsia" w:hAnsi="Arial" w:cs="Arial" w:hint="eastAsia"/>
+          <w:b/>
+          <w:bCs/>
+          <w:color w:val="000000"/>
+          <w:sz w:val="22"/>
+          <w:szCs w:val="22"/>
+          <w:lang w:eastAsia="zh-CN"/>
+        </w:rPr>
+      </w:pPr>
+      <w:r>
+        <w:rPr>
+          <w:rFonts w:ascii="Arial" w:eastAsiaTheme="minorEastAsia" w:hAnsi="Arial" w:cs="Arial" w:hint="eastAsia"/>
+          <w:b/>
+          <w:bCs/>
+          <w:color w:val="000000"/>
+          <w:sz w:val="22"/>
+          <w:szCs w:val="22"/>
+          <w:lang w:eastAsia="zh-CN"/>
+        </w:rPr>
+        <w:lastRenderedPageBreak/>
+        <w:t>A</w:t>
+      </w:r>
+      <w:r>
+        <w:rPr>
+          <w:rFonts w:ascii="Arial" w:eastAsiaTheme="minorEastAsia" w:hAnsi="Arial" w:cs="Arial" w:hint="eastAsia"/>
+          <w:b/>
+          <w:bCs/>
+          <w:color w:val="000000"/>
+          <w:sz w:val="22"/>
+          <w:szCs w:val="22"/>
+          <w:lang w:eastAsia="zh-CN"/>
+        </w:rPr>
+        <w:t>nnotated image</w:t>
+      </w:r>
+      <w:r>
+        <w:rPr>
+          <w:rFonts w:ascii="Arial" w:eastAsiaTheme="minorEastAsia" w:hAnsi="Arial" w:cs="Arial" w:hint="eastAsia"/>
+          <w:b/>
+          <w:bCs/>
+          <w:color w:val="000000"/>
+          <w:sz w:val="22"/>
+          <w:szCs w:val="22"/>
+          <w:lang w:eastAsia="zh-CN"/>
+        </w:rPr>
+        <w:t xml:space="preserve"> </w:t>
+      </w:r>
+      <w:r>
+        <w:rPr>
+          <w:rFonts w:ascii="Arial" w:eastAsiaTheme="minorEastAsia" w:hAnsi="Arial" w:cs="Arial" w:hint="eastAsia"/>
+          <w:b/>
+          <w:bCs/>
+          <w:color w:val="000000"/>
+          <w:sz w:val="22"/>
+          <w:szCs w:val="22"/>
+          <w:lang w:eastAsia="zh-CN"/>
+        </w:rPr>
+        <w:t>(</w:t>
+      </w:r>
+      <w:r>
+        <w:rPr>
+          <w:rFonts w:ascii="Arial" w:eastAsiaTheme="minorEastAsia" w:hAnsi="Arial" w:cs="Arial"/>
+          <w:b/>
+          <w:bCs/>
+          <w:color w:val="000000"/>
+          <w:sz w:val="22"/>
+          <w:szCs w:val="22"/>
+          <w:lang w:eastAsia="zh-CN"/>
+        </w:rPr>
+        <w:t>hidden activation</w:t>
+      </w:r>
+      <w:r>
+        <w:rPr>
+          <w:rFonts w:ascii="Arial" w:eastAsiaTheme="minorEastAsia" w:hAnsi="Arial" w:cs="Arial" w:hint="eastAsia"/>
+          <w:b/>
+          <w:bCs/>
+          <w:color w:val="000000"/>
+          <w:sz w:val="22"/>
+          <w:szCs w:val="22"/>
+          <w:lang w:eastAsia="zh-CN"/>
+        </w:rPr>
+        <w:t>s</w:t>
+      </w:r>
+      <w:r>
+        <w:rPr>
+          <w:rFonts w:ascii="Arial" w:eastAsiaTheme="minorEastAsia" w:hAnsi="Arial" w:cs="Arial" w:hint="eastAsia"/>
+          <w:b/>
+          <w:bCs/>
+          <w:color w:val="000000"/>
+          <w:sz w:val="22"/>
+          <w:szCs w:val="22"/>
+          <w:lang w:eastAsia="zh-CN"/>
+        </w:rPr>
+        <w:t>)</w:t>
+      </w:r>
+      <w:r>
+        <w:rPr>
+          <w:rFonts w:ascii="Arial" w:eastAsiaTheme="minorEastAsia" w:hAnsi="Arial" w:cs="Arial" w:hint="eastAsia"/>
+          <w:b/>
+          <w:bCs/>
+          <w:color w:val="000000"/>
+          <w:sz w:val="22"/>
+          <w:szCs w:val="22"/>
+          <w:lang w:eastAsia="zh-CN"/>
+        </w:rPr>
+        <w:t>:</w:t>
+      </w:r>
+    </w:p>
+    <w:p>
+      <w:pPr>
+        <w:ind w:firstLineChars="100" w:firstLine="240"/>
+        <w:rPr>
+          <w:rFonts w:ascii="Arial" w:eastAsiaTheme="minorEastAsia" w:hAnsi="Arial" w:cs="Arial"/>
+          <w:b/>
+          <w:bCs/>
+          <w:color w:val="000000"/>
+          <w:lang w:eastAsia="zh-CN"/>
+        </w:rPr>
+      </w:pPr>
+      <w:r>
+        <w:rPr>
+          <w:lang w:eastAsia="zh-CN"/>
+        </w:rPr>
+        <w:drawing>
+          <wp:inline distT="0" distB="0" distL="0" distR="0" wp14:anchorId="5C9CDC5B" wp14:editId="4A1CE888">
+            <wp:extent cx="6449060" cy="4178300"/>
+            <wp:effectExtent l="0" t="0" r="8890" b="0"/>
+            <wp:docPr id="387151907" name="Picture 1"/>
+            <wp:cNvGraphicFramePr>
+              <a:graphicFrameLocks xmlns:a="http://schemas.openxmlformats.org/drawingml/2006/main" noChangeAspect="1"/>
+            </wp:cNvGraphicFramePr>
+            <a:graphic xmlns:a="http://schemas.openxmlformats.org/drawingml/2006/main">
+              <a:graphicData uri="http://schemas.openxmlformats.org/drawingml/2006/picture">
+                <pic:pic xmlns:pic="http://schemas.openxmlformats.org/drawingml/2006/picture">
+                  <pic:nvPicPr>
+                    <pic:cNvPr id="387151907" name=""/>
+                    <pic:cNvPicPr/>
+                  </pic:nvPicPr>
+                  <pic:blipFill>
+                    <a:blip r:embed="rId22"/>
+                    <a:stretch>
+                      <a:fillRect/>
+                    </a:stretch>
+                  </pic:blipFill>
+                  <pic:spPr>
+                    <a:xfrm>
+                      <a:off x="0" y="0"/>
+                      <a:ext cx="6454754" cy="4181989"/>
+                    </a:xfrm>
+                    <a:prstGeom prst="rect">
+                      <a:avLst/>
+                    </a:prstGeom>
+                  </pic:spPr>
+                </pic:pic>
+              </a:graphicData>
+            </a:graphic>
+          </wp:inline>
+        </w:drawing>
+      </w:r>
+    </w:p>
+    <w:p>
+      <w:pPr>
+        <w:pStyle w:val="ListParagraph"/>
+        <w:rPr>
+          <w:rFonts w:ascii="Arial" w:eastAsiaTheme="minorEastAsia" w:hAnsi="Arial" w:cs="Arial" w:hint="eastAsia"/>
+          <w:b/>
+          <w:bCs/>
+          <w:color w:val="000000"/>
+          <w:lang w:eastAsia="zh-CN"/>
+        </w:rPr>
+      </w:pPr>
+    </w:p>
+    <w:p>
+      <w:pPr>
+        <w:pStyle w:val="ListParagraph"/>
+        <w:rPr>
+          <w:rFonts w:ascii="Arial" w:eastAsiaTheme="minorEastAsia" w:hAnsi="Arial" w:cs="Arial" w:hint="eastAsia"/>
+          <w:color w:val="000000"/>
+          <w:lang w:eastAsia="zh-CN"/>
+        </w:rPr>
+      </w:pPr>
+    </w:p>
+    <w:p>
+      <w:pPr>
+        <w:rPr>
+          <w:rFonts w:ascii="Arial" w:eastAsiaTheme="minorEastAsia" w:hAnsi="Arial" w:cs="Arial"/>
+          <w:color w:val="000000"/>
+          <w:lang w:eastAsia="zh-CN"/>
+        </w:rPr>
+      </w:pPr>
+      <w:r>
+        <w:rPr>
+          <w:lang w:eastAsia="zh-CN"/>
+        </w:rPr>
+        <w:drawing>
+          <wp:inline distT="0" distB="0" distL="0" distR="0" wp14:anchorId="4345C116" wp14:editId="63C9A07D">
+            <wp:extent cx="6188710" cy="4026535"/>
+            <wp:effectExtent l="0" t="0" r="2540" b="0"/>
+            <wp:docPr id="637989141" name="Picture 1" descr="A diagram of a graph&#10;&#10;Description automatically generated"/>
+            <wp:cNvGraphicFramePr>
+              <a:graphicFrameLocks xmlns:a="http://schemas.openxmlformats.org/drawingml/2006/main" noChangeAspect="1"/>
+            </wp:cNvGraphicFramePr>
+            <a:graphic xmlns:a="http://schemas.openxmlformats.org/drawingml/2006/main">
+              <a:graphicData uri="http://schemas.openxmlformats.org/drawingml/2006/picture">
+                <pic:pic xmlns:pic="http://schemas.openxmlformats.org/drawingml/2006/picture">
+                  <pic:nvPicPr>
+                    <pic:cNvPr id="637989141" name="Picture 1" descr="A diagram of a graph&#10;&#10;Description automatically generated"/>
+                    <pic:cNvPicPr/>
+                  </pic:nvPicPr>
+                  <pic:blipFill>
+                    <a:blip r:embed="rId23"/>
+                    <a:stretch>
+                      <a:fillRect/>
+                    </a:stretch>
+                  </pic:blipFill>
+                  <pic:spPr>
+                    <a:xfrm>
+                      <a:off x="0" y="0"/>
+                      <a:ext cx="6188710" cy="4026535"/>
+                    </a:xfrm>
+                    <a:prstGeom prst="rect">
+                      <a:avLst/>
+                    </a:prstGeom>
+                  </pic:spPr>
+                </pic:pic>
+              </a:graphicData>
+            </a:graphic>
+          </wp:inline>
+        </w:drawing>
+      </w:r>
+    </w:p>
+    <w:p>
+      <w:pPr>
+        <w:ind w:firstLineChars="100" w:firstLine="240"/>
+        <w:rPr>
+          <w:rFonts w:ascii="Arial" w:eastAsiaTheme="minorEastAsia" w:hAnsi="Arial" w:cs="Arial"/>
+          <w:color w:val="000000"/>
+          <w:lang w:eastAsia="zh-CN"/>
+        </w:rPr>
+      </w:pPr>
+      <w:r>
+        <w:rPr>
+          <w:lang w:eastAsia="zh-CN"/>
+        </w:rPr>
+        <w:lastRenderedPageBreak/>
+        <w:drawing>
+          <wp:inline distT="0" distB="0" distL="0" distR="0" wp14:anchorId="237E687C" wp14:editId="462F5819">
+            <wp:extent cx="6268720" cy="3879850"/>
+            <wp:effectExtent l="0" t="0" r="0" b="6350"/>
+            <wp:docPr id="1311271178" name="Picture 1" descr="A diagram of a diagram&#10;&#10;Description automatically generated"/>
+            <wp:cNvGraphicFramePr>
+              <a:graphicFrameLocks xmlns:a="http://schemas.openxmlformats.org/drawingml/2006/main" noChangeAspect="1"/>
+            </wp:cNvGraphicFramePr>
+            <a:graphic xmlns:a="http://schemas.openxmlformats.org/drawingml/2006/main">
+              <a:graphicData uri="http://schemas.openxmlformats.org/drawingml/2006/picture">
+                <pic:pic xmlns:pic="http://schemas.openxmlformats.org/drawingml/2006/picture">
+                  <pic:nvPicPr>
+                    <pic:cNvPr id="1311271178" name="Picture 1" descr="A diagram of a diagram&#10;&#10;Description automatically generated"/>
+                    <pic:cNvPicPr/>
+                  </pic:nvPicPr>
+                  <pic:blipFill>
+                    <a:blip r:embed="rId24"/>
+                    <a:stretch>
+                      <a:fillRect/>
+                    </a:stretch>
+                  </pic:blipFill>
+                  <pic:spPr>
+                    <a:xfrm>
+                      <a:off x="0" y="0"/>
+                      <a:ext cx="6268720" cy="3879850"/>
+                    </a:xfrm>
+                    <a:prstGeom prst="rect">
+                      <a:avLst/>
+                    </a:prstGeom>
+                  </pic:spPr>
+                </pic:pic>
+              </a:graphicData>
+            </a:graphic>
+          </wp:inline>
+        </w:drawing>
+      </w:r>
+    </w:p>
+    <w:p>
+      <w:pPr>
+        <w:ind w:firstLineChars="100" w:firstLine="240"/>
+        <w:rPr>
+          <w:rFonts w:ascii="Arial" w:eastAsiaTheme="minorEastAsia" w:hAnsi="Arial" w:cs="Arial" w:hint="eastAsia"/>
+          <w:color w:val="000000"/>
+          <w:lang w:eastAsia="zh-CN"/>
+        </w:rPr>
+      </w:pPr>
+    </w:p>
+    <w:p>
+      <w:pPr>
+        <w:ind w:firstLineChars="500" w:firstLine="1200"/>
+        <w:rPr>
+          <w:rFonts w:ascii="Arial" w:eastAsiaTheme="minorEastAsia" w:hAnsi="Arial" w:cs="Arial"/>
+          <w:color w:val="000000"/>
+          <w:lang w:val="en-US" w:eastAsia="zh-CN"/>
+        </w:rPr>
+      </w:pPr>
+      <w:r>
+        <w:rPr>
+          <w:rFonts w:ascii="Arial" w:eastAsiaTheme="minorEastAsia" w:hAnsi="Arial" w:cs="Arial"/>
+          <w:color w:val="000000"/>
+          <w:lang w:val="en-US" w:eastAsia="zh-CN"/>
+        </w:rPr>
+        <w:drawing>
+          <wp:inline distT="0" distB="0" distL="0" distR="0" wp14:anchorId="605ACFA2" wp14:editId="5E9C9414">
+            <wp:extent cx="4933950" cy="4089400"/>
+            <wp:effectExtent l="0" t="0" r="0" b="6350"/>
+            <wp:docPr id="2073040097" name="Picture 1"/>
+            <wp:cNvGraphicFramePr>
+              <a:graphicFrameLocks xmlns:a="http://schemas.openxmlformats.org/drawingml/2006/main" noChangeAspect="1"/>
+            </wp:cNvGraphicFramePr>
+            <a:graphic xmlns:a="http://schemas.openxmlformats.org/drawingml/2006/main">
+              <a:graphicData uri="http://schemas.openxmlformats.org/drawingml/2006/picture">
+                <pic:pic xmlns:pic="http://schemas.openxmlformats.org/drawingml/2006/picture">
+                  <pic:nvPicPr>
+                    <pic:cNvPr id="2073040097" name=""/>
+                    <pic:cNvPicPr/>
+                  </pic:nvPicPr>
+                  <pic:blipFill>
+                    <a:blip r:embed="rId25"/>
+                    <a:stretch>
+                      <a:fillRect/>
+                    </a:stretch>
+                  </pic:blipFill>
+                  <pic:spPr>
+                    <a:xfrm>
+                      <a:off x="0" y="0"/>
+                      <a:ext cx="4934650" cy="4089980"/>
+                    </a:xfrm>
+                    <a:prstGeom prst="rect">
+                      <a:avLst/>
+                    </a:prstGeom>
+                  </pic:spPr>
+                </pic:pic>
+              </a:graphicData>
+            </a:graphic>
+          </wp:inline>
+        </w:drawing>
+      </w:r>
+    </w:p>
+    <w:p>
+      <w:pPr>
+        <w:ind w:firstLineChars="500" w:firstLine="1200"/>
+        <w:rPr>
+          <w:rFonts w:ascii="Arial" w:eastAsiaTheme="minorEastAsia" w:hAnsi="Arial" w:cs="Arial"/>
+          <w:color w:val="000000"/>
+          <w:lang w:val="en-US" w:eastAsia="zh-CN"/>
+        </w:rPr>
+      </w:pPr>
+    </w:p>
+    <w:p>
+      <w:pPr>
+        <w:ind w:firstLineChars="500" w:firstLine="1200"/>
+        <w:rPr>
+          <w:rFonts w:ascii="Arial" w:eastAsiaTheme="minorEastAsia" w:hAnsi="Arial" w:cs="Arial"/>
+          <w:color w:val="000000"/>
+          <w:lang w:val="en-US" w:eastAsia="zh-CN"/>
+        </w:rPr>
+      </w:pPr>
+    </w:p>
+    <w:p>
+      <w:pPr>
+        <w:ind w:firstLineChars="500" w:firstLine="1200"/>
+        <w:rPr>
+          <w:rFonts w:ascii="Arial" w:eastAsiaTheme="minorEastAsia" w:hAnsi="Arial" w:cs="Arial" w:hint="eastAsia"/>
+          <w:color w:val="000000"/>
+          <w:lang w:val="en-US" w:eastAsia="zh-CN"/>
         </w:rPr>
       </w:pPr>
     </w:p>
@@ -12147,17 +16151,1228 @@
         </w:numPr>
         <w:spacing w:before="0" w:beforeAutospacing="0" w:after="0" w:afterAutospacing="0" w:line="340" w:lineRule="atLeast"/>
         <w:rPr>
-          <w:rFonts w:ascii="Arial" w:hAnsi="Arial" w:cs="Arial"/>
-          <w:color w:val="000000"/>
-        </w:rPr>
-      </w:pPr>
-      <w:r>
-        <w:rPr>
-          <w:rFonts w:ascii="Arial" w:hAnsi="Arial" w:cs="Arial"/>
-          <w:color w:val="000000"/>
-        </w:rPr>
+          <w:rFonts w:ascii="Arial" w:hAnsi="Arial" w:cs="Arial" w:hint="eastAsia"/>
+          <w:b/>
+          <w:bCs/>
+          <w:color w:val="000000"/>
+        </w:rPr>
+      </w:pPr>
+      <w:r>
+        <w:rPr>
+          <w:rFonts w:ascii="Arial" w:hAnsi="Arial" w:cs="Arial"/>
+          <w:b/>
+          <w:bCs/>
+          <w:color w:val="000000"/>
+        </w:rPr>
+        <w:lastRenderedPageBreak/>
         <w:t>Answer question 5</w:t>
       </w:r>
+    </w:p>
+    <w:p>
+      <w:pPr>
+        <w:pStyle w:val="NormalWeb"/>
+        <w:spacing w:before="0" w:beforeAutospacing="0" w:after="0" w:afterAutospacing="0" w:line="340" w:lineRule="atLeast"/>
+        <w:ind w:left="720"/>
+        <w:rPr>
+          <w:rFonts w:ascii="Arial" w:eastAsiaTheme="minorEastAsia" w:hAnsi="Arial" w:cs="Arial"/>
+          <w:color w:val="000000"/>
+          <w:sz w:val="22"/>
+          <w:szCs w:val="22"/>
+          <w:lang w:eastAsia="zh-CN"/>
+        </w:rPr>
+      </w:pPr>
+      <w:r>
+        <w:rPr>
+          <w:rFonts w:ascii="Arial" w:eastAsiaTheme="minorEastAsia" w:hAnsi="Arial" w:cs="Arial" w:hint="eastAsia"/>
+          <w:color w:val="000000"/>
+          <w:sz w:val="22"/>
+          <w:szCs w:val="22"/>
+          <w:lang w:eastAsia="zh-CN"/>
+        </w:rPr>
+        <w:t xml:space="preserve">To </w:t>
+      </w:r>
+      <w:r>
+        <w:rPr>
+          <w:rFonts w:ascii="Arial" w:eastAsiaTheme="minorEastAsia" w:hAnsi="Arial" w:cs="Arial" w:hint="eastAsia"/>
+          <w:color w:val="000000"/>
+          <w:sz w:val="22"/>
+          <w:szCs w:val="22"/>
+          <w:lang w:eastAsia="zh-CN"/>
+        </w:rPr>
+        <w:t>print out the context units</w:t>
+      </w:r>
+      <w:r>
+        <w:rPr>
+          <w:rFonts w:ascii="Arial" w:eastAsiaTheme="minorEastAsia" w:hAnsi="Arial" w:cs="Arial" w:hint="eastAsia"/>
+          <w:color w:val="000000"/>
+          <w:sz w:val="22"/>
+          <w:szCs w:val="22"/>
+          <w:lang w:eastAsia="zh-CN"/>
+        </w:rPr>
+        <w:t xml:space="preserve">, I modified the seq_plot.py and seq_model.py file. </w:t>
+      </w:r>
+    </w:p>
+    <w:p>
+      <w:pPr>
+        <w:pStyle w:val="NormalWeb"/>
+        <w:spacing w:before="0" w:beforeAutospacing="0" w:after="0" w:afterAutospacing="0" w:line="340" w:lineRule="atLeast"/>
+        <w:ind w:left="720"/>
+        <w:rPr>
+          <w:rFonts w:ascii="Arial" w:eastAsiaTheme="minorEastAsia" w:hAnsi="Arial" w:cs="Arial"/>
+          <w:b/>
+          <w:bCs/>
+          <w:color w:val="000000"/>
+          <w:sz w:val="22"/>
+          <w:szCs w:val="22"/>
+          <w:lang w:eastAsia="zh-CN"/>
+        </w:rPr>
+      </w:pPr>
+    </w:p>
+    <w:p>
+      <w:pPr>
+        <w:pStyle w:val="NormalWeb"/>
+        <w:spacing w:before="0" w:beforeAutospacing="0" w:after="0" w:afterAutospacing="0" w:line="340" w:lineRule="atLeast"/>
+        <w:ind w:left="1440" w:firstLine="720"/>
+        <w:rPr>
+          <w:rFonts w:ascii="Arial" w:eastAsiaTheme="minorEastAsia" w:hAnsi="Arial" w:cs="Arial"/>
+          <w:b/>
+          <w:bCs/>
+          <w:color w:val="000000"/>
+          <w:lang w:eastAsia="zh-CN"/>
+        </w:rPr>
+      </w:pPr>
+      <w:r>
+        <w:rPr>
+          <w:rFonts w:ascii="Arial" w:eastAsiaTheme="minorEastAsia" w:hAnsi="Arial" w:cs="Arial"/>
+          <w:b/>
+          <w:bCs/>
+          <w:color w:val="000000"/>
+          <w:lang w:eastAsia="zh-CN"/>
+        </w:rPr>
+        <w:drawing>
+          <wp:inline distT="0" distB="0" distL="0" distR="0" wp14:anchorId="7E961C32" wp14:editId="6E27BF18">
+            <wp:extent cx="2600325" cy="3994150"/>
+            <wp:effectExtent l="0" t="0" r="9525" b="6350"/>
+            <wp:docPr id="2084443243" name="Picture 1" descr="A screen shot of a computer&#10;&#10;Description automatically generated"/>
+            <wp:cNvGraphicFramePr>
+              <a:graphicFrameLocks xmlns:a="http://schemas.openxmlformats.org/drawingml/2006/main" noChangeAspect="1"/>
+            </wp:cNvGraphicFramePr>
+            <a:graphic xmlns:a="http://schemas.openxmlformats.org/drawingml/2006/main">
+              <a:graphicData uri="http://schemas.openxmlformats.org/drawingml/2006/picture">
+                <pic:pic xmlns:pic="http://schemas.openxmlformats.org/drawingml/2006/picture">
+                  <pic:nvPicPr>
+                    <pic:cNvPr id="2084443243" name="Picture 1" descr="A screen shot of a computer&#10;&#10;Description automatically generated"/>
+                    <pic:cNvPicPr/>
+                  </pic:nvPicPr>
+                  <pic:blipFill>
+                    <a:blip r:embed="rId26"/>
+                    <a:stretch>
+                      <a:fillRect/>
+                    </a:stretch>
+                  </pic:blipFill>
+                  <pic:spPr>
+                    <a:xfrm>
+                      <a:off x="0" y="0"/>
+                      <a:ext cx="2600690" cy="3994711"/>
+                    </a:xfrm>
+                    <a:prstGeom prst="rect">
+                      <a:avLst/>
+                    </a:prstGeom>
+                  </pic:spPr>
+                </pic:pic>
+              </a:graphicData>
+            </a:graphic>
+          </wp:inline>
+        </w:drawing>
+      </w:r>
+    </w:p>
+    <w:p>
+      <w:pPr>
+        <w:pStyle w:val="NormalWeb"/>
+        <w:spacing w:before="0" w:beforeAutospacing="0" w:after="0" w:afterAutospacing="0" w:line="340" w:lineRule="atLeast"/>
+        <w:ind w:left="1440" w:firstLine="720"/>
+        <w:rPr>
+          <w:rFonts w:ascii="Arial" w:eastAsiaTheme="minorEastAsia" w:hAnsi="Arial" w:cs="Arial" w:hint="eastAsia"/>
+          <w:b/>
+          <w:bCs/>
+          <w:color w:val="000000"/>
+          <w:lang w:eastAsia="zh-CN"/>
+        </w:rPr>
+      </w:pPr>
+    </w:p>
+    <w:p>
+      <w:pPr>
+        <w:pStyle w:val="NormalWeb"/>
+        <w:spacing w:before="0" w:beforeAutospacing="0" w:after="0" w:afterAutospacing="0" w:line="340" w:lineRule="atLeast"/>
+        <w:ind w:firstLineChars="400" w:firstLine="880"/>
+        <w:rPr>
+          <w:rFonts w:ascii="Arial" w:eastAsiaTheme="minorEastAsia" w:hAnsi="Arial" w:cs="Arial"/>
+          <w:b/>
+          <w:bCs/>
+          <w:color w:val="000000"/>
+          <w:sz w:val="22"/>
+          <w:szCs w:val="22"/>
+          <w:lang w:eastAsia="zh-CN"/>
+        </w:rPr>
+      </w:pPr>
+      <w:r>
+        <w:rPr>
+          <w:rFonts w:ascii="Arial" w:eastAsiaTheme="minorEastAsia" w:hAnsi="Arial" w:cs="Arial" w:hint="eastAsia"/>
+          <w:b/>
+          <w:bCs/>
+          <w:color w:val="000000"/>
+          <w:sz w:val="22"/>
+          <w:szCs w:val="22"/>
+          <w:lang w:eastAsia="zh-CN"/>
+        </w:rPr>
+        <w:t>C</w:t>
+      </w:r>
+      <w:r>
+        <w:rPr>
+          <w:rFonts w:ascii="Arial" w:eastAsiaTheme="minorEastAsia" w:hAnsi="Arial" w:cs="Arial" w:hint="eastAsia"/>
+          <w:b/>
+          <w:bCs/>
+          <w:color w:val="000000"/>
+          <w:sz w:val="22"/>
+          <w:szCs w:val="22"/>
+          <w:lang w:eastAsia="zh-CN"/>
+        </w:rPr>
+        <w:t xml:space="preserve">ontext </w:t>
+      </w:r>
+      <w:proofErr w:type="gramStart"/>
+      <w:r>
+        <w:rPr>
+          <w:rFonts w:ascii="Arial" w:eastAsiaTheme="minorEastAsia" w:hAnsi="Arial" w:cs="Arial" w:hint="eastAsia"/>
+          <w:b/>
+          <w:bCs/>
+          <w:color w:val="000000"/>
+          <w:sz w:val="22"/>
+          <w:szCs w:val="22"/>
+          <w:lang w:eastAsia="zh-CN"/>
+        </w:rPr>
+        <w:t>units</w:t>
+      </w:r>
+      <w:proofErr w:type="gramEnd"/>
+      <w:r>
+        <w:rPr>
+          <w:rFonts w:ascii="Arial" w:eastAsiaTheme="minorEastAsia" w:hAnsi="Arial" w:cs="Arial" w:hint="eastAsia"/>
+          <w:b/>
+          <w:bCs/>
+          <w:color w:val="000000"/>
+          <w:sz w:val="22"/>
+          <w:szCs w:val="22"/>
+          <w:lang w:eastAsia="zh-CN"/>
+        </w:rPr>
+        <w:t xml:space="preserve"> plots</w:t>
+      </w:r>
+      <w:r>
+        <w:rPr>
+          <w:rFonts w:ascii="Arial" w:eastAsiaTheme="minorEastAsia" w:hAnsi="Arial" w:cs="Arial" w:hint="eastAsia"/>
+          <w:b/>
+          <w:bCs/>
+          <w:color w:val="000000"/>
+          <w:sz w:val="22"/>
+          <w:szCs w:val="22"/>
+          <w:lang w:eastAsia="zh-CN"/>
+        </w:rPr>
+        <w:t>:</w:t>
+      </w:r>
+    </w:p>
+    <w:p>
+      <w:pPr>
+        <w:pStyle w:val="NormalWeb"/>
+        <w:spacing w:before="0" w:beforeAutospacing="0" w:after="0" w:afterAutospacing="0" w:line="340" w:lineRule="atLeast"/>
+        <w:ind w:firstLineChars="400" w:firstLine="880"/>
+        <w:rPr>
+          <w:rFonts w:ascii="Arial" w:eastAsiaTheme="minorEastAsia" w:hAnsi="Arial" w:cs="Arial"/>
+          <w:b/>
+          <w:bCs/>
+          <w:color w:val="000000"/>
+          <w:sz w:val="22"/>
+          <w:szCs w:val="22"/>
+          <w:lang w:eastAsia="zh-CN"/>
+        </w:rPr>
+      </w:pPr>
+      <w:r>
+        <w:rPr>
+          <w:rFonts w:ascii="Arial" w:eastAsiaTheme="minorEastAsia" w:hAnsi="Arial" w:cs="Arial"/>
+          <w:b/>
+          <w:bCs/>
+          <w:color w:val="000000"/>
+          <w:sz w:val="22"/>
+          <w:szCs w:val="22"/>
+          <w:lang w:eastAsia="zh-CN"/>
+        </w:rPr>
+        <w:drawing>
+          <wp:inline distT="0" distB="0" distL="0" distR="0" wp14:anchorId="2715FD36" wp14:editId="2426B1AE">
+            <wp:extent cx="4432300" cy="3454400"/>
+            <wp:effectExtent l="0" t="0" r="6350" b="0"/>
+            <wp:docPr id="1381461949" name="Picture 1"/>
+            <wp:cNvGraphicFramePr>
+              <a:graphicFrameLocks xmlns:a="http://schemas.openxmlformats.org/drawingml/2006/main" noChangeAspect="1"/>
+            </wp:cNvGraphicFramePr>
+            <a:graphic xmlns:a="http://schemas.openxmlformats.org/drawingml/2006/main">
+              <a:graphicData uri="http://schemas.openxmlformats.org/drawingml/2006/picture">
+                <pic:pic xmlns:pic="http://schemas.openxmlformats.org/drawingml/2006/picture">
+                  <pic:nvPicPr>
+                    <pic:cNvPr id="1381461949" name=""/>
+                    <pic:cNvPicPr/>
+                  </pic:nvPicPr>
+                  <pic:blipFill>
+                    <a:blip r:embed="rId27"/>
+                    <a:stretch>
+                      <a:fillRect/>
+                    </a:stretch>
+                  </pic:blipFill>
+                  <pic:spPr>
+                    <a:xfrm>
+                      <a:off x="0" y="0"/>
+                      <a:ext cx="4432300" cy="3454400"/>
+                    </a:xfrm>
+                    <a:prstGeom prst="rect">
+                      <a:avLst/>
+                    </a:prstGeom>
+                  </pic:spPr>
+                </pic:pic>
+              </a:graphicData>
+            </a:graphic>
+          </wp:inline>
+        </w:drawing>
+      </w:r>
+    </w:p>
+    <w:p>
+      <w:pPr>
+        <w:pStyle w:val="NormalWeb"/>
+        <w:spacing w:before="0" w:beforeAutospacing="0" w:after="0" w:afterAutospacing="0" w:line="340" w:lineRule="atLeast"/>
+        <w:ind w:firstLineChars="400" w:firstLine="880"/>
+        <w:rPr>
+          <w:rFonts w:ascii="Arial" w:eastAsiaTheme="minorEastAsia" w:hAnsi="Arial" w:cs="Arial"/>
+          <w:b/>
+          <w:bCs/>
+          <w:color w:val="000000"/>
+          <w:sz w:val="22"/>
+          <w:szCs w:val="22"/>
+          <w:lang w:eastAsia="zh-CN"/>
+        </w:rPr>
+      </w:pPr>
+      <w:r>
+        <w:rPr>
+          <w:rFonts w:ascii="Arial" w:eastAsiaTheme="minorEastAsia" w:hAnsi="Arial" w:cs="Arial"/>
+          <w:b/>
+          <w:bCs/>
+          <w:color w:val="000000"/>
+          <w:sz w:val="22"/>
+          <w:szCs w:val="22"/>
+          <w:lang w:eastAsia="zh-CN"/>
+        </w:rPr>
+        <w:lastRenderedPageBreak/>
+        <w:drawing>
+          <wp:inline distT="0" distB="0" distL="0" distR="0" wp14:anchorId="4B548BDA" wp14:editId="0D10D665">
+            <wp:extent cx="4425950" cy="2781300"/>
+            <wp:effectExtent l="0" t="0" r="0" b="0"/>
+            <wp:docPr id="568790297" name="Picture 1" descr="A diagram of different colored dots&#10;&#10;Description automatically generated with medium confidence"/>
+            <wp:cNvGraphicFramePr>
+              <a:graphicFrameLocks xmlns:a="http://schemas.openxmlformats.org/drawingml/2006/main" noChangeAspect="1"/>
+            </wp:cNvGraphicFramePr>
+            <a:graphic xmlns:a="http://schemas.openxmlformats.org/drawingml/2006/main">
+              <a:graphicData uri="http://schemas.openxmlformats.org/drawingml/2006/picture">
+                <pic:pic xmlns:pic="http://schemas.openxmlformats.org/drawingml/2006/picture">
+                  <pic:nvPicPr>
+                    <pic:cNvPr id="568790297" name="Picture 1" descr="A diagram of different colored dots&#10;&#10;Description automatically generated with medium confidence"/>
+                    <pic:cNvPicPr/>
+                  </pic:nvPicPr>
+                  <pic:blipFill>
+                    <a:blip r:embed="rId28"/>
+                    <a:stretch>
+                      <a:fillRect/>
+                    </a:stretch>
+                  </pic:blipFill>
+                  <pic:spPr>
+                    <a:xfrm>
+                      <a:off x="0" y="0"/>
+                      <a:ext cx="4426579" cy="2781695"/>
+                    </a:xfrm>
+                    <a:prstGeom prst="rect">
+                      <a:avLst/>
+                    </a:prstGeom>
+                  </pic:spPr>
+                </pic:pic>
+              </a:graphicData>
+            </a:graphic>
+          </wp:inline>
+        </w:drawing>
+      </w:r>
+    </w:p>
+    <w:p>
+      <w:pPr>
+        <w:pStyle w:val="NormalWeb"/>
+        <w:spacing w:before="0" w:beforeAutospacing="0" w:after="0" w:afterAutospacing="0" w:line="340" w:lineRule="atLeast"/>
+        <w:ind w:firstLineChars="400" w:firstLine="880"/>
+        <w:rPr>
+          <w:rFonts w:ascii="Arial" w:eastAsiaTheme="minorEastAsia" w:hAnsi="Arial" w:cs="Arial"/>
+          <w:b/>
+          <w:bCs/>
+          <w:color w:val="000000"/>
+          <w:sz w:val="22"/>
+          <w:szCs w:val="22"/>
+          <w:lang w:eastAsia="zh-CN"/>
+        </w:rPr>
+      </w:pPr>
+      <w:r>
+        <w:rPr>
+          <w:rFonts w:ascii="Arial" w:eastAsiaTheme="minorEastAsia" w:hAnsi="Arial" w:cs="Arial"/>
+          <w:b/>
+          <w:bCs/>
+          <w:color w:val="000000"/>
+          <w:sz w:val="22"/>
+          <w:szCs w:val="22"/>
+          <w:lang w:eastAsia="zh-CN"/>
+        </w:rPr>
+        <w:drawing>
+          <wp:inline distT="0" distB="0" distL="0" distR="0" wp14:anchorId="1F921C6B" wp14:editId="47CED0C4">
+            <wp:extent cx="4362450" cy="2800350"/>
+            <wp:effectExtent l="0" t="0" r="0" b="0"/>
+            <wp:docPr id="705992353" name="Picture 1"/>
+            <wp:cNvGraphicFramePr>
+              <a:graphicFrameLocks xmlns:a="http://schemas.openxmlformats.org/drawingml/2006/main" noChangeAspect="1"/>
+            </wp:cNvGraphicFramePr>
+            <a:graphic xmlns:a="http://schemas.openxmlformats.org/drawingml/2006/main">
+              <a:graphicData uri="http://schemas.openxmlformats.org/drawingml/2006/picture">
+                <pic:pic xmlns:pic="http://schemas.openxmlformats.org/drawingml/2006/picture">
+                  <pic:nvPicPr>
+                    <pic:cNvPr id="705992353" name=""/>
+                    <pic:cNvPicPr/>
+                  </pic:nvPicPr>
+                  <pic:blipFill>
+                    <a:blip r:embed="rId29"/>
+                    <a:stretch>
+                      <a:fillRect/>
+                    </a:stretch>
+                  </pic:blipFill>
+                  <pic:spPr>
+                    <a:xfrm>
+                      <a:off x="0" y="0"/>
+                      <a:ext cx="4363065" cy="2800745"/>
+                    </a:xfrm>
+                    <a:prstGeom prst="rect">
+                      <a:avLst/>
+                    </a:prstGeom>
+                  </pic:spPr>
+                </pic:pic>
+              </a:graphicData>
+            </a:graphic>
+          </wp:inline>
+        </w:drawing>
+      </w:r>
+    </w:p>
+    <w:p>
+      <w:pPr>
+        <w:pStyle w:val="NormalWeb"/>
+        <w:spacing w:before="0" w:beforeAutospacing="0" w:after="0" w:afterAutospacing="0" w:line="340" w:lineRule="atLeast"/>
+        <w:ind w:firstLineChars="500" w:firstLine="1100"/>
+        <w:rPr>
+          <w:rFonts w:ascii="Arial" w:eastAsiaTheme="minorEastAsia" w:hAnsi="Arial" w:cs="Arial" w:hint="eastAsia"/>
+          <w:b/>
+          <w:bCs/>
+          <w:color w:val="000000"/>
+          <w:sz w:val="22"/>
+          <w:szCs w:val="22"/>
+          <w:lang w:eastAsia="zh-CN"/>
+        </w:rPr>
+      </w:pPr>
+      <w:r>
+        <w:rPr>
+          <w:rFonts w:ascii="Arial" w:eastAsiaTheme="minorEastAsia" w:hAnsi="Arial" w:cs="Arial"/>
+          <w:b/>
+          <w:bCs/>
+          <w:color w:val="000000"/>
+          <w:sz w:val="22"/>
+          <w:szCs w:val="22"/>
+          <w:lang w:eastAsia="zh-CN"/>
+        </w:rPr>
+        <w:drawing>
+          <wp:inline distT="0" distB="0" distL="0" distR="0" wp14:anchorId="2AC8A256" wp14:editId="4067A451">
+            <wp:extent cx="4197350" cy="3098800"/>
+            <wp:effectExtent l="0" t="0" r="0" b="6350"/>
+            <wp:docPr id="197836409" name="Picture 1" descr="A graph of a graph with colored dots&#10;&#10;Description automatically generated with medium confidence"/>
+            <wp:cNvGraphicFramePr>
+              <a:graphicFrameLocks xmlns:a="http://schemas.openxmlformats.org/drawingml/2006/main" noChangeAspect="1"/>
+            </wp:cNvGraphicFramePr>
+            <a:graphic xmlns:a="http://schemas.openxmlformats.org/drawingml/2006/main">
+              <a:graphicData uri="http://schemas.openxmlformats.org/drawingml/2006/picture">
+                <pic:pic xmlns:pic="http://schemas.openxmlformats.org/drawingml/2006/picture">
+                  <pic:nvPicPr>
+                    <pic:cNvPr id="197836409" name="Picture 1" descr="A graph of a graph with colored dots&#10;&#10;Description automatically generated with medium confidence"/>
+                    <pic:cNvPicPr/>
+                  </pic:nvPicPr>
+                  <pic:blipFill>
+                    <a:blip r:embed="rId30"/>
+                    <a:stretch>
+                      <a:fillRect/>
+                    </a:stretch>
+                  </pic:blipFill>
+                  <pic:spPr>
+                    <a:xfrm>
+                      <a:off x="0" y="0"/>
+                      <a:ext cx="4207516" cy="3106305"/>
+                    </a:xfrm>
+                    <a:prstGeom prst="rect">
+                      <a:avLst/>
+                    </a:prstGeom>
+                  </pic:spPr>
+                </pic:pic>
+              </a:graphicData>
+            </a:graphic>
+          </wp:inline>
+        </w:drawing>
+      </w:r>
+    </w:p>
+    <w:p>
+      <w:pPr>
+        <w:pStyle w:val="NormalWeb"/>
+        <w:spacing w:before="0" w:beforeAutospacing="0" w:after="0" w:afterAutospacing="0" w:line="340" w:lineRule="atLeast"/>
+        <w:ind w:leftChars="299" w:left="718"/>
+        <w:rPr>
+          <w:rFonts w:ascii="Arial" w:eastAsiaTheme="minorEastAsia" w:hAnsi="Arial" w:cs="Arial"/>
+          <w:color w:val="000000"/>
+          <w:sz w:val="22"/>
+          <w:szCs w:val="22"/>
+          <w:lang w:val="en-US" w:eastAsia="zh-CN"/>
+        </w:rPr>
+      </w:pPr>
+      <w:r>
+        <w:rPr>
+          <w:rFonts w:ascii="Arial" w:eastAsiaTheme="minorEastAsia" w:hAnsi="Arial" w:cs="Arial"/>
+          <w:color w:val="000000"/>
+          <w:sz w:val="22"/>
+          <w:szCs w:val="22"/>
+          <w:lang w:val="en-US" w:eastAsia="zh-CN"/>
+        </w:rPr>
+        <w:lastRenderedPageBreak/>
+        <w:t>In LSTM network, the context units act as a memory</w:t>
+      </w:r>
+      <w:r>
+        <w:rPr>
+          <w:rFonts w:ascii="Arial" w:eastAsiaTheme="minorEastAsia" w:hAnsi="Arial" w:cs="Arial" w:hint="eastAsia"/>
+          <w:color w:val="000000"/>
+          <w:sz w:val="22"/>
+          <w:szCs w:val="22"/>
+          <w:lang w:val="en-US" w:eastAsia="zh-CN"/>
+        </w:rPr>
+        <w:t xml:space="preserve"> cell</w:t>
+      </w:r>
+      <w:r>
+        <w:rPr>
+          <w:rFonts w:ascii="Arial" w:eastAsiaTheme="minorEastAsia" w:hAnsi="Arial" w:cs="Arial"/>
+          <w:color w:val="000000"/>
+          <w:sz w:val="22"/>
+          <w:szCs w:val="22"/>
+          <w:lang w:val="en-US" w:eastAsia="zh-CN"/>
+        </w:rPr>
+        <w:t xml:space="preserve"> that carries important information across time steps. These units help the model retain long-term dependencies, which is crucial for counting the number of A’s, B’s, and C’s</w:t>
+      </w:r>
+      <w:r>
+        <w:rPr>
+          <w:rFonts w:ascii="Arial" w:eastAsiaTheme="minorEastAsia" w:hAnsi="Arial" w:cs="Arial" w:hint="eastAsia"/>
+          <w:color w:val="000000"/>
+          <w:sz w:val="22"/>
+          <w:szCs w:val="22"/>
+          <w:lang w:val="en-US" w:eastAsia="zh-CN"/>
+        </w:rPr>
+        <w:t xml:space="preserve"> and </w:t>
+      </w:r>
+      <w:r>
+        <w:rPr>
+          <w:rFonts w:ascii="Arial" w:eastAsiaTheme="minorEastAsia" w:hAnsi="Arial" w:cs="Arial"/>
+          <w:color w:val="000000"/>
+          <w:sz w:val="22"/>
+          <w:szCs w:val="22"/>
+          <w:lang w:eastAsia="zh-CN"/>
+        </w:rPr>
+        <w:t>predicting the sequences</w:t>
+      </w:r>
+      <w:r>
+        <w:rPr>
+          <w:rFonts w:ascii="Arial" w:eastAsiaTheme="minorEastAsia" w:hAnsi="Arial" w:cs="Arial"/>
+          <w:color w:val="000000"/>
+          <w:sz w:val="22"/>
+          <w:szCs w:val="22"/>
+          <w:lang w:val="en-US" w:eastAsia="zh-CN"/>
+        </w:rPr>
+        <w:t xml:space="preserve"> in the anb2nc3n language.</w:t>
+      </w:r>
+    </w:p>
+    <w:p>
+      <w:pPr>
+        <w:pStyle w:val="NormalWeb"/>
+        <w:spacing w:before="0" w:beforeAutospacing="0" w:after="0" w:afterAutospacing="0" w:line="340" w:lineRule="atLeast"/>
+        <w:ind w:leftChars="300" w:left="720"/>
+        <w:rPr>
+          <w:rFonts w:ascii="Arial" w:eastAsiaTheme="minorEastAsia" w:hAnsi="Arial" w:cs="Arial"/>
+          <w:color w:val="000000"/>
+          <w:sz w:val="22"/>
+          <w:szCs w:val="22"/>
+          <w:lang w:val="en-US" w:eastAsia="zh-CN"/>
+        </w:rPr>
+      </w:pPr>
+      <w:r>
+        <w:rPr>
+          <w:rFonts w:ascii="Arial" w:eastAsiaTheme="minorEastAsia" w:hAnsi="Arial" w:cs="Arial"/>
+          <w:color w:val="000000"/>
+          <w:sz w:val="22"/>
+          <w:szCs w:val="22"/>
+          <w:lang w:val="en-US" w:eastAsia="zh-CN"/>
+        </w:rPr>
+        <w:t xml:space="preserve">The context units evolve smoothly over time and store critical information, such as how many A’s, B’s, and C’s have been seen. This enables </w:t>
+      </w:r>
+      <w:proofErr w:type="gramStart"/>
+      <w:r>
+        <w:rPr>
+          <w:rFonts w:ascii="Arial" w:eastAsiaTheme="minorEastAsia" w:hAnsi="Arial" w:cs="Arial"/>
+          <w:color w:val="000000"/>
+          <w:sz w:val="22"/>
+          <w:szCs w:val="22"/>
+          <w:lang w:val="en-US" w:eastAsia="zh-CN"/>
+        </w:rPr>
+        <w:t>the LSTM</w:t>
+      </w:r>
+      <w:proofErr w:type="gramEnd"/>
+      <w:r>
+        <w:rPr>
+          <w:rFonts w:ascii="Arial" w:eastAsiaTheme="minorEastAsia" w:hAnsi="Arial" w:cs="Arial"/>
+          <w:color w:val="000000"/>
+          <w:sz w:val="22"/>
+          <w:szCs w:val="22"/>
+          <w:lang w:val="en-US" w:eastAsia="zh-CN"/>
+        </w:rPr>
+        <w:t xml:space="preserve"> to track progress through the sequence.</w:t>
+      </w:r>
+      <w:r>
+        <w:rPr>
+          <w:rFonts w:ascii="Arial" w:eastAsiaTheme="minorEastAsia" w:hAnsi="Arial" w:cs="Arial" w:hint="eastAsia"/>
+          <w:color w:val="000000"/>
+          <w:sz w:val="22"/>
+          <w:szCs w:val="22"/>
+          <w:lang w:val="en-US" w:eastAsia="zh-CN"/>
+        </w:rPr>
+        <w:t xml:space="preserve"> </w:t>
+      </w:r>
+    </w:p>
+    <w:p>
+      <w:pPr>
+        <w:pStyle w:val="NormalWeb"/>
+        <w:spacing w:before="0" w:beforeAutospacing="0" w:after="0" w:afterAutospacing="0" w:line="340" w:lineRule="atLeast"/>
+        <w:ind w:left="720"/>
+        <w:rPr>
+          <w:rFonts w:ascii="Arial" w:eastAsiaTheme="minorEastAsia" w:hAnsi="Arial" w:cs="Arial"/>
+          <w:color w:val="000000"/>
+          <w:sz w:val="22"/>
+          <w:szCs w:val="22"/>
+          <w:lang w:val="en-US" w:eastAsia="zh-CN"/>
+        </w:rPr>
+      </w:pPr>
+      <w:r>
+        <w:rPr>
+          <w:rFonts w:ascii="Arial" w:eastAsiaTheme="minorEastAsia" w:hAnsi="Arial" w:cs="Arial"/>
+          <w:color w:val="000000"/>
+          <w:sz w:val="22"/>
+          <w:szCs w:val="22"/>
+          <w:lang w:val="en-US" w:eastAsia="zh-CN"/>
+        </w:rPr>
+        <w:t>LSTM network</w:t>
+      </w:r>
+      <w:r>
+        <w:rPr>
+          <w:rFonts w:ascii="Arial" w:eastAsiaTheme="minorEastAsia" w:hAnsi="Arial" w:cs="Arial" w:hint="eastAsia"/>
+          <w:color w:val="000000"/>
+          <w:sz w:val="22"/>
+          <w:szCs w:val="22"/>
+          <w:lang w:val="en-US" w:eastAsia="zh-CN"/>
+        </w:rPr>
+        <w:t xml:space="preserve"> has three main gates: </w:t>
+      </w:r>
+      <w:r>
+        <w:rPr>
+          <w:rFonts w:ascii="Arial" w:eastAsiaTheme="minorEastAsia" w:hAnsi="Arial" w:cs="Arial"/>
+          <w:color w:val="000000"/>
+          <w:sz w:val="22"/>
+          <w:szCs w:val="22"/>
+          <w:lang w:val="en-US" w:eastAsia="zh-CN"/>
+        </w:rPr>
+        <w:t>input, forget, and output gates</w:t>
+      </w:r>
+      <w:r>
+        <w:rPr>
+          <w:rFonts w:ascii="Arial" w:eastAsiaTheme="minorEastAsia" w:hAnsi="Arial" w:cs="Arial" w:hint="eastAsia"/>
+          <w:color w:val="000000"/>
+          <w:sz w:val="22"/>
+          <w:szCs w:val="22"/>
+          <w:lang w:val="en-US" w:eastAsia="zh-CN"/>
+        </w:rPr>
+        <w:t xml:space="preserve">. They </w:t>
+      </w:r>
+      <w:r>
+        <w:rPr>
+          <w:rFonts w:ascii="Arial" w:eastAsiaTheme="minorEastAsia" w:hAnsi="Arial" w:cs="Arial"/>
+          <w:color w:val="000000"/>
+          <w:sz w:val="22"/>
+          <w:szCs w:val="22"/>
+          <w:lang w:val="en-US" w:eastAsia="zh-CN"/>
+        </w:rPr>
+        <w:t>control the flow of information to and from the context units, ensuring the LSTM focuses on relevant inputs and discards irrelevant information when necessary.</w:t>
+      </w:r>
+    </w:p>
+    <w:p>
+      <w:pPr>
+        <w:pStyle w:val="NormalWeb"/>
+        <w:spacing w:before="0" w:beforeAutospacing="0" w:after="0" w:afterAutospacing="0" w:line="340" w:lineRule="atLeast"/>
+        <w:ind w:left="720"/>
+        <w:rPr>
+          <w:rFonts w:ascii="Arial" w:eastAsiaTheme="minorEastAsia" w:hAnsi="Arial" w:cs="Arial"/>
+          <w:b/>
+          <w:bCs/>
+          <w:color w:val="000000"/>
+          <w:sz w:val="22"/>
+          <w:szCs w:val="22"/>
+          <w:lang w:val="en-US" w:eastAsia="zh-CN"/>
+        </w:rPr>
+      </w:pPr>
+      <w:r>
+        <w:rPr>
+          <w:rFonts w:ascii="Arial" w:eastAsiaTheme="minorEastAsia" w:hAnsi="Arial" w:cs="Arial" w:hint="eastAsia"/>
+          <w:b/>
+          <w:bCs/>
+          <w:color w:val="000000"/>
+          <w:sz w:val="22"/>
+          <w:szCs w:val="22"/>
+          <w:lang w:val="en-US" w:eastAsia="zh-CN"/>
+        </w:rPr>
+        <w:t>Working process:</w:t>
+      </w:r>
+    </w:p>
+    <w:p>
+      <w:pPr>
+        <w:pStyle w:val="NormalWeb"/>
+        <w:numPr>
+          <w:ilvl w:val="0"/>
+          <w:numId w:val="24"/>
+        </w:numPr>
+        <w:spacing w:before="0" w:beforeAutospacing="0" w:after="0" w:afterAutospacing="0" w:line="340" w:lineRule="atLeast"/>
+        <w:rPr>
+          <w:rFonts w:ascii="Arial" w:eastAsiaTheme="minorEastAsia" w:hAnsi="Arial" w:cs="Arial"/>
+          <w:color w:val="000000"/>
+          <w:sz w:val="22"/>
+          <w:szCs w:val="22"/>
+          <w:lang w:val="en-US" w:eastAsia="zh-CN"/>
+        </w:rPr>
+      </w:pPr>
+      <w:r>
+        <w:rPr>
+          <w:rFonts w:ascii="Arial" w:eastAsiaTheme="minorEastAsia" w:hAnsi="Arial" w:cs="Arial"/>
+          <w:color w:val="000000"/>
+          <w:sz w:val="22"/>
+          <w:szCs w:val="22"/>
+          <w:lang w:eastAsia="zh-CN"/>
+        </w:rPr>
+        <w:t>The context units, or memory cells, store the internal state of the network. This state is updated at each time step through interactions with the input gate, forget gate, and output gate.</w:t>
+      </w:r>
+    </w:p>
+    <w:p>
+      <w:pPr>
+        <w:pStyle w:val="NormalWeb"/>
+        <w:numPr>
+          <w:ilvl w:val="0"/>
+          <w:numId w:val="24"/>
+        </w:numPr>
+        <w:spacing w:before="0" w:beforeAutospacing="0" w:after="0" w:afterAutospacing="0" w:line="340" w:lineRule="atLeast"/>
+        <w:rPr>
+          <w:rFonts w:ascii="Arial" w:eastAsiaTheme="minorEastAsia" w:hAnsi="Arial" w:cs="Arial"/>
+          <w:color w:val="000000"/>
+          <w:sz w:val="22"/>
+          <w:szCs w:val="22"/>
+          <w:lang w:val="en-US" w:eastAsia="zh-CN"/>
+        </w:rPr>
+      </w:pPr>
+      <w:r>
+        <w:rPr>
+          <w:rFonts w:ascii="Arial" w:eastAsiaTheme="minorEastAsia" w:hAnsi="Arial" w:cs="Arial"/>
+          <w:color w:val="000000"/>
+          <w:sz w:val="22"/>
+          <w:szCs w:val="22"/>
+          <w:lang w:eastAsia="zh-CN"/>
+        </w:rPr>
+        <w:t xml:space="preserve">The </w:t>
+      </w:r>
+      <w:r>
+        <w:rPr>
+          <w:rFonts w:ascii="Arial" w:eastAsiaTheme="minorEastAsia" w:hAnsi="Arial" w:cs="Arial"/>
+          <w:b/>
+          <w:bCs/>
+          <w:color w:val="000000"/>
+          <w:sz w:val="22"/>
+          <w:szCs w:val="22"/>
+          <w:lang w:eastAsia="zh-CN"/>
+        </w:rPr>
+        <w:t>input gate</w:t>
+      </w:r>
+      <w:r>
+        <w:rPr>
+          <w:rFonts w:ascii="Arial" w:eastAsiaTheme="minorEastAsia" w:hAnsi="Arial" w:cs="Arial"/>
+          <w:color w:val="000000"/>
+          <w:sz w:val="22"/>
+          <w:szCs w:val="22"/>
+          <w:lang w:eastAsia="zh-CN"/>
+        </w:rPr>
+        <w:t xml:space="preserve"> decides what new information to store in the memory cell.</w:t>
+      </w:r>
+    </w:p>
+    <w:p>
+      <w:pPr>
+        <w:pStyle w:val="NormalWeb"/>
+        <w:numPr>
+          <w:ilvl w:val="0"/>
+          <w:numId w:val="24"/>
+        </w:numPr>
+        <w:spacing w:before="0" w:beforeAutospacing="0" w:after="0" w:afterAutospacing="0" w:line="340" w:lineRule="atLeast"/>
+        <w:rPr>
+          <w:rFonts w:ascii="Arial" w:eastAsiaTheme="minorEastAsia" w:hAnsi="Arial" w:cs="Arial"/>
+          <w:color w:val="000000"/>
+          <w:sz w:val="22"/>
+          <w:szCs w:val="22"/>
+          <w:lang w:val="en-US" w:eastAsia="zh-CN"/>
+        </w:rPr>
+      </w:pPr>
+      <w:r>
+        <w:rPr>
+          <w:rFonts w:ascii="Arial" w:eastAsiaTheme="minorEastAsia" w:hAnsi="Arial" w:cs="Arial"/>
+          <w:color w:val="000000"/>
+          <w:sz w:val="22"/>
+          <w:szCs w:val="22"/>
+          <w:lang w:eastAsia="zh-CN"/>
+        </w:rPr>
+        <w:t xml:space="preserve">The </w:t>
+      </w:r>
+      <w:r>
+        <w:rPr>
+          <w:rFonts w:ascii="Arial" w:eastAsiaTheme="minorEastAsia" w:hAnsi="Arial" w:cs="Arial"/>
+          <w:b/>
+          <w:bCs/>
+          <w:color w:val="000000"/>
+          <w:sz w:val="22"/>
+          <w:szCs w:val="22"/>
+          <w:lang w:eastAsia="zh-CN"/>
+        </w:rPr>
+        <w:t>forget gate</w:t>
+      </w:r>
+      <w:r>
+        <w:rPr>
+          <w:rFonts w:ascii="Arial" w:eastAsiaTheme="minorEastAsia" w:hAnsi="Arial" w:cs="Arial"/>
+          <w:color w:val="000000"/>
+          <w:sz w:val="22"/>
+          <w:szCs w:val="22"/>
+          <w:lang w:eastAsia="zh-CN"/>
+        </w:rPr>
+        <w:t xml:space="preserve"> controls how much of the existing memory should be kept or discarded.</w:t>
+      </w:r>
+    </w:p>
+    <w:p>
+      <w:pPr>
+        <w:pStyle w:val="NormalWeb"/>
+        <w:numPr>
+          <w:ilvl w:val="0"/>
+          <w:numId w:val="24"/>
+        </w:numPr>
+        <w:spacing w:before="0" w:beforeAutospacing="0" w:after="0" w:afterAutospacing="0" w:line="340" w:lineRule="atLeast"/>
+        <w:rPr>
+          <w:rFonts w:ascii="Arial" w:eastAsiaTheme="minorEastAsia" w:hAnsi="Arial" w:cs="Arial"/>
+          <w:color w:val="000000"/>
+          <w:sz w:val="22"/>
+          <w:szCs w:val="22"/>
+          <w:lang w:val="en-US" w:eastAsia="zh-CN"/>
+        </w:rPr>
+      </w:pPr>
+      <w:r>
+        <w:rPr>
+          <w:rFonts w:ascii="Arial" w:eastAsiaTheme="minorEastAsia" w:hAnsi="Arial" w:cs="Arial"/>
+          <w:color w:val="000000"/>
+          <w:sz w:val="22"/>
+          <w:szCs w:val="22"/>
+          <w:lang w:eastAsia="zh-CN"/>
+        </w:rPr>
+        <w:t xml:space="preserve">The </w:t>
+      </w:r>
+      <w:r>
+        <w:rPr>
+          <w:rFonts w:ascii="Arial" w:eastAsiaTheme="minorEastAsia" w:hAnsi="Arial" w:cs="Arial"/>
+          <w:b/>
+          <w:bCs/>
+          <w:color w:val="000000"/>
+          <w:sz w:val="22"/>
+          <w:szCs w:val="22"/>
+          <w:lang w:eastAsia="zh-CN"/>
+        </w:rPr>
+        <w:t>output gate</w:t>
+      </w:r>
+      <w:r>
+        <w:rPr>
+          <w:rFonts w:ascii="Arial" w:eastAsiaTheme="minorEastAsia" w:hAnsi="Arial" w:cs="Arial"/>
+          <w:color w:val="000000"/>
+          <w:sz w:val="22"/>
+          <w:szCs w:val="22"/>
+          <w:lang w:eastAsia="zh-CN"/>
+        </w:rPr>
+        <w:t xml:space="preserve"> determines how much of the memory cell content should be passed to the hidden state and used to make predictions at that </w:t>
+      </w:r>
+      <w:proofErr w:type="gramStart"/>
+      <w:r>
+        <w:rPr>
+          <w:rFonts w:ascii="Arial" w:eastAsiaTheme="minorEastAsia" w:hAnsi="Arial" w:cs="Arial"/>
+          <w:color w:val="000000"/>
+          <w:sz w:val="22"/>
+          <w:szCs w:val="22"/>
+          <w:lang w:eastAsia="zh-CN"/>
+        </w:rPr>
+        <w:t>particular time</w:t>
+      </w:r>
+      <w:proofErr w:type="gramEnd"/>
+      <w:r>
+        <w:rPr>
+          <w:rFonts w:ascii="Arial" w:eastAsiaTheme="minorEastAsia" w:hAnsi="Arial" w:cs="Arial"/>
+          <w:color w:val="000000"/>
+          <w:sz w:val="22"/>
+          <w:szCs w:val="22"/>
+          <w:lang w:eastAsia="zh-CN"/>
+        </w:rPr>
+        <w:t xml:space="preserve"> step.</w:t>
+      </w:r>
+    </w:p>
+    <w:p>
+      <w:pPr>
+        <w:pStyle w:val="NormalWeb"/>
+        <w:spacing w:before="0" w:beforeAutospacing="0" w:after="0" w:afterAutospacing="0" w:line="340" w:lineRule="atLeast"/>
+        <w:ind w:leftChars="300" w:left="720"/>
+        <w:rPr>
+          <w:rFonts w:ascii="Arial" w:eastAsiaTheme="minorEastAsia" w:hAnsi="Arial" w:cs="Arial"/>
+          <w:color w:val="000000"/>
+          <w:sz w:val="22"/>
+          <w:szCs w:val="22"/>
+          <w:lang w:val="en-US" w:eastAsia="zh-CN"/>
+        </w:rPr>
+      </w:pPr>
+      <w:r>
+        <w:rPr>
+          <w:rFonts w:ascii="Arial" w:eastAsiaTheme="minorEastAsia" w:hAnsi="Arial" w:cs="Arial"/>
+          <w:b/>
+          <w:bCs/>
+          <w:color w:val="000000"/>
+          <w:sz w:val="22"/>
+          <w:szCs w:val="22"/>
+          <w:lang w:eastAsia="zh-CN"/>
+        </w:rPr>
+        <w:t>Dynamics of the Hidden Units</w:t>
+      </w:r>
+      <w:r>
+        <w:rPr>
+          <w:rFonts w:ascii="Arial" w:eastAsiaTheme="minorEastAsia" w:hAnsi="Arial" w:cs="Arial"/>
+          <w:color w:val="000000"/>
+          <w:sz w:val="22"/>
+          <w:szCs w:val="22"/>
+          <w:lang w:eastAsia="zh-CN"/>
+        </w:rPr>
+        <w:t>:</w:t>
+      </w:r>
+    </w:p>
+    <w:p>
+      <w:pPr>
+        <w:pStyle w:val="NormalWeb"/>
+        <w:spacing w:before="0" w:beforeAutospacing="0" w:after="0" w:afterAutospacing="0" w:line="340" w:lineRule="atLeast"/>
+        <w:ind w:leftChars="400" w:left="960"/>
+        <w:rPr>
+          <w:rFonts w:ascii="Arial" w:eastAsiaTheme="minorEastAsia" w:hAnsi="Arial" w:cs="Arial" w:hint="eastAsia"/>
+          <w:color w:val="000000"/>
+          <w:sz w:val="22"/>
+          <w:szCs w:val="22"/>
+          <w:lang w:val="en-US" w:eastAsia="zh-CN"/>
+        </w:rPr>
+      </w:pPr>
+      <w:r>
+        <w:rPr>
+          <w:rFonts w:ascii="Arial" w:eastAsiaTheme="minorEastAsia" w:hAnsi="Arial" w:cs="Arial"/>
+          <w:color w:val="000000"/>
+          <w:sz w:val="22"/>
+          <w:szCs w:val="22"/>
+          <w:lang w:val="en-US" w:eastAsia="zh-CN"/>
+        </w:rPr>
+        <w:t xml:space="preserve">The </w:t>
+      </w:r>
+      <w:r>
+        <w:rPr>
+          <w:rFonts w:ascii="Arial" w:eastAsiaTheme="minorEastAsia" w:hAnsi="Arial" w:cs="Arial"/>
+          <w:b/>
+          <w:bCs/>
+          <w:color w:val="000000"/>
+          <w:sz w:val="22"/>
+          <w:szCs w:val="22"/>
+          <w:lang w:val="en-US" w:eastAsia="zh-CN"/>
+        </w:rPr>
+        <w:t xml:space="preserve">hidden units </w:t>
+      </w:r>
+      <w:r>
+        <w:rPr>
+          <w:rFonts w:ascii="Arial" w:eastAsiaTheme="minorEastAsia" w:hAnsi="Arial" w:cs="Arial"/>
+          <w:color w:val="000000"/>
+          <w:sz w:val="22"/>
+          <w:szCs w:val="22"/>
+          <w:lang w:val="en-US" w:eastAsia="zh-CN"/>
+        </w:rPr>
+        <w:t>provide the immediate output of the LSTM at each time step. Their activations depend on both the current input and the internal context, allowing them to handle the prediction of each symbol in the sequence.</w:t>
+      </w:r>
+      <w:r>
+        <w:rPr>
+          <w:rFonts w:ascii="Arial" w:eastAsiaTheme="minorEastAsia" w:hAnsi="Arial" w:cs="Arial" w:hint="eastAsia"/>
+          <w:color w:val="000000"/>
+          <w:sz w:val="22"/>
+          <w:szCs w:val="22"/>
+          <w:lang w:val="en-US" w:eastAsia="zh-CN"/>
+        </w:rPr>
+        <w:t xml:space="preserve"> Also, through annotated image and the context units </w:t>
+      </w:r>
+      <w:proofErr w:type="gramStart"/>
+      <w:r>
+        <w:rPr>
+          <w:rFonts w:ascii="Arial" w:eastAsiaTheme="minorEastAsia" w:hAnsi="Arial" w:cs="Arial" w:hint="eastAsia"/>
+          <w:color w:val="000000"/>
+          <w:sz w:val="22"/>
+          <w:szCs w:val="22"/>
+          <w:lang w:val="en-US" w:eastAsia="zh-CN"/>
+        </w:rPr>
+        <w:t>images ,we</w:t>
+      </w:r>
+      <w:proofErr w:type="gramEnd"/>
+      <w:r>
+        <w:rPr>
+          <w:rFonts w:ascii="Arial" w:eastAsiaTheme="minorEastAsia" w:hAnsi="Arial" w:cs="Arial" w:hint="eastAsia"/>
+          <w:color w:val="000000"/>
+          <w:sz w:val="22"/>
+          <w:szCs w:val="22"/>
+          <w:lang w:val="en-US" w:eastAsia="zh-CN"/>
+        </w:rPr>
+        <w:t xml:space="preserve"> can </w:t>
+      </w:r>
+      <w:r>
+        <w:rPr>
+          <w:rFonts w:ascii="Arial" w:eastAsiaTheme="minorEastAsia" w:hAnsi="Arial" w:cs="Arial"/>
+          <w:color w:val="000000"/>
+          <w:sz w:val="22"/>
+          <w:szCs w:val="22"/>
+          <w:lang w:val="en-US" w:eastAsia="zh-CN"/>
+        </w:rPr>
+        <w:t>analyze</w:t>
+      </w:r>
+      <w:r>
+        <w:rPr>
+          <w:rFonts w:ascii="Arial" w:eastAsiaTheme="minorEastAsia" w:hAnsi="Arial" w:cs="Arial" w:hint="eastAsia"/>
+          <w:color w:val="000000"/>
+          <w:sz w:val="22"/>
+          <w:szCs w:val="22"/>
+          <w:lang w:val="en-US" w:eastAsia="zh-CN"/>
+        </w:rPr>
+        <w:t xml:space="preserve"> the prediction task.</w:t>
+      </w:r>
+    </w:p>
+    <w:p>
+      <w:pPr>
+        <w:pStyle w:val="NormalWeb"/>
+        <w:numPr>
+          <w:ilvl w:val="0"/>
+          <w:numId w:val="22"/>
+        </w:numPr>
+        <w:tabs>
+          <w:tab w:val="clear" w:pos="720"/>
+          <w:tab w:val="num" w:pos="960"/>
+        </w:tabs>
+        <w:spacing w:before="0" w:beforeAutospacing="0" w:after="0" w:afterAutospacing="0" w:line="340" w:lineRule="atLeast"/>
+        <w:ind w:leftChars="400" w:left="1320"/>
+        <w:rPr>
+          <w:rFonts w:ascii="Arial" w:eastAsiaTheme="minorEastAsia" w:hAnsi="Arial" w:cs="Arial"/>
+          <w:color w:val="000000"/>
+          <w:sz w:val="22"/>
+          <w:szCs w:val="22"/>
+          <w:lang w:val="en-US" w:eastAsia="zh-CN"/>
+        </w:rPr>
+      </w:pPr>
+      <w:r>
+        <w:rPr>
+          <w:rFonts w:ascii="Arial" w:eastAsiaTheme="minorEastAsia" w:hAnsi="Arial" w:cs="Arial"/>
+          <w:b/>
+          <w:bCs/>
+          <w:color w:val="000000"/>
+          <w:sz w:val="22"/>
+          <w:szCs w:val="22"/>
+          <w:lang w:eastAsia="zh-CN"/>
+        </w:rPr>
+        <w:t xml:space="preserve">Processing A’s: </w:t>
+      </w:r>
+      <w:r>
+        <w:rPr>
+          <w:rFonts w:ascii="Arial" w:eastAsiaTheme="minorEastAsia" w:hAnsi="Arial" w:cs="Arial"/>
+          <w:color w:val="000000"/>
+          <w:sz w:val="22"/>
+          <w:szCs w:val="22"/>
+          <w:lang w:eastAsia="zh-CN"/>
+        </w:rPr>
+        <w:t>As the LSTM processes A’s, the context units update to store the count of A’s seen so far. The hidden unit activations shift to reflect this, predicting the next character based on the updated memory.</w:t>
+      </w:r>
+    </w:p>
+    <w:p>
+      <w:pPr>
+        <w:pStyle w:val="NormalWeb"/>
+        <w:numPr>
+          <w:ilvl w:val="0"/>
+          <w:numId w:val="22"/>
+        </w:numPr>
+        <w:tabs>
+          <w:tab w:val="clear" w:pos="720"/>
+          <w:tab w:val="num" w:pos="960"/>
+        </w:tabs>
+        <w:spacing w:before="0" w:beforeAutospacing="0" w:after="0" w:afterAutospacing="0" w:line="340" w:lineRule="atLeast"/>
+        <w:ind w:leftChars="400" w:left="1320"/>
+        <w:rPr>
+          <w:rFonts w:ascii="Arial" w:eastAsiaTheme="minorEastAsia" w:hAnsi="Arial" w:cs="Arial"/>
+          <w:color w:val="000000"/>
+          <w:sz w:val="22"/>
+          <w:szCs w:val="22"/>
+          <w:lang w:val="en-US" w:eastAsia="zh-CN"/>
+        </w:rPr>
+      </w:pPr>
+      <w:r>
+        <w:rPr>
+          <w:rFonts w:ascii="Arial" w:eastAsiaTheme="minorEastAsia" w:hAnsi="Arial" w:cs="Arial"/>
+          <w:b/>
+          <w:bCs/>
+          <w:color w:val="000000"/>
+          <w:sz w:val="22"/>
+          <w:szCs w:val="22"/>
+          <w:lang w:val="en-US" w:eastAsia="zh-CN"/>
+        </w:rPr>
+        <w:t>Handling</w:t>
+      </w:r>
+      <w:r>
+        <w:rPr>
+          <w:rFonts w:ascii="Arial" w:eastAsiaTheme="minorEastAsia" w:hAnsi="Arial" w:cs="Arial"/>
+          <w:color w:val="000000"/>
+          <w:sz w:val="22"/>
+          <w:szCs w:val="22"/>
+          <w:lang w:val="en-US" w:eastAsia="zh-CN"/>
+        </w:rPr>
+        <w:t xml:space="preserve"> </w:t>
+      </w:r>
+      <w:r>
+        <w:rPr>
+          <w:rFonts w:ascii="Arial" w:eastAsiaTheme="minorEastAsia" w:hAnsi="Arial" w:cs="Arial"/>
+          <w:b/>
+          <w:bCs/>
+          <w:color w:val="000000"/>
+          <w:sz w:val="22"/>
+          <w:szCs w:val="22"/>
+          <w:lang w:eastAsia="zh-CN"/>
+        </w:rPr>
+        <w:t>B’s and C’s</w:t>
+      </w:r>
+      <w:r>
+        <w:rPr>
+          <w:rFonts w:ascii="Arial" w:eastAsiaTheme="minorEastAsia" w:hAnsi="Arial" w:cs="Arial"/>
+          <w:color w:val="000000"/>
+          <w:sz w:val="22"/>
+          <w:szCs w:val="22"/>
+          <w:lang w:eastAsia="zh-CN"/>
+        </w:rPr>
+        <w:t xml:space="preserve">: Once the first B is encountered, the context units store the count of A’s, enabling the LSTM to predict exactly 2n B’s. After predicting the B’s, the context units transition to handle the C’s, ensuring that the correct 3n </w:t>
+      </w:r>
+      <w:proofErr w:type="gramStart"/>
+      <w:r>
+        <w:rPr>
+          <w:rFonts w:ascii="Arial" w:eastAsiaTheme="minorEastAsia" w:hAnsi="Arial" w:cs="Arial"/>
+          <w:color w:val="000000"/>
+          <w:sz w:val="22"/>
+          <w:szCs w:val="22"/>
+          <w:lang w:eastAsia="zh-CN"/>
+        </w:rPr>
+        <w:t>C’s</w:t>
+      </w:r>
+      <w:proofErr w:type="gramEnd"/>
+      <w:r>
+        <w:rPr>
+          <w:rFonts w:ascii="Arial" w:eastAsiaTheme="minorEastAsia" w:hAnsi="Arial" w:cs="Arial"/>
+          <w:color w:val="000000"/>
+          <w:sz w:val="22"/>
+          <w:szCs w:val="22"/>
+          <w:lang w:eastAsia="zh-CN"/>
+        </w:rPr>
+        <w:t xml:space="preserve"> are predicted. The hidden units track these transitions, reflecting the shift from handling </w:t>
+      </w:r>
+      <w:proofErr w:type="gramStart"/>
+      <w:r>
+        <w:rPr>
+          <w:rFonts w:ascii="Arial" w:eastAsiaTheme="minorEastAsia" w:hAnsi="Arial" w:cs="Arial"/>
+          <w:color w:val="000000"/>
+          <w:sz w:val="22"/>
+          <w:szCs w:val="22"/>
+          <w:lang w:eastAsia="zh-CN"/>
+        </w:rPr>
+        <w:t>A’s</w:t>
+      </w:r>
+      <w:proofErr w:type="gramEnd"/>
+      <w:r>
+        <w:rPr>
+          <w:rFonts w:ascii="Arial" w:eastAsiaTheme="minorEastAsia" w:hAnsi="Arial" w:cs="Arial"/>
+          <w:color w:val="000000"/>
+          <w:sz w:val="22"/>
+          <w:szCs w:val="22"/>
+          <w:lang w:eastAsia="zh-CN"/>
+        </w:rPr>
+        <w:t xml:space="preserve"> to B’s, and finally to C’s, ensuring the correct sequence is followed.</w:t>
+      </w:r>
+      <w:r>
+        <w:rPr>
+          <w:rFonts w:ascii="Arial" w:eastAsiaTheme="minorEastAsia" w:hAnsi="Arial" w:cs="Arial"/>
+          <w:color w:val="000000"/>
+          <w:sz w:val="22"/>
+          <w:szCs w:val="22"/>
+          <w:lang w:val="en-US" w:eastAsia="zh-CN"/>
+        </w:rPr>
+        <w:tab/>
+      </w:r>
+    </w:p>
+    <w:p>
+      <w:pPr>
+        <w:pStyle w:val="NormalWeb"/>
+        <w:spacing w:before="0" w:beforeAutospacing="0" w:after="0" w:afterAutospacing="0" w:line="340" w:lineRule="atLeast"/>
+        <w:ind w:leftChars="300" w:left="720"/>
+        <w:rPr>
+          <w:rFonts w:ascii="Arial" w:eastAsiaTheme="minorEastAsia" w:hAnsi="Arial" w:cs="Arial" w:hint="eastAsia"/>
+          <w:color w:val="000000"/>
+          <w:sz w:val="22"/>
+          <w:szCs w:val="22"/>
+          <w:lang w:val="en-US" w:eastAsia="zh-CN"/>
+        </w:rPr>
+      </w:pPr>
+    </w:p>
+    <w:p>
+      <w:pPr>
+        <w:pStyle w:val="NormalWeb"/>
+        <w:spacing w:before="0" w:beforeAutospacing="0" w:after="0" w:afterAutospacing="0" w:line="340" w:lineRule="atLeast"/>
+        <w:ind w:firstLineChars="400" w:firstLine="880"/>
+        <w:rPr>
+          <w:rFonts w:ascii="Arial" w:eastAsiaTheme="minorEastAsia" w:hAnsi="Arial" w:cs="Arial" w:hint="eastAsia"/>
+          <w:b/>
+          <w:bCs/>
+          <w:color w:val="000000"/>
+          <w:sz w:val="22"/>
+          <w:szCs w:val="22"/>
+          <w:lang w:val="en-US" w:eastAsia="zh-CN"/>
+        </w:rPr>
+      </w:pPr>
     </w:p>
     <w:sectPr>
       <w:pgSz w:w="11906" w:h="16838"/>
@@ -13501,6 +18716,121 @@
     </w:lvl>
   </w:abstractNum>
   <w:abstractNum w:abstractNumId="12" w15:restartNumberingAfterBreak="0">
+    <w:nsid w:val="297646FA"/>
+    <w:multiLevelType w:val="hybridMultilevel"/>
+    <w:tmpl w:val="A71A0698"/>
+    <w:lvl w:ilvl="0" w:tplc="48BCB9B0">
+      <w:start w:val="1"/>
+      <w:numFmt w:val="bullet"/>
+      <w:lvlText w:val=""/>
+      <w:lvlJc w:val="left"/>
+      <w:pPr>
+        <w:ind w:left="1160" w:hanging="440"/>
+      </w:pPr>
+      <w:rPr>
+        <w:rFonts w:ascii="Wingdings" w:hAnsi="Wingdings" w:hint="default"/>
+        <w:sz w:val="15"/>
+        <w:szCs w:val="15"/>
+      </w:rPr>
+    </w:lvl>
+    <w:lvl w:ilvl="1" w:tplc="04090003" w:tentative="1">
+      <w:start w:val="1"/>
+      <w:numFmt w:val="bullet"/>
+      <w:lvlText w:val=""/>
+      <w:lvlJc w:val="left"/>
+      <w:pPr>
+        <w:ind w:left="1600" w:hanging="440"/>
+      </w:pPr>
+      <w:rPr>
+        <w:rFonts w:ascii="Wingdings" w:hAnsi="Wingdings" w:hint="default"/>
+      </w:rPr>
+    </w:lvl>
+    <w:lvl w:ilvl="2" w:tplc="04090005" w:tentative="1">
+      <w:start w:val="1"/>
+      <w:numFmt w:val="bullet"/>
+      <w:lvlText w:val=""/>
+      <w:lvlJc w:val="left"/>
+      <w:pPr>
+        <w:ind w:left="2040" w:hanging="440"/>
+      </w:pPr>
+      <w:rPr>
+        <w:rFonts w:ascii="Wingdings" w:hAnsi="Wingdings" w:hint="default"/>
+      </w:rPr>
+    </w:lvl>
+    <w:lvl w:ilvl="3" w:tplc="04090001" w:tentative="1">
+      <w:start w:val="1"/>
+      <w:numFmt w:val="bullet"/>
+      <w:lvlText w:val=""/>
+      <w:lvlJc w:val="left"/>
+      <w:pPr>
+        <w:ind w:left="2480" w:hanging="440"/>
+      </w:pPr>
+      <w:rPr>
+        <w:rFonts w:ascii="Wingdings" w:hAnsi="Wingdings" w:hint="default"/>
+      </w:rPr>
+    </w:lvl>
+    <w:lvl w:ilvl="4" w:tplc="04090003" w:tentative="1">
+      <w:start w:val="1"/>
+      <w:numFmt w:val="bullet"/>
+      <w:lvlText w:val=""/>
+      <w:lvlJc w:val="left"/>
+      <w:pPr>
+        <w:ind w:left="2920" w:hanging="440"/>
+      </w:pPr>
+      <w:rPr>
+        <w:rFonts w:ascii="Wingdings" w:hAnsi="Wingdings" w:hint="default"/>
+      </w:rPr>
+    </w:lvl>
+    <w:lvl w:ilvl="5" w:tplc="04090005" w:tentative="1">
+      <w:start w:val="1"/>
+      <w:numFmt w:val="bullet"/>
+      <w:lvlText w:val=""/>
+      <w:lvlJc w:val="left"/>
+      <w:pPr>
+        <w:ind w:left="3360" w:hanging="440"/>
+      </w:pPr>
+      <w:rPr>
+        <w:rFonts w:ascii="Wingdings" w:hAnsi="Wingdings" w:hint="default"/>
+      </w:rPr>
+    </w:lvl>
+    <w:lvl w:ilvl="6" w:tplc="04090001" w:tentative="1">
+      <w:start w:val="1"/>
+      <w:numFmt w:val="bullet"/>
+      <w:lvlText w:val=""/>
+      <w:lvlJc w:val="left"/>
+      <w:pPr>
+        <w:ind w:left="3800" w:hanging="440"/>
+      </w:pPr>
+      <w:rPr>
+        <w:rFonts w:ascii="Wingdings" w:hAnsi="Wingdings" w:hint="default"/>
+      </w:rPr>
+    </w:lvl>
+    <w:lvl w:ilvl="7" w:tplc="04090003" w:tentative="1">
+      <w:start w:val="1"/>
+      <w:numFmt w:val="bullet"/>
+      <w:lvlText w:val=""/>
+      <w:lvlJc w:val="left"/>
+      <w:pPr>
+        <w:ind w:left="4240" w:hanging="440"/>
+      </w:pPr>
+      <w:rPr>
+        <w:rFonts w:ascii="Wingdings" w:hAnsi="Wingdings" w:hint="default"/>
+      </w:rPr>
+    </w:lvl>
+    <w:lvl w:ilvl="8" w:tplc="04090005" w:tentative="1">
+      <w:start w:val="1"/>
+      <w:numFmt w:val="bullet"/>
+      <w:lvlText w:val=""/>
+      <w:lvlJc w:val="left"/>
+      <w:pPr>
+        <w:ind w:left="4680" w:hanging="440"/>
+      </w:pPr>
+      <w:rPr>
+        <w:rFonts w:ascii="Wingdings" w:hAnsi="Wingdings" w:hint="default"/>
+      </w:rPr>
+    </w:lvl>
+  </w:abstractNum>
+  <w:abstractNum w:abstractNumId="13" w15:restartNumberingAfterBreak="0">
     <w:nsid w:val="2D65E45D"/>
     <w:multiLevelType w:val="singleLevel"/>
     <w:tmpl w:val="2D65E45D"/>
@@ -13522,7 +18852,7 @@
       </w:rPr>
     </w:lvl>
   </w:abstractNum>
-  <w:abstractNum w:abstractNumId="13" w15:restartNumberingAfterBreak="0">
+  <w:abstractNum w:abstractNumId="14" w15:restartNumberingAfterBreak="0">
     <w:nsid w:val="3341B7FA"/>
     <w:multiLevelType w:val="multilevel"/>
     <w:tmpl w:val="3341B7FA"/>
@@ -13671,7 +19001,7 @@
       </w:rPr>
     </w:lvl>
   </w:abstractNum>
-  <w:abstractNum w:abstractNumId="14" w15:restartNumberingAfterBreak="0">
+  <w:abstractNum w:abstractNumId="15" w15:restartNumberingAfterBreak="0">
     <w:nsid w:val="3707099D"/>
     <w:multiLevelType w:val="multilevel"/>
     <w:tmpl w:val="3707099D"/>
@@ -13821,7 +19151,120 @@
       </w:rPr>
     </w:lvl>
   </w:abstractNum>
-  <w:abstractNum w:abstractNumId="15" w15:restartNumberingAfterBreak="0">
+  <w:abstractNum w:abstractNumId="16" w15:restartNumberingAfterBreak="0">
+    <w:nsid w:val="37462B80"/>
+    <w:multiLevelType w:val="hybridMultilevel"/>
+    <w:tmpl w:val="2F485DFA"/>
+    <w:lvl w:ilvl="0" w:tplc="04090001">
+      <w:start w:val="1"/>
+      <w:numFmt w:val="bullet"/>
+      <w:lvlText w:val=""/>
+      <w:lvlJc w:val="left"/>
+      <w:pPr>
+        <w:ind w:left="1160" w:hanging="440"/>
+      </w:pPr>
+      <w:rPr>
+        <w:rFonts w:ascii="Wingdings" w:hAnsi="Wingdings" w:hint="default"/>
+      </w:rPr>
+    </w:lvl>
+    <w:lvl w:ilvl="1" w:tplc="04090003" w:tentative="1">
+      <w:start w:val="1"/>
+      <w:numFmt w:val="bullet"/>
+      <w:lvlText w:val=""/>
+      <w:lvlJc w:val="left"/>
+      <w:pPr>
+        <w:ind w:left="1600" w:hanging="440"/>
+      </w:pPr>
+      <w:rPr>
+        <w:rFonts w:ascii="Wingdings" w:hAnsi="Wingdings" w:hint="default"/>
+      </w:rPr>
+    </w:lvl>
+    <w:lvl w:ilvl="2" w:tplc="04090005" w:tentative="1">
+      <w:start w:val="1"/>
+      <w:numFmt w:val="bullet"/>
+      <w:lvlText w:val=""/>
+      <w:lvlJc w:val="left"/>
+      <w:pPr>
+        <w:ind w:left="2040" w:hanging="440"/>
+      </w:pPr>
+      <w:rPr>
+        <w:rFonts w:ascii="Wingdings" w:hAnsi="Wingdings" w:hint="default"/>
+      </w:rPr>
+    </w:lvl>
+    <w:lvl w:ilvl="3" w:tplc="04090001" w:tentative="1">
+      <w:start w:val="1"/>
+      <w:numFmt w:val="bullet"/>
+      <w:lvlText w:val=""/>
+      <w:lvlJc w:val="left"/>
+      <w:pPr>
+        <w:ind w:left="2480" w:hanging="440"/>
+      </w:pPr>
+      <w:rPr>
+        <w:rFonts w:ascii="Wingdings" w:hAnsi="Wingdings" w:hint="default"/>
+      </w:rPr>
+    </w:lvl>
+    <w:lvl w:ilvl="4" w:tplc="04090003" w:tentative="1">
+      <w:start w:val="1"/>
+      <w:numFmt w:val="bullet"/>
+      <w:lvlText w:val=""/>
+      <w:lvlJc w:val="left"/>
+      <w:pPr>
+        <w:ind w:left="2920" w:hanging="440"/>
+      </w:pPr>
+      <w:rPr>
+        <w:rFonts w:ascii="Wingdings" w:hAnsi="Wingdings" w:hint="default"/>
+      </w:rPr>
+    </w:lvl>
+    <w:lvl w:ilvl="5" w:tplc="04090005" w:tentative="1">
+      <w:start w:val="1"/>
+      <w:numFmt w:val="bullet"/>
+      <w:lvlText w:val=""/>
+      <w:lvlJc w:val="left"/>
+      <w:pPr>
+        <w:ind w:left="3360" w:hanging="440"/>
+      </w:pPr>
+      <w:rPr>
+        <w:rFonts w:ascii="Wingdings" w:hAnsi="Wingdings" w:hint="default"/>
+      </w:rPr>
+    </w:lvl>
+    <w:lvl w:ilvl="6" w:tplc="04090001" w:tentative="1">
+      <w:start w:val="1"/>
+      <w:numFmt w:val="bullet"/>
+      <w:lvlText w:val=""/>
+      <w:lvlJc w:val="left"/>
+      <w:pPr>
+        <w:ind w:left="3800" w:hanging="440"/>
+      </w:pPr>
+      <w:rPr>
+        <w:rFonts w:ascii="Wingdings" w:hAnsi="Wingdings" w:hint="default"/>
+      </w:rPr>
+    </w:lvl>
+    <w:lvl w:ilvl="7" w:tplc="04090003" w:tentative="1">
+      <w:start w:val="1"/>
+      <w:numFmt w:val="bullet"/>
+      <w:lvlText w:val=""/>
+      <w:lvlJc w:val="left"/>
+      <w:pPr>
+        <w:ind w:left="4240" w:hanging="440"/>
+      </w:pPr>
+      <w:rPr>
+        <w:rFonts w:ascii="Wingdings" w:hAnsi="Wingdings" w:hint="default"/>
+      </w:rPr>
+    </w:lvl>
+    <w:lvl w:ilvl="8" w:tplc="04090005" w:tentative="1">
+      <w:start w:val="1"/>
+      <w:numFmt w:val="bullet"/>
+      <w:lvlText w:val=""/>
+      <w:lvlJc w:val="left"/>
+      <w:pPr>
+        <w:ind w:left="4680" w:hanging="440"/>
+      </w:pPr>
+      <w:rPr>
+        <w:rFonts w:ascii="Wingdings" w:hAnsi="Wingdings" w:hint="default"/>
+      </w:rPr>
+    </w:lvl>
+  </w:abstractNum>
+  <w:abstractNum w:abstractNumId="17" w15:restartNumberingAfterBreak="0">
     <w:nsid w:val="3866B4E8"/>
     <w:multiLevelType w:val="multilevel"/>
     <w:tmpl w:val="3866B4E8"/>
@@ -13963,7 +19406,7 @@
       </w:rPr>
     </w:lvl>
   </w:abstractNum>
-  <w:abstractNum w:abstractNumId="16" w15:restartNumberingAfterBreak="0">
+  <w:abstractNum w:abstractNumId="18" w15:restartNumberingAfterBreak="0">
     <w:nsid w:val="3C3A1F3F"/>
     <w:multiLevelType w:val="multilevel"/>
     <w:tmpl w:val="3C3A1F3F"/>
@@ -14112,7 +19555,156 @@
       </w:rPr>
     </w:lvl>
   </w:abstractNum>
-  <w:abstractNum w:abstractNumId="17" w15:restartNumberingAfterBreak="0">
+  <w:abstractNum w:abstractNumId="19" w15:restartNumberingAfterBreak="0">
+    <w:nsid w:val="418C5360"/>
+    <w:multiLevelType w:val="multilevel"/>
+    <w:tmpl w:val="85A6C8E0"/>
+    <w:lvl w:ilvl="0">
+      <w:start w:val="1"/>
+      <w:numFmt w:val="bullet"/>
+      <w:lvlText w:val=""/>
+      <w:lvlJc w:val="left"/>
+      <w:pPr>
+        <w:tabs>
+          <w:tab w:val="num" w:pos="720"/>
+        </w:tabs>
+        <w:ind w:left="720" w:hanging="360"/>
+      </w:pPr>
+      <w:rPr>
+        <w:rFonts w:ascii="Symbol" w:hAnsi="Symbol" w:hint="default"/>
+        <w:sz w:val="20"/>
+      </w:rPr>
+    </w:lvl>
+    <w:lvl w:ilvl="1" w:tentative="1">
+      <w:start w:val="1"/>
+      <w:numFmt w:val="bullet"/>
+      <w:lvlText w:val="o"/>
+      <w:lvlJc w:val="left"/>
+      <w:pPr>
+        <w:tabs>
+          <w:tab w:val="num" w:pos="1440"/>
+        </w:tabs>
+        <w:ind w:left="1440" w:hanging="360"/>
+      </w:pPr>
+      <w:rPr>
+        <w:rFonts w:ascii="Courier New" w:hAnsi="Courier New" w:hint="default"/>
+        <w:sz w:val="20"/>
+      </w:rPr>
+    </w:lvl>
+    <w:lvl w:ilvl="2" w:tentative="1">
+      <w:start w:val="1"/>
+      <w:numFmt w:val="bullet"/>
+      <w:lvlText w:val=""/>
+      <w:lvlJc w:val="left"/>
+      <w:pPr>
+        <w:tabs>
+          <w:tab w:val="num" w:pos="2160"/>
+        </w:tabs>
+        <w:ind w:left="2160" w:hanging="360"/>
+      </w:pPr>
+      <w:rPr>
+        <w:rFonts w:ascii="Wingdings" w:hAnsi="Wingdings" w:hint="default"/>
+        <w:sz w:val="20"/>
+      </w:rPr>
+    </w:lvl>
+    <w:lvl w:ilvl="3" w:tentative="1">
+      <w:start w:val="1"/>
+      <w:numFmt w:val="bullet"/>
+      <w:lvlText w:val=""/>
+      <w:lvlJc w:val="left"/>
+      <w:pPr>
+        <w:tabs>
+          <w:tab w:val="num" w:pos="2880"/>
+        </w:tabs>
+        <w:ind w:left="2880" w:hanging="360"/>
+      </w:pPr>
+      <w:rPr>
+        <w:rFonts w:ascii="Wingdings" w:hAnsi="Wingdings" w:hint="default"/>
+        <w:sz w:val="20"/>
+      </w:rPr>
+    </w:lvl>
+    <w:lvl w:ilvl="4" w:tentative="1">
+      <w:start w:val="1"/>
+      <w:numFmt w:val="bullet"/>
+      <w:lvlText w:val=""/>
+      <w:lvlJc w:val="left"/>
+      <w:pPr>
+        <w:tabs>
+          <w:tab w:val="num" w:pos="3600"/>
+        </w:tabs>
+        <w:ind w:left="3600" w:hanging="360"/>
+      </w:pPr>
+      <w:rPr>
+        <w:rFonts w:ascii="Wingdings" w:hAnsi="Wingdings" w:hint="default"/>
+        <w:sz w:val="20"/>
+      </w:rPr>
+    </w:lvl>
+    <w:lvl w:ilvl="5" w:tentative="1">
+      <w:start w:val="1"/>
+      <w:numFmt w:val="bullet"/>
+      <w:lvlText w:val=""/>
+      <w:lvlJc w:val="left"/>
+      <w:pPr>
+        <w:tabs>
+          <w:tab w:val="num" w:pos="4320"/>
+        </w:tabs>
+        <w:ind w:left="4320" w:hanging="360"/>
+      </w:pPr>
+      <w:rPr>
+        <w:rFonts w:ascii="Wingdings" w:hAnsi="Wingdings" w:hint="default"/>
+        <w:sz w:val="20"/>
+      </w:rPr>
+    </w:lvl>
+    <w:lvl w:ilvl="6" w:tentative="1">
+      <w:start w:val="1"/>
+      <w:numFmt w:val="bullet"/>
+      <w:lvlText w:val=""/>
+      <w:lvlJc w:val="left"/>
+      <w:pPr>
+        <w:tabs>
+          <w:tab w:val="num" w:pos="5040"/>
+        </w:tabs>
+        <w:ind w:left="5040" w:hanging="360"/>
+      </w:pPr>
+      <w:rPr>
+        <w:rFonts w:ascii="Wingdings" w:hAnsi="Wingdings" w:hint="default"/>
+        <w:sz w:val="20"/>
+      </w:rPr>
+    </w:lvl>
+    <w:lvl w:ilvl="7" w:tentative="1">
+      <w:start w:val="1"/>
+      <w:numFmt w:val="bullet"/>
+      <w:lvlText w:val=""/>
+      <w:lvlJc w:val="left"/>
+      <w:pPr>
+        <w:tabs>
+          <w:tab w:val="num" w:pos="5760"/>
+        </w:tabs>
+        <w:ind w:left="5760" w:hanging="360"/>
+      </w:pPr>
+      <w:rPr>
+        <w:rFonts w:ascii="Wingdings" w:hAnsi="Wingdings" w:hint="default"/>
+        <w:sz w:val="20"/>
+      </w:rPr>
+    </w:lvl>
+    <w:lvl w:ilvl="8" w:tentative="1">
+      <w:start w:val="1"/>
+      <w:numFmt w:val="bullet"/>
+      <w:lvlText w:val=""/>
+      <w:lvlJc w:val="left"/>
+      <w:pPr>
+        <w:tabs>
+          <w:tab w:val="num" w:pos="6480"/>
+        </w:tabs>
+        <w:ind w:left="6480" w:hanging="360"/>
+      </w:pPr>
+      <w:rPr>
+        <w:rFonts w:ascii="Wingdings" w:hAnsi="Wingdings" w:hint="default"/>
+        <w:sz w:val="20"/>
+      </w:rPr>
+    </w:lvl>
+  </w:abstractNum>
+  <w:abstractNum w:abstractNumId="20" w15:restartNumberingAfterBreak="0">
     <w:nsid w:val="600865A8"/>
     <w:multiLevelType w:val="multilevel"/>
     <w:tmpl w:val="600865A8"/>
@@ -14201,7 +19793,7 @@
       </w:pPr>
     </w:lvl>
   </w:abstractNum>
-  <w:abstractNum w:abstractNumId="18" w15:restartNumberingAfterBreak="0">
+  <w:abstractNum w:abstractNumId="21" w15:restartNumberingAfterBreak="0">
     <w:nsid w:val="639C7554"/>
     <w:multiLevelType w:val="multilevel"/>
     <w:tmpl w:val="639C7554"/>
@@ -14350,7 +19942,7 @@
       </w:rPr>
     </w:lvl>
   </w:abstractNum>
-  <w:abstractNum w:abstractNumId="19" w15:restartNumberingAfterBreak="0">
+  <w:abstractNum w:abstractNumId="22" w15:restartNumberingAfterBreak="0">
     <w:nsid w:val="7150550E"/>
     <w:multiLevelType w:val="multilevel"/>
     <w:tmpl w:val="7150550E"/>
@@ -14439,6 +20031,155 @@
       </w:pPr>
     </w:lvl>
   </w:abstractNum>
+  <w:abstractNum w:abstractNumId="23" w15:restartNumberingAfterBreak="0">
+    <w:nsid w:val="7EB40336"/>
+    <w:multiLevelType w:val="multilevel"/>
+    <w:tmpl w:val="DCA05F7A"/>
+    <w:lvl w:ilvl="0">
+      <w:start w:val="1"/>
+      <w:numFmt w:val="bullet"/>
+      <w:lvlText w:val=""/>
+      <w:lvlJc w:val="left"/>
+      <w:pPr>
+        <w:tabs>
+          <w:tab w:val="num" w:pos="720"/>
+        </w:tabs>
+        <w:ind w:left="720" w:hanging="360"/>
+      </w:pPr>
+      <w:rPr>
+        <w:rFonts w:ascii="Symbol" w:hAnsi="Symbol" w:hint="default"/>
+        <w:sz w:val="20"/>
+      </w:rPr>
+    </w:lvl>
+    <w:lvl w:ilvl="1">
+      <w:start w:val="1"/>
+      <w:numFmt w:val="bullet"/>
+      <w:lvlText w:val="o"/>
+      <w:lvlJc w:val="left"/>
+      <w:pPr>
+        <w:tabs>
+          <w:tab w:val="num" w:pos="1440"/>
+        </w:tabs>
+        <w:ind w:left="1440" w:hanging="360"/>
+      </w:pPr>
+      <w:rPr>
+        <w:rFonts w:ascii="Courier New" w:hAnsi="Courier New" w:hint="default"/>
+        <w:sz w:val="20"/>
+      </w:rPr>
+    </w:lvl>
+    <w:lvl w:ilvl="2" w:tentative="1">
+      <w:start w:val="1"/>
+      <w:numFmt w:val="bullet"/>
+      <w:lvlText w:val=""/>
+      <w:lvlJc w:val="left"/>
+      <w:pPr>
+        <w:tabs>
+          <w:tab w:val="num" w:pos="2160"/>
+        </w:tabs>
+        <w:ind w:left="2160" w:hanging="360"/>
+      </w:pPr>
+      <w:rPr>
+        <w:rFonts w:ascii="Wingdings" w:hAnsi="Wingdings" w:hint="default"/>
+        <w:sz w:val="20"/>
+      </w:rPr>
+    </w:lvl>
+    <w:lvl w:ilvl="3" w:tentative="1">
+      <w:start w:val="1"/>
+      <w:numFmt w:val="bullet"/>
+      <w:lvlText w:val=""/>
+      <w:lvlJc w:val="left"/>
+      <w:pPr>
+        <w:tabs>
+          <w:tab w:val="num" w:pos="2880"/>
+        </w:tabs>
+        <w:ind w:left="2880" w:hanging="360"/>
+      </w:pPr>
+      <w:rPr>
+        <w:rFonts w:ascii="Wingdings" w:hAnsi="Wingdings" w:hint="default"/>
+        <w:sz w:val="20"/>
+      </w:rPr>
+    </w:lvl>
+    <w:lvl w:ilvl="4" w:tentative="1">
+      <w:start w:val="1"/>
+      <w:numFmt w:val="bullet"/>
+      <w:lvlText w:val=""/>
+      <w:lvlJc w:val="left"/>
+      <w:pPr>
+        <w:tabs>
+          <w:tab w:val="num" w:pos="3600"/>
+        </w:tabs>
+        <w:ind w:left="3600" w:hanging="360"/>
+      </w:pPr>
+      <w:rPr>
+        <w:rFonts w:ascii="Wingdings" w:hAnsi="Wingdings" w:hint="default"/>
+        <w:sz w:val="20"/>
+      </w:rPr>
+    </w:lvl>
+    <w:lvl w:ilvl="5" w:tentative="1">
+      <w:start w:val="1"/>
+      <w:numFmt w:val="bullet"/>
+      <w:lvlText w:val=""/>
+      <w:lvlJc w:val="left"/>
+      <w:pPr>
+        <w:tabs>
+          <w:tab w:val="num" w:pos="4320"/>
+        </w:tabs>
+        <w:ind w:left="4320" w:hanging="360"/>
+      </w:pPr>
+      <w:rPr>
+        <w:rFonts w:ascii="Wingdings" w:hAnsi="Wingdings" w:hint="default"/>
+        <w:sz w:val="20"/>
+      </w:rPr>
+    </w:lvl>
+    <w:lvl w:ilvl="6" w:tentative="1">
+      <w:start w:val="1"/>
+      <w:numFmt w:val="bullet"/>
+      <w:lvlText w:val=""/>
+      <w:lvlJc w:val="left"/>
+      <w:pPr>
+        <w:tabs>
+          <w:tab w:val="num" w:pos="5040"/>
+        </w:tabs>
+        <w:ind w:left="5040" w:hanging="360"/>
+      </w:pPr>
+      <w:rPr>
+        <w:rFonts w:ascii="Wingdings" w:hAnsi="Wingdings" w:hint="default"/>
+        <w:sz w:val="20"/>
+      </w:rPr>
+    </w:lvl>
+    <w:lvl w:ilvl="7" w:tentative="1">
+      <w:start w:val="1"/>
+      <w:numFmt w:val="bullet"/>
+      <w:lvlText w:val=""/>
+      <w:lvlJc w:val="left"/>
+      <w:pPr>
+        <w:tabs>
+          <w:tab w:val="num" w:pos="5760"/>
+        </w:tabs>
+        <w:ind w:left="5760" w:hanging="360"/>
+      </w:pPr>
+      <w:rPr>
+        <w:rFonts w:ascii="Wingdings" w:hAnsi="Wingdings" w:hint="default"/>
+        <w:sz w:val="20"/>
+      </w:rPr>
+    </w:lvl>
+    <w:lvl w:ilvl="8" w:tentative="1">
+      <w:start w:val="1"/>
+      <w:numFmt w:val="bullet"/>
+      <w:lvlText w:val=""/>
+      <w:lvlJc w:val="left"/>
+      <w:pPr>
+        <w:tabs>
+          <w:tab w:val="num" w:pos="6480"/>
+        </w:tabs>
+        <w:ind w:left="6480" w:hanging="360"/>
+      </w:pPr>
+      <w:rPr>
+        <w:rFonts w:ascii="Wingdings" w:hAnsi="Wingdings" w:hint="default"/>
+        <w:sz w:val="20"/>
+      </w:rPr>
+    </w:lvl>
+  </w:abstractNum>
   <w:num w:numId="1" w16cid:durableId="1924490712">
     <w:abstractNumId w:val="9"/>
   </w:num>
@@ -14446,16 +20187,16 @@
     <w:abstractNumId w:val="7"/>
   </w:num>
   <w:num w:numId="3" w16cid:durableId="651758202">
-    <w:abstractNumId w:val="18"/>
+    <w:abstractNumId w:val="21"/>
   </w:num>
   <w:num w:numId="4" w16cid:durableId="371804528">
-    <w:abstractNumId w:val="15"/>
+    <w:abstractNumId w:val="17"/>
   </w:num>
   <w:num w:numId="5" w16cid:durableId="256524337">
     <w:abstractNumId w:val="5"/>
   </w:num>
   <w:num w:numId="6" w16cid:durableId="429787805">
-    <w:abstractNumId w:val="12"/>
+    <w:abstractNumId w:val="13"/>
   </w:num>
   <w:num w:numId="7" w16cid:durableId="1749421186">
     <w:abstractNumId w:val="10"/>
@@ -14467,7 +20208,7 @@
     <w:abstractNumId w:val="1"/>
   </w:num>
   <w:num w:numId="10" w16cid:durableId="1689941041">
-    <w:abstractNumId w:val="14"/>
+    <w:abstractNumId w:val="15"/>
   </w:num>
   <w:num w:numId="11" w16cid:durableId="518400004">
     <w:abstractNumId w:val="3"/>
@@ -14476,13 +20217,13 @@
     <w:abstractNumId w:val="6"/>
   </w:num>
   <w:num w:numId="13" w16cid:durableId="1515345622">
-    <w:abstractNumId w:val="13"/>
+    <w:abstractNumId w:val="14"/>
   </w:num>
   <w:num w:numId="14" w16cid:durableId="1807968809">
-    <w:abstractNumId w:val="17"/>
+    <w:abstractNumId w:val="20"/>
   </w:num>
   <w:num w:numId="15" w16cid:durableId="114369772">
-    <w:abstractNumId w:val="19"/>
+    <w:abstractNumId w:val="22"/>
   </w:num>
   <w:num w:numId="16" w16cid:durableId="722028052">
     <w:abstractNumId w:val="0"/>
@@ -14497,7 +20238,19 @@
     <w:abstractNumId w:val="4"/>
   </w:num>
   <w:num w:numId="20" w16cid:durableId="483546222">
+    <w:abstractNumId w:val="18"/>
+  </w:num>
+  <w:num w:numId="21" w16cid:durableId="1596085750">
+    <w:abstractNumId w:val="19"/>
+  </w:num>
+  <w:num w:numId="22" w16cid:durableId="358093723">
+    <w:abstractNumId w:val="23"/>
+  </w:num>
+  <w:num w:numId="23" w16cid:durableId="739640351">
     <w:abstractNumId w:val="16"/>
+  </w:num>
+  <w:num w:numId="24" w16cid:durableId="901911426">
+    <w:abstractNumId w:val="12"/>
   </w:num>
 </w:numbering>
 </file>
